--- a/analyses/scaling/results/INDIGO_scaling_meeting.docx
+++ b/analyses/scaling/results/INDIGO_scaling_meeting.docx
@@ -22,7 +22,7 @@
         <w:pBdr>
           <w:bottom w:val="single" w:color="c9c9c9" w:sz="8" w:space="8"/>
         </w:pBdr>
-        <w:spacing w:after="200"/>
+        <w:spacing w:after="160"/>
       </w:pPr>
       <w:r>
         <w:rPr>
@@ -30,12 +30,12 @@
           <w:sz w:val="24"/>
           <w:szCs w:val="24"/>
         </w:rPr>
-        <w:t xml:space="preserve">What the 48-run IsoFLOP sweep says, and why the large runs do not fit</w:t>
-      </w:r>
-    </w:p>
-    <w:p>
-      <w:pPr>
-        <w:spacing w:after="240" w:before="0" w:line="276"/>
+        <w:t xml:space="preserve">48-run IsoFLOP sweep, 40M corpus, Porian-corrected</w:t>
+      </w:r>
+    </w:p>
+    <w:p>
+      <w:pPr>
+        <w:spacing w:after="200" w:before="0" w:line="276"/>
       </w:pPr>
       <w:r>
         <w:rPr>
@@ -43,7 +43,7 @@
           <w:sz w:val="21"/>
           <w:szCs w:val="21"/>
         </w:rPr>
-        <w:t xml:space="preserve">Research meeting, 30 September 2026.  Branch </w:t>
+        <w:t xml:space="preserve">Research meeting, 30 September 2026.  Fit artifact: </w:t>
       </w:r>
       <w:r>
         <w:rPr>
@@ -52,7 +52,7 @@
           <w:sz w:val="19"/>
           <w:szCs w:val="19"/>
         </w:rPr>
-        <w:t xml:space="preserve">claude/determined-shannon-e7zsak</w:t>
+        <w:t xml:space="preserve">analyses/scaling/results/isoflop_fit.json</w:t>
       </w:r>
       <w:r>
         <w:rPr>
@@ -60,33 +60,15 @@
           <w:sz w:val="21"/>
           <w:szCs w:val="21"/>
         </w:rPr>
-        <w:t xml:space="preserve">.  Fit artifact: </w:t>
-      </w:r>
-      <w:r>
-        <w:rPr>
-          <w:rFonts w:ascii="Consolas" w:cs="Consolas" w:eastAsia="Consolas" w:hAnsi="Consolas"/>
-          <w:color w:val="1a1a1a"/>
-          <w:sz w:val="19"/>
-          <w:szCs w:val="19"/>
-        </w:rPr>
-        <w:t xml:space="preserve">analyses/scaling/results/isoflop_fit.json</w:t>
-      </w:r>
-      <w:r>
-        <w:rPr>
-          <w:color w:val="5a5a5a"/>
-          <w:sz w:val="21"/>
-          <w:szCs w:val="21"/>
-        </w:rPr>
         <w:t xml:space="preserve">.</w:t>
       </w:r>
     </w:p>
     <w:p>
       <w:pPr>
         <w:pStyle w:val="Heading1"/>
-        <w:spacing w:after="140" w:before="320"/>
-      </w:pPr>
-      <w:r>
-        <w:t xml:space="preserve">1.  The headline</w:t>
+      </w:pPr>
+      <w:r>
+        <w:t xml:space="preserve">1.  Headline</w:t>
       </w:r>
     </w:p>
     <w:p>
@@ -96,7 +78,7 @@
           <w:ilvl w:val="0"/>
           <w:numId w:val="2"/>
         </w:numPr>
-        <w:spacing w:after="90" w:line="276"/>
+        <w:spacing w:after="80" w:line="272"/>
       </w:pPr>
       <w:r>
         <w:rPr>
@@ -106,31 +88,7 @@
           <w:sz w:val="21"/>
           <w:szCs w:val="21"/>
         </w:rPr>
-        <w:t xml:space="preserve">The compute-optimal exponent is not Chinchilla's. </w:t>
-      </w:r>
-      <w:r>
-        <w:rPr>
-          <w:color w:val="1a1a1a"/>
-          <w:sz w:val="21"/>
-          <w:szCs w:val="21"/>
-        </w:rPr>
-        <w:t xml:space="preserve">Fitting N* </w:t>
-      </w:r>
-      <w:r>
-        <w:rPr>
-          <w:color w:val="1a1a1a"/>
-          <w:sz w:val="21"/>
-          <w:szCs w:val="21"/>
-        </w:rPr>
-        <w:t xml:space="preserve">∝</w:t>
-      </w:r>
-      <w:r>
-        <w:rPr>
-          <w:color w:val="1a1a1a"/>
-          <w:sz w:val="21"/>
-          <w:szCs w:val="21"/>
-        </w:rPr>
-        <w:t xml:space="preserve"> C</w:t>
+        <w:t xml:space="preserve">N* ∝ C</w:t>
       </w:r>
       <w:r>
         <w:rPr>
@@ -139,51 +97,32 @@
           <w:szCs w:val="21"/>
           <w:vertAlign w:val="superscript"/>
         </w:rPr>
-        <w:t xml:space="preserve">α</w:t>
-      </w:r>
-      <w:r>
-        <w:rPr>
-          <w:color w:val="1a1a1a"/>
-          <w:sz w:val="21"/>
-          <w:szCs w:val="21"/>
-        </w:rPr>
-        <w:t xml:space="preserve"> over the four rungs that admit a fit gives </w:t>
-      </w:r>
-      <w:r>
-        <w:rPr>
-          <w:b/>
-          <w:bCs/>
-          <w:color w:val="1a1a1a"/>
-          <w:sz w:val="21"/>
-          <w:szCs w:val="21"/>
-        </w:rPr>
-        <w:t xml:space="preserve">α = +0.94</w:t>
-      </w:r>
-      <w:r>
-        <w:rPr>
-          <w:color w:val="1a1a1a"/>
-          <w:sz w:val="21"/>
-          <w:szCs w:val="21"/>
-        </w:rPr>
-        <w:t xml:space="preserve"> on ΔE₀₀ and </w:t>
-      </w:r>
-      <w:r>
-        <w:rPr>
-          <w:b/>
-          <w:bCs/>
-          <w:color w:val="1a1a1a"/>
-          <w:sz w:val="21"/>
-          <w:szCs w:val="21"/>
-        </w:rPr>
-        <w:t xml:space="preserve">+0.83</w:t>
-      </w:r>
-      <w:r>
-        <w:rPr>
-          <w:color w:val="1a1a1a"/>
-          <w:sz w:val="21"/>
-          <w:szCs w:val="21"/>
-        </w:rPr>
-        <w:t xml:space="preserve"> on cross-entropy, against Chinchilla's 0.50. D* is essentially pinned: 4.0 to 7.7 million examples across a 250× span in C. For INDIGO, extra compute goes almost entirely into parameters, not data.</w:t>
+        <w:t xml:space="preserve">0.94</w:t>
+      </w:r>
+      <w:r>
+        <w:rPr>
+          <w:color w:val="1a1a1a"/>
+          <w:sz w:val="21"/>
+          <w:szCs w:val="21"/>
+        </w:rPr>
+        <w:t xml:space="preserve"> on ΔE₀₀, C</w:t>
+      </w:r>
+      <w:r>
+        <w:rPr>
+          <w:color w:val="1a1a1a"/>
+          <w:sz w:val="21"/>
+          <w:szCs w:val="21"/>
+          <w:vertAlign w:val="superscript"/>
+        </w:rPr>
+        <w:t xml:space="preserve">0.83</w:t>
+      </w:r>
+      <w:r>
+        <w:rPr>
+          <w:color w:val="1a1a1a"/>
+          <w:sz w:val="21"/>
+          <w:szCs w:val="21"/>
+        </w:rPr>
+        <w:t xml:space="preserve"> on CE. Chinchilla is 0.50. D* is pinned at 4 to 8 Mex across 250× in C.</w:t>
       </w:r>
     </w:p>
     <w:p>
@@ -193,7 +132,7 @@
           <w:ilvl w:val="0"/>
           <w:numId w:val="2"/>
         </w:numPr>
-        <w:spacing w:after="90" w:line="276"/>
+        <w:spacing w:after="80" w:line="272"/>
       </w:pPr>
       <w:r>
         <w:rPr>
@@ -203,51 +142,15 @@
           <w:sz w:val="21"/>
           <w:szCs w:val="21"/>
         </w:rPr>
-        <w:t xml:space="preserve">There is a budget past which more compute makes the model worse. </w:t>
-      </w:r>
-      <w:r>
-        <w:rPr>
-          <w:color w:val="1a1a1a"/>
-          <w:sz w:val="21"/>
-          <w:szCs w:val="21"/>
-        </w:rPr>
-        <w:t xml:space="preserve">Both metrics bottom at </w:t>
-      </w:r>
-      <w:r>
-        <w:rPr>
-          <w:b/>
-          <w:bCs/>
-          <w:color w:val="1a1a1a"/>
-          <w:sz w:val="21"/>
-          <w:szCs w:val="21"/>
-        </w:rPr>
-        <w:t xml:space="preserve">C = 2.75e15 FLOPs</w:t>
-      </w:r>
-      <w:r>
-        <w:rPr>
-          <w:color w:val="1a1a1a"/>
-          <w:sz w:val="21"/>
-          <w:szCs w:val="21"/>
-        </w:rPr>
-        <w:t xml:space="preserve"> and rise after it. Best pooled ΔE₀₀ at that rung is </w:t>
-      </w:r>
-      <w:r>
-        <w:rPr>
-          <w:b/>
-          <w:bCs/>
-          <w:color w:val="1a1a1a"/>
-          <w:sz w:val="21"/>
-          <w:szCs w:val="21"/>
-        </w:rPr>
-        <w:t xml:space="preserve">10.04</w:t>
-      </w:r>
-      <w:r>
-        <w:rPr>
-          <w:color w:val="1a1a1a"/>
-          <w:sz w:val="21"/>
-          <w:szCs w:val="21"/>
-        </w:rPr>
-        <w:t xml:space="preserve"> (seed-averaged).</w:t>
+        <w:t xml:space="preserve">Both metrics bottom at C = 2.75e15</w:t>
+      </w:r>
+      <w:r>
+        <w:rPr>
+          <w:color w:val="1a1a1a"/>
+          <w:sz w:val="21"/>
+          <w:szCs w:val="21"/>
+        </w:rPr>
+        <w:t xml:space="preserve"> and get worse after it. Best pooled ΔE there: 10.04, seed-averaged.</w:t>
       </w:r>
     </w:p>
     <w:p>
@@ -257,7 +160,7 @@
           <w:ilvl w:val="0"/>
           <w:numId w:val="2"/>
         </w:numPr>
-        <w:spacing w:after="90" w:line="276"/>
+        <w:spacing w:after="80" w:line="272"/>
       </w:pPr>
       <w:r>
         <w:rPr>
@@ -267,15 +170,15 @@
           <w:sz w:val="21"/>
           <w:szCs w:val="21"/>
         </w:rPr>
-        <w:t xml:space="preserve">Cross-entropy is not the well-behaved control. </w:t>
-      </w:r>
-      <w:r>
-        <w:rPr>
-          <w:color w:val="1a1a1a"/>
-          <w:sz w:val="21"/>
-          <w:szCs w:val="21"/>
-        </w:rPr>
-        <w:t xml:space="preserve">Running the identical IsoFLOP procedure on val_loss breaks in the same place, at the same budget. So this is not "ΔE is a strange metric": something about the task itself, or about the setup, caps out.</w:t>
+        <w:t xml:space="preserve">CE is not the well-behaved control.</w:t>
+      </w:r>
+      <w:r>
+        <w:rPr>
+          <w:color w:val="1a1a1a"/>
+          <w:sz w:val="21"/>
+          <w:szCs w:val="21"/>
+        </w:rPr>
+        <w:t xml:space="preserve"> It breaks at the same budget, so this is not a ΔE artefact.</w:t>
       </w:r>
     </w:p>
     <w:p>
@@ -285,7 +188,7 @@
           <w:ilvl w:val="0"/>
           <w:numId w:val="2"/>
         </w:numPr>
-        <w:spacing w:after="90" w:line="276"/>
+        <w:spacing w:after="80" w:line="272"/>
       </w:pPr>
       <w:r>
         <w:rPr>
@@ -295,15 +198,15 @@
           <w:sz w:val="21"/>
           <w:szCs w:val="21"/>
         </w:rPr>
-        <w:t xml:space="preserve">It is not data repetition. </w:t>
-      </w:r>
-      <w:r>
-        <w:rPr>
-          <w:color w:val="1a1a1a"/>
-          <w:sz w:val="21"/>
-          <w:szCs w:val="21"/>
-        </w:rPr>
-        <w:t xml:space="preserve">47 of 48 runs never saw a single example twice; the deepest run reached 1.45 epochs. The old epoch-ceiling theory is dead.</w:t>
+        <w:t xml:space="preserve">Not data repetition.</w:t>
+      </w:r>
+      <w:r>
+        <w:rPr>
+          <w:color w:val="1a1a1a"/>
+          <w:sz w:val="21"/>
+          <w:szCs w:val="21"/>
+        </w:rPr>
+        <w:t xml:space="preserve"> 47 of 48 runs stayed under one epoch.</w:t>
       </w:r>
     </w:p>
     <w:p>
@@ -313,7 +216,7 @@
           <w:ilvl w:val="0"/>
           <w:numId w:val="2"/>
         </w:numPr>
-        <w:spacing w:after="90" w:line="276"/>
+        <w:spacing w:after="80" w:line="272"/>
       </w:pPr>
       <w:r>
         <w:rPr>
@@ -323,28 +226,28 @@
           <w:sz w:val="21"/>
           <w:szCs w:val="21"/>
         </w:rPr>
-        <w:t xml:space="preserve">The one bucket that behaves like a textbook scaling law is low chroma. </w:t>
-      </w:r>
-      <w:r>
-        <w:rPr>
-          <w:color w:val="1a1a1a"/>
-          <w:sz w:val="21"/>
-          <w:szCs w:val="21"/>
-        </w:rPr>
-        <w:t xml:space="preserve">α = 0.648 with a tight CI, β = 0.403, α + β = 1.05. It is the only bucket that fits all six budgets and the only one that survives noise propagation. That is the strongest single clue about where the ceiling comes from.</w:t>
-      </w:r>
-    </w:p>
-    <w:p>
-      <w:pPr>
-        <w:spacing w:after="200" w:before="100" w:line="276"/>
-      </w:pPr>
-      <w:r>
-        <w:rPr>
-          <w:color w:val="1a1a1a"/>
-          <w:sz w:val="21"/>
-          <w:szCs w:val="21"/>
-        </w:rPr>
-        <w:t xml:space="preserve">Read together, my claim for the meeting is: </w:t>
+        <w:t xml:space="preserve">Low chroma is the only clean law</w:t>
+      </w:r>
+      <w:r>
+        <w:rPr>
+          <w:color w:val="1a1a1a"/>
+          <w:sz w:val="21"/>
+          <w:szCs w:val="21"/>
+        </w:rPr>
+        <w:t xml:space="preserve"> (α = 0.65, β = 0.40, α + β ≈ 1). The method works where the problem is solvable.</w:t>
+      </w:r>
+    </w:p>
+    <w:p>
+      <w:pPr>
+        <w:spacing w:after="180" w:before="80" w:line="276"/>
+      </w:pPr>
+      <w:r>
+        <w:rPr>
+          <w:color w:val="1a1a1a"/>
+          <w:sz w:val="21"/>
+          <w:szCs w:val="21"/>
+        </w:rPr>
+        <w:t xml:space="preserve">Working claim: the ceiling is problem-side. Section 5 gives the theory. </w:t>
       </w:r>
       <w:r>
         <w:rPr>
@@ -354,206 +257,28 @@
           <w:sz w:val="21"/>
           <w:szCs w:val="21"/>
         </w:rPr>
-        <w:t xml:space="preserve">the ceiling looks problem-side, not model-side</w:t>
-      </w:r>
-      <w:r>
-        <w:rPr>
-          <w:color w:val="1a1a1a"/>
-          <w:sz w:val="21"/>
-          <w:szCs w:val="21"/>
-        </w:rPr>
-        <w:t xml:space="preserve">, which is an argument for search and RL against the simulator rather than a bigger pretrain. Section 6 gives the theory and section 7 gives the experiment that would settle it.</w:t>
+        <w:t xml:space="preserve">Section 6 is the one open confound I cannot rule out yet, and what I would run to close it.</w:t>
+      </w:r>
+      <w:r>
+        <w:rPr>
+          <w:color w:val="1a1a1a"/>
+          <w:sz w:val="21"/>
+          <w:szCs w:val="21"/>
+        </w:rPr>
+        <w:t xml:space="preserve"> That section is the one I want your read on.</w:t>
       </w:r>
     </w:p>
     <w:p>
       <w:pPr>
         <w:pStyle w:val="Heading1"/>
-        <w:spacing w:after="140" w:before="320"/>
-      </w:pPr>
-      <w:r>
-        <w:t xml:space="preserve">2.  Method, in brief</w:t>
-      </w:r>
-    </w:p>
-    <w:p>
-      <w:pPr>
-        <w:pStyle w:val="ListParagraph"/>
-        <w:numPr>
-          <w:ilvl w:val="0"/>
-          <w:numId w:val="3"/>
-        </w:numPr>
-        <w:spacing w:after="90" w:line="276"/>
-      </w:pPr>
-      <w:r>
-        <w:rPr>
-          <w:b/>
-          <w:bCs/>
-          <w:color w:val="1a1a1a"/>
-          <w:sz w:val="21"/>
-          <w:szCs w:val="21"/>
-        </w:rPr>
-        <w:t xml:space="preserve">Chinchilla Approach 2 </w:t>
-      </w:r>
-      <w:r>
-        <w:rPr>
-          <w:color w:val="1a1a1a"/>
-          <w:sz w:val="21"/>
-          <w:szCs w:val="21"/>
-        </w:rPr>
-        <w:t xml:space="preserve">(fixed-FLOP IsoFLOP profiles). Six budgets from 1e14 to 2.5e16, eight runs each, 48 runs total. Step 1 fits a parabola in log N per budget to get N*; step 2 fits a power law N*(C).</w:t>
-      </w:r>
-    </w:p>
-    <w:p>
-      <w:pPr>
-        <w:pStyle w:val="ListParagraph"/>
-        <w:numPr>
-          <w:ilvl w:val="0"/>
-          <w:numId w:val="3"/>
-        </w:numPr>
-        <w:spacing w:after="90" w:line="276"/>
-      </w:pPr>
-      <w:r>
-        <w:rPr>
-          <w:b/>
-          <w:bCs/>
-          <w:color w:val="1a1a1a"/>
-          <w:sz w:val="21"/>
-          <w:szCs w:val="21"/>
-        </w:rPr>
-        <w:t xml:space="preserve">Porian et al. 2024 (arXiv:2406.19146) corrections applied: </w:t>
-      </w:r>
-      <w:r>
-        <w:rPr>
-          <w:color w:val="1a1a1a"/>
-          <w:sz w:val="21"/>
-          <w:szCs w:val="21"/>
-        </w:rPr>
-        <w:t xml:space="preserve">last-layer FLOP accounting, warmup expressed as a fraction of the budget rather than a fixed step count, and learning rate re-tuned per model size.</w:t>
-      </w:r>
-    </w:p>
-    <w:p>
-      <w:pPr>
-        <w:pStyle w:val="ListParagraph"/>
-        <w:numPr>
-          <w:ilvl w:val="0"/>
-          <w:numId w:val="3"/>
-        </w:numPr>
-        <w:spacing w:after="90" w:line="276"/>
-      </w:pPr>
-      <w:r>
-        <w:rPr>
-          <w:b/>
-          <w:bCs/>
-          <w:color w:val="1a1a1a"/>
-          <w:sz w:val="21"/>
-          <w:szCs w:val="21"/>
-        </w:rPr>
-        <w:t xml:space="preserve">Target metric is ΔE₀₀ </w:t>
-      </w:r>
-      <w:r>
-        <w:rPr>
-          <w:color w:val="1a1a1a"/>
-          <w:sz w:val="21"/>
-          <w:szCs w:val="21"/>
-        </w:rPr>
-        <w:t xml:space="preserve">(median, CIEDE2000) on validation, not CE. CE and ΔE are decoupled on INDIGO and we have verified that before. Section 4 runs CE through the same machine anyway, as a control.</w:t>
-      </w:r>
-    </w:p>
-    <w:p>
-      <w:pPr>
-        <w:pStyle w:val="ListParagraph"/>
-        <w:numPr>
-          <w:ilvl w:val="0"/>
-          <w:numId w:val="3"/>
-        </w:numPr>
-        <w:spacing w:after="90" w:line="276"/>
-      </w:pPr>
-      <w:r>
-        <w:rPr>
-          <w:b/>
-          <w:bCs/>
-          <w:color w:val="1a1a1a"/>
-          <w:sz w:val="21"/>
-          <w:szCs w:val="21"/>
-        </w:rPr>
-        <w:t xml:space="preserve">Final checkpoint, not best. </w:t>
-      </w:r>
-      <w:r>
-        <w:rPr>
-          <w:color w:val="1a1a1a"/>
-          <w:sz w:val="21"/>
-          <w:szCs w:val="21"/>
-        </w:rPr>
-        <w:t xml:space="preserve">Deliberate: taking an earlier checkpoint is not an IsoFLOP point, because that run did not actually spend its budget. Every model here sees its full curriculum.</w:t>
-      </w:r>
-    </w:p>
-    <w:p>
-      <w:pPr>
-        <w:pStyle w:val="ListParagraph"/>
-        <w:numPr>
-          <w:ilvl w:val="0"/>
-          <w:numId w:val="3"/>
-        </w:numPr>
-        <w:spacing w:after="90" w:line="276"/>
-      </w:pPr>
-      <w:r>
-        <w:rPr>
-          <w:b/>
-          <w:bCs/>
-          <w:color w:val="1a1a1a"/>
-          <w:sz w:val="21"/>
-          <w:szCs w:val="21"/>
-        </w:rPr>
-        <w:t xml:space="preserve">Aspect ratio held in a band </w:t>
-      </w:r>
-      <w:r>
-        <w:rPr>
-          <w:color w:val="1a1a1a"/>
-          <w:sz w:val="21"/>
-          <w:szCs w:val="21"/>
-        </w:rPr>
-        <w:t xml:space="preserve">(d_model / encoder layers, 28 to 72) so that N is not silently confounded with the shape of the network. The first sweep failed outright because it was not.</w:t>
-      </w:r>
-    </w:p>
-    <w:p>
-      <w:pPr>
-        <w:pStyle w:val="ListParagraph"/>
-        <w:numPr>
-          <w:ilvl w:val="0"/>
-          <w:numId w:val="3"/>
-        </w:numPr>
-        <w:spacing w:after="90" w:line="276"/>
-      </w:pPr>
-      <w:r>
-        <w:rPr>
-          <w:b/>
-          <w:bCs/>
-          <w:color w:val="1a1a1a"/>
-          <w:sz w:val="21"/>
-          <w:szCs w:val="21"/>
-        </w:rPr>
-        <w:t xml:space="preserve">40M-example corpus, </w:t>
-      </w:r>
-      <w:r>
-        <w:rPr>
-          <w:color w:val="1a1a1a"/>
-          <w:sz w:val="21"/>
-          <w:szCs w:val="21"/>
-        </w:rPr>
-        <w:t xml:space="preserve">20% generated by the high-chroma directed search. Chroma buckets use the repo definition, C* = √(a²+b²), with edges at 20 and 50.</w:t>
-      </w:r>
-    </w:p>
-    <w:p>
-      <w:pPr>
-        <w:pStyle w:val="Heading1"/>
-        <w:spacing w:after="140" w:before="320"/>
-      </w:pPr>
-      <w:r>
-        <w:t xml:space="preserve">3.  The sweep</w:t>
-      </w:r>
-    </w:p>
-    <w:p>
-      <w:pPr>
-        <w:spacing w:after="60" w:before="100"/>
+      </w:pPr>
+      <w:r>
+        <w:t xml:space="preserve">2.  The sweep</w:t>
+      </w:r>
+    </w:p>
+    <w:p>
+      <w:pPr>
+        <w:spacing w:after="50" w:before="90"/>
         <w:jc w:val="center"/>
       </w:pPr>
       <w:r>
@@ -599,7 +324,7 @@
     </w:p>
     <w:p>
       <w:pPr>
-        <w:spacing w:after="220"/>
+        <w:spacing w:after="170"/>
         <w:jc w:val="center"/>
       </w:pPr>
       <w:r>
@@ -610,12 +335,48 @@
           <w:sz w:val="17"/>
           <w:szCs w:val="17"/>
         </w:rPr>
-        <w:t xml:space="preserve">Figure 1.  Left: one colour per FLOP budget; dots are the eight model sizes, the curve is the fitted parabola, the star is N*. Right: N*(C) per chroma bucket.</w:t>
-      </w:r>
-    </w:p>
-    <w:p>
-      <w:pPr>
-        <w:spacing w:after="120" w:before="0" w:line="276"/>
+        <w:t xml:space="preserve">Figure 1.  Left: one colour per FLOP budget, dots are the eight model sizes, star is the fitted N*. Right: N*(C) per chroma bucket.</w:t>
+      </w:r>
+    </w:p>
+    <w:p>
+      <w:pPr>
+        <w:pStyle w:val="ListParagraph"/>
+        <w:numPr>
+          <w:ilvl w:val="0"/>
+          <w:numId w:val="3"/>
+        </w:numPr>
+        <w:spacing w:after="80" w:line="272"/>
+      </w:pPr>
+      <w:r>
+        <w:rPr>
+          <w:color w:val="1a1a1a"/>
+          <w:sz w:val="21"/>
+          <w:szCs w:val="21"/>
+        </w:rPr>
+        <w:t xml:space="preserve">The parabolas flatten as C rises. At C = 8.3e15 the star sits at the edge of the window; at C = 2.5e16 there is no interior minimum and the fit is refused.</w:t>
+      </w:r>
+    </w:p>
+    <w:p>
+      <w:pPr>
+        <w:pStyle w:val="ListParagraph"/>
+        <w:numPr>
+          <w:ilvl w:val="0"/>
+          <w:numId w:val="3"/>
+        </w:numPr>
+        <w:spacing w:after="80" w:line="272"/>
+      </w:pPr>
+      <w:r>
+        <w:rPr>
+          <w:color w:val="1a1a1a"/>
+          <w:sz w:val="21"/>
+          <w:szCs w:val="21"/>
+        </w:rPr>
+        <w:t xml:space="preserve">The quantity being fitted, curvature in log N, is going to zero. ΔE stops caring how big the model is.</w:t>
+      </w:r>
+    </w:p>
+    <w:p>
+      <w:pPr>
+        <w:spacing w:after="60" w:before="110" w:line="276"/>
       </w:pPr>
       <w:r>
         <w:rPr>
@@ -625,84 +386,7 @@
           <w:sz w:val="21"/>
           <w:szCs w:val="21"/>
         </w:rPr>
-        <w:t xml:space="preserve">How to read the left panel, and the thing to notice. </w:t>
-      </w:r>
-      <w:r>
-        <w:rPr>
-          <w:color w:val="1a1a1a"/>
-          <w:sz w:val="21"/>
-          <w:szCs w:val="21"/>
-        </w:rPr>
-        <w:t xml:space="preserve">A healthy IsoFLOP rung is a clear U: too-small models are underparameterised, too-large models are undertrained, and the minimum is real. The bottom three rungs look like that. As C rises the parabolas get </w:t>
-      </w:r>
-      <w:r>
-        <w:rPr>
-          <w:b/>
-          <w:bCs/>
-          <w:color w:val="1a1a1a"/>
-          <w:sz w:val="21"/>
-          <w:szCs w:val="21"/>
-        </w:rPr>
-        <w:t xml:space="preserve">flatter and shallower</w:t>
-      </w:r>
-      <w:r>
-        <w:rPr>
-          <w:color w:val="1a1a1a"/>
-          <w:sz w:val="21"/>
-          <w:szCs w:val="21"/>
-        </w:rPr>
-        <w:t xml:space="preserve">. At C = 8.3e15 (purple) the star has slid to the right-hand edge of the sampled window. At C = 2.5e16 (brown) there is no interior minimum at all and the fit is refused, so that rung contributes nothing to α.</w:t>
-      </w:r>
-    </w:p>
-    <w:p>
-      <w:pPr>
-        <w:spacing w:after="120" w:before="0" w:line="276"/>
-      </w:pPr>
-      <w:r>
-        <w:rPr>
-          <w:b/>
-          <w:bCs/>
-          <w:color w:val="1a1a1a"/>
-          <w:sz w:val="21"/>
-          <w:szCs w:val="21"/>
-        </w:rPr>
-        <w:t xml:space="preserve">That flattening is the whole story. </w:t>
-      </w:r>
-      <w:r>
-        <w:rPr>
-          <w:color w:val="1a1a1a"/>
-          <w:sz w:val="21"/>
-          <w:szCs w:val="21"/>
-        </w:rPr>
-        <w:t xml:space="preserve">It is not that the large runs fit badly in a noisy-data sense. It is that the quantity being fitted, curvature in log N, is going to zero. ΔE stops caring how big the model is.</w:t>
-      </w:r>
-    </w:p>
-    <w:p>
-      <w:pPr>
-        <w:spacing w:after="160"/>
-      </w:pPr>
-    </w:p>
-    <w:p>
-      <w:pPr>
-        <w:spacing w:after="60" w:before="0" w:line="276"/>
-      </w:pPr>
-      <w:r>
-        <w:rPr>
-          <w:b/>
-          <w:bCs/>
-          <w:color w:val="1a1a1a"/>
-          <w:sz w:val="21"/>
-          <w:szCs w:val="21"/>
-        </w:rPr>
-        <w:t xml:space="preserve">Table 1. </w:t>
-      </w:r>
-      <w:r>
-        <w:rPr>
-          <w:color w:val="1a1a1a"/>
-          <w:sz w:val="21"/>
-          <w:szCs w:val="21"/>
-        </w:rPr>
-        <w:t xml:space="preserve">Per-budget summary.</w:t>
+        <w:t xml:space="preserve">Table 1.  Per-budget summary.</w:t>
       </w:r>
     </w:p>
     <w:tbl>
@@ -735,9 +419,9 @@
             <w:tcW w:type="dxa" w:w="1500"/>
             <w:shd w:fill="eef2f7" w:color="auto" w:val="clear"/>
             <w:tcMar>
-              <w:top w:type="dxa" w:w="60"/>
-              <w:left w:type="dxa" w:w="90"/>
-              <w:bottom w:type="dxa" w:w="60"/>
+              <w:top w:type="dxa" w:w="55"/>
+              <w:left w:type="dxa" w:w="90"/>
+              <w:bottom w:type="dxa" w:w="55"/>
               <w:right w:type="dxa" w:w="90"/>
             </w:tcMar>
           </w:tcPr>
@@ -763,9 +447,9 @@
             <w:tcW w:type="dxa" w:w="1760"/>
             <w:shd w:fill="eef2f7" w:color="auto" w:val="clear"/>
             <w:tcMar>
-              <w:top w:type="dxa" w:w="60"/>
-              <w:left w:type="dxa" w:w="90"/>
-              <w:bottom w:type="dxa" w:w="60"/>
+              <w:top w:type="dxa" w:w="55"/>
+              <w:left w:type="dxa" w:w="90"/>
+              <w:bottom w:type="dxa" w:w="55"/>
               <w:right w:type="dxa" w:w="90"/>
             </w:tcMar>
           </w:tcPr>
@@ -791,9 +475,9 @@
             <w:tcW w:type="dxa" w:w="1180"/>
             <w:shd w:fill="eef2f7" w:color="auto" w:val="clear"/>
             <w:tcMar>
-              <w:top w:type="dxa" w:w="60"/>
-              <w:left w:type="dxa" w:w="90"/>
-              <w:bottom w:type="dxa" w:w="60"/>
+              <w:top w:type="dxa" w:w="55"/>
+              <w:left w:type="dxa" w:w="90"/>
+              <w:bottom w:type="dxa" w:w="55"/>
               <w:right w:type="dxa" w:w="90"/>
             </w:tcMar>
           </w:tcPr>
@@ -819,9 +503,9 @@
             <w:tcW w:type="dxa" w:w="1100"/>
             <w:shd w:fill="eef2f7" w:color="auto" w:val="clear"/>
             <w:tcMar>
-              <w:top w:type="dxa" w:w="60"/>
-              <w:left w:type="dxa" w:w="90"/>
-              <w:bottom w:type="dxa" w:w="60"/>
+              <w:top w:type="dxa" w:w="55"/>
+              <w:left w:type="dxa" w:w="90"/>
+              <w:bottom w:type="dxa" w:w="55"/>
               <w:right w:type="dxa" w:w="90"/>
             </w:tcMar>
           </w:tcPr>
@@ -847,9 +531,9 @@
             <w:tcW w:type="dxa" w:w="1300"/>
             <w:shd w:fill="eef2f7" w:color="auto" w:val="clear"/>
             <w:tcMar>
-              <w:top w:type="dxa" w:w="60"/>
-              <w:left w:type="dxa" w:w="90"/>
-              <w:bottom w:type="dxa" w:w="60"/>
+              <w:top w:type="dxa" w:w="55"/>
+              <w:left w:type="dxa" w:w="90"/>
+              <w:bottom w:type="dxa" w:w="55"/>
               <w:right w:type="dxa" w:w="90"/>
             </w:tcMar>
           </w:tcPr>
@@ -875,9 +559,9 @@
             <w:tcW w:type="dxa" w:w="1160"/>
             <w:shd w:fill="eef2f7" w:color="auto" w:val="clear"/>
             <w:tcMar>
-              <w:top w:type="dxa" w:w="60"/>
-              <w:left w:type="dxa" w:w="90"/>
-              <w:bottom w:type="dxa" w:w="60"/>
+              <w:top w:type="dxa" w:w="55"/>
+              <w:left w:type="dxa" w:w="90"/>
+              <w:bottom w:type="dxa" w:w="55"/>
               <w:right w:type="dxa" w:w="90"/>
             </w:tcMar>
           </w:tcPr>
@@ -903,9 +587,9 @@
             <w:tcW w:type="dxa" w:w="1360"/>
             <w:shd w:fill="eef2f7" w:color="auto" w:val="clear"/>
             <w:tcMar>
-              <w:top w:type="dxa" w:w="60"/>
-              <w:left w:type="dxa" w:w="90"/>
-              <w:bottom w:type="dxa" w:w="60"/>
+              <w:top w:type="dxa" w:w="55"/>
+              <w:left w:type="dxa" w:w="90"/>
+              <w:bottom w:type="dxa" w:w="55"/>
               <w:right w:type="dxa" w:w="90"/>
             </w:tcMar>
           </w:tcPr>
@@ -932,9 +616,9 @@
           <w:tcPr>
             <w:tcW w:type="dxa" w:w="1500"/>
             <w:tcMar>
-              <w:top w:type="dxa" w:w="60"/>
-              <w:left w:type="dxa" w:w="90"/>
-              <w:bottom w:type="dxa" w:w="60"/>
+              <w:top w:type="dxa" w:w="55"/>
+              <w:left w:type="dxa" w:w="90"/>
+              <w:bottom w:type="dxa" w:w="55"/>
               <w:right w:type="dxa" w:w="90"/>
             </w:tcMar>
           </w:tcPr>
@@ -957,9 +641,9 @@
           <w:tcPr>
             <w:tcW w:type="dxa" w:w="1760"/>
             <w:tcMar>
-              <w:top w:type="dxa" w:w="60"/>
-              <w:left w:type="dxa" w:w="90"/>
-              <w:bottom w:type="dxa" w:w="60"/>
+              <w:top w:type="dxa" w:w="55"/>
+              <w:left w:type="dxa" w:w="90"/>
+              <w:bottom w:type="dxa" w:w="55"/>
               <w:right w:type="dxa" w:w="90"/>
             </w:tcMar>
           </w:tcPr>
@@ -982,9 +666,9 @@
           <w:tcPr>
             <w:tcW w:type="dxa" w:w="1180"/>
             <w:tcMar>
-              <w:top w:type="dxa" w:w="60"/>
-              <w:left w:type="dxa" w:w="90"/>
-              <w:bottom w:type="dxa" w:w="60"/>
+              <w:top w:type="dxa" w:w="55"/>
+              <w:left w:type="dxa" w:w="90"/>
+              <w:bottom w:type="dxa" w:w="55"/>
               <w:right w:type="dxa" w:w="90"/>
             </w:tcMar>
           </w:tcPr>
@@ -1007,9 +691,9 @@
           <w:tcPr>
             <w:tcW w:type="dxa" w:w="1100"/>
             <w:tcMar>
-              <w:top w:type="dxa" w:w="60"/>
-              <w:left w:type="dxa" w:w="90"/>
-              <w:bottom w:type="dxa" w:w="60"/>
+              <w:top w:type="dxa" w:w="55"/>
+              <w:left w:type="dxa" w:w="90"/>
+              <w:bottom w:type="dxa" w:w="55"/>
               <w:right w:type="dxa" w:w="90"/>
             </w:tcMar>
           </w:tcPr>
@@ -1032,9 +716,9 @@
           <w:tcPr>
             <w:tcW w:type="dxa" w:w="1300"/>
             <w:tcMar>
-              <w:top w:type="dxa" w:w="60"/>
-              <w:left w:type="dxa" w:w="90"/>
-              <w:bottom w:type="dxa" w:w="60"/>
+              <w:top w:type="dxa" w:w="55"/>
+              <w:left w:type="dxa" w:w="90"/>
+              <w:bottom w:type="dxa" w:w="55"/>
               <w:right w:type="dxa" w:w="90"/>
             </w:tcMar>
           </w:tcPr>
@@ -1057,9 +741,9 @@
           <w:tcPr>
             <w:tcW w:type="dxa" w:w="1160"/>
             <w:tcMar>
-              <w:top w:type="dxa" w:w="60"/>
-              <w:left w:type="dxa" w:w="90"/>
-              <w:bottom w:type="dxa" w:w="60"/>
+              <w:top w:type="dxa" w:w="55"/>
+              <w:left w:type="dxa" w:w="90"/>
+              <w:bottom w:type="dxa" w:w="55"/>
               <w:right w:type="dxa" w:w="90"/>
             </w:tcMar>
           </w:tcPr>
@@ -1082,9 +766,9 @@
           <w:tcPr>
             <w:tcW w:type="dxa" w:w="1360"/>
             <w:tcMar>
-              <w:top w:type="dxa" w:w="60"/>
-              <w:left w:type="dxa" w:w="90"/>
-              <w:bottom w:type="dxa" w:w="60"/>
+              <w:top w:type="dxa" w:w="55"/>
+              <w:left w:type="dxa" w:w="90"/>
+              <w:bottom w:type="dxa" w:w="55"/>
               <w:right w:type="dxa" w:w="90"/>
             </w:tcMar>
           </w:tcPr>
@@ -1110,9 +794,9 @@
             <w:tcW w:type="dxa" w:w="1500"/>
             <w:shd w:fill="f7f8fa" w:color="auto" w:val="clear"/>
             <w:tcMar>
-              <w:top w:type="dxa" w:w="60"/>
-              <w:left w:type="dxa" w:w="90"/>
-              <w:bottom w:type="dxa" w:w="60"/>
+              <w:top w:type="dxa" w:w="55"/>
+              <w:left w:type="dxa" w:w="90"/>
+              <w:bottom w:type="dxa" w:w="55"/>
               <w:right w:type="dxa" w:w="90"/>
             </w:tcMar>
           </w:tcPr>
@@ -1136,9 +820,9 @@
             <w:tcW w:type="dxa" w:w="1760"/>
             <w:shd w:fill="f7f8fa" w:color="auto" w:val="clear"/>
             <w:tcMar>
-              <w:top w:type="dxa" w:w="60"/>
-              <w:left w:type="dxa" w:w="90"/>
-              <w:bottom w:type="dxa" w:w="60"/>
+              <w:top w:type="dxa" w:w="55"/>
+              <w:left w:type="dxa" w:w="90"/>
+              <w:bottom w:type="dxa" w:w="55"/>
               <w:right w:type="dxa" w:w="90"/>
             </w:tcMar>
           </w:tcPr>
@@ -1162,9 +846,9 @@
             <w:tcW w:type="dxa" w:w="1180"/>
             <w:shd w:fill="f7f8fa" w:color="auto" w:val="clear"/>
             <w:tcMar>
-              <w:top w:type="dxa" w:w="60"/>
-              <w:left w:type="dxa" w:w="90"/>
-              <w:bottom w:type="dxa" w:w="60"/>
+              <w:top w:type="dxa" w:w="55"/>
+              <w:left w:type="dxa" w:w="90"/>
+              <w:bottom w:type="dxa" w:w="55"/>
               <w:right w:type="dxa" w:w="90"/>
             </w:tcMar>
           </w:tcPr>
@@ -1188,9 +872,9 @@
             <w:tcW w:type="dxa" w:w="1100"/>
             <w:shd w:fill="f7f8fa" w:color="auto" w:val="clear"/>
             <w:tcMar>
-              <w:top w:type="dxa" w:w="60"/>
-              <w:left w:type="dxa" w:w="90"/>
-              <w:bottom w:type="dxa" w:w="60"/>
+              <w:top w:type="dxa" w:w="55"/>
+              <w:left w:type="dxa" w:w="90"/>
+              <w:bottom w:type="dxa" w:w="55"/>
               <w:right w:type="dxa" w:w="90"/>
             </w:tcMar>
           </w:tcPr>
@@ -1214,9 +898,9 @@
             <w:tcW w:type="dxa" w:w="1300"/>
             <w:shd w:fill="f7f8fa" w:color="auto" w:val="clear"/>
             <w:tcMar>
-              <w:top w:type="dxa" w:w="60"/>
-              <w:left w:type="dxa" w:w="90"/>
-              <w:bottom w:type="dxa" w:w="60"/>
+              <w:top w:type="dxa" w:w="55"/>
+              <w:left w:type="dxa" w:w="90"/>
+              <w:bottom w:type="dxa" w:w="55"/>
               <w:right w:type="dxa" w:w="90"/>
             </w:tcMar>
           </w:tcPr>
@@ -1240,9 +924,9 @@
             <w:tcW w:type="dxa" w:w="1160"/>
             <w:shd w:fill="f7f8fa" w:color="auto" w:val="clear"/>
             <w:tcMar>
-              <w:top w:type="dxa" w:w="60"/>
-              <w:left w:type="dxa" w:w="90"/>
-              <w:bottom w:type="dxa" w:w="60"/>
+              <w:top w:type="dxa" w:w="55"/>
+              <w:left w:type="dxa" w:w="90"/>
+              <w:bottom w:type="dxa" w:w="55"/>
               <w:right w:type="dxa" w:w="90"/>
             </w:tcMar>
           </w:tcPr>
@@ -1266,9 +950,9 @@
             <w:tcW w:type="dxa" w:w="1360"/>
             <w:shd w:fill="f7f8fa" w:color="auto" w:val="clear"/>
             <w:tcMar>
-              <w:top w:type="dxa" w:w="60"/>
-              <w:left w:type="dxa" w:w="90"/>
-              <w:bottom w:type="dxa" w:w="60"/>
+              <w:top w:type="dxa" w:w="55"/>
+              <w:left w:type="dxa" w:w="90"/>
+              <w:bottom w:type="dxa" w:w="55"/>
               <w:right w:type="dxa" w:w="90"/>
             </w:tcMar>
           </w:tcPr>
@@ -1293,9 +977,9 @@
           <w:tcPr>
             <w:tcW w:type="dxa" w:w="1500"/>
             <w:tcMar>
-              <w:top w:type="dxa" w:w="60"/>
-              <w:left w:type="dxa" w:w="90"/>
-              <w:bottom w:type="dxa" w:w="60"/>
+              <w:top w:type="dxa" w:w="55"/>
+              <w:left w:type="dxa" w:w="90"/>
+              <w:bottom w:type="dxa" w:w="55"/>
               <w:right w:type="dxa" w:w="90"/>
             </w:tcMar>
           </w:tcPr>
@@ -1318,9 +1002,9 @@
           <w:tcPr>
             <w:tcW w:type="dxa" w:w="1760"/>
             <w:tcMar>
-              <w:top w:type="dxa" w:w="60"/>
-              <w:left w:type="dxa" w:w="90"/>
-              <w:bottom w:type="dxa" w:w="60"/>
+              <w:top w:type="dxa" w:w="55"/>
+              <w:left w:type="dxa" w:w="90"/>
+              <w:bottom w:type="dxa" w:w="55"/>
               <w:right w:type="dxa" w:w="90"/>
             </w:tcMar>
           </w:tcPr>
@@ -1343,9 +1027,9 @@
           <w:tcPr>
             <w:tcW w:type="dxa" w:w="1180"/>
             <w:tcMar>
-              <w:top w:type="dxa" w:w="60"/>
-              <w:left w:type="dxa" w:w="90"/>
-              <w:bottom w:type="dxa" w:w="60"/>
+              <w:top w:type="dxa" w:w="55"/>
+              <w:left w:type="dxa" w:w="90"/>
+              <w:bottom w:type="dxa" w:w="55"/>
               <w:right w:type="dxa" w:w="90"/>
             </w:tcMar>
           </w:tcPr>
@@ -1368,9 +1052,9 @@
           <w:tcPr>
             <w:tcW w:type="dxa" w:w="1100"/>
             <w:tcMar>
-              <w:top w:type="dxa" w:w="60"/>
-              <w:left w:type="dxa" w:w="90"/>
-              <w:bottom w:type="dxa" w:w="60"/>
+              <w:top w:type="dxa" w:w="55"/>
+              <w:left w:type="dxa" w:w="90"/>
+              <w:bottom w:type="dxa" w:w="55"/>
               <w:right w:type="dxa" w:w="90"/>
             </w:tcMar>
           </w:tcPr>
@@ -1393,9 +1077,9 @@
           <w:tcPr>
             <w:tcW w:type="dxa" w:w="1300"/>
             <w:tcMar>
-              <w:top w:type="dxa" w:w="60"/>
-              <w:left w:type="dxa" w:w="90"/>
-              <w:bottom w:type="dxa" w:w="60"/>
+              <w:top w:type="dxa" w:w="55"/>
+              <w:left w:type="dxa" w:w="90"/>
+              <w:bottom w:type="dxa" w:w="55"/>
               <w:right w:type="dxa" w:w="90"/>
             </w:tcMar>
           </w:tcPr>
@@ -1418,9 +1102,9 @@
           <w:tcPr>
             <w:tcW w:type="dxa" w:w="1160"/>
             <w:tcMar>
-              <w:top w:type="dxa" w:w="60"/>
-              <w:left w:type="dxa" w:w="90"/>
-              <w:bottom w:type="dxa" w:w="60"/>
+              <w:top w:type="dxa" w:w="55"/>
+              <w:left w:type="dxa" w:w="90"/>
+              <w:bottom w:type="dxa" w:w="55"/>
               <w:right w:type="dxa" w:w="90"/>
             </w:tcMar>
           </w:tcPr>
@@ -1443,9 +1127,9 @@
           <w:tcPr>
             <w:tcW w:type="dxa" w:w="1360"/>
             <w:tcMar>
-              <w:top w:type="dxa" w:w="60"/>
-              <w:left w:type="dxa" w:w="90"/>
-              <w:bottom w:type="dxa" w:w="60"/>
+              <w:top w:type="dxa" w:w="55"/>
+              <w:left w:type="dxa" w:w="90"/>
+              <w:bottom w:type="dxa" w:w="55"/>
               <w:right w:type="dxa" w:w="90"/>
             </w:tcMar>
           </w:tcPr>
@@ -1471,9 +1155,9 @@
             <w:tcW w:type="dxa" w:w="1500"/>
             <w:shd w:fill="f7f8fa" w:color="auto" w:val="clear"/>
             <w:tcMar>
-              <w:top w:type="dxa" w:w="60"/>
-              <w:left w:type="dxa" w:w="90"/>
-              <w:bottom w:type="dxa" w:w="60"/>
+              <w:top w:type="dxa" w:w="55"/>
+              <w:left w:type="dxa" w:w="90"/>
+              <w:bottom w:type="dxa" w:w="55"/>
               <w:right w:type="dxa" w:w="90"/>
             </w:tcMar>
           </w:tcPr>
@@ -1497,9 +1181,9 @@
             <w:tcW w:type="dxa" w:w="1760"/>
             <w:shd w:fill="f7f8fa" w:color="auto" w:val="clear"/>
             <w:tcMar>
-              <w:top w:type="dxa" w:w="60"/>
-              <w:left w:type="dxa" w:w="90"/>
-              <w:bottom w:type="dxa" w:w="60"/>
+              <w:top w:type="dxa" w:w="55"/>
+              <w:left w:type="dxa" w:w="90"/>
+              <w:bottom w:type="dxa" w:w="55"/>
               <w:right w:type="dxa" w:w="90"/>
             </w:tcMar>
           </w:tcPr>
@@ -1523,9 +1207,9 @@
             <w:tcW w:type="dxa" w:w="1180"/>
             <w:shd w:fill="f7f8fa" w:color="auto" w:val="clear"/>
             <w:tcMar>
-              <w:top w:type="dxa" w:w="60"/>
-              <w:left w:type="dxa" w:w="90"/>
-              <w:bottom w:type="dxa" w:w="60"/>
+              <w:top w:type="dxa" w:w="55"/>
+              <w:left w:type="dxa" w:w="90"/>
+              <w:bottom w:type="dxa" w:w="55"/>
               <w:right w:type="dxa" w:w="90"/>
             </w:tcMar>
           </w:tcPr>
@@ -1549,9 +1233,9 @@
             <w:tcW w:type="dxa" w:w="1100"/>
             <w:shd w:fill="f7f8fa" w:color="auto" w:val="clear"/>
             <w:tcMar>
-              <w:top w:type="dxa" w:w="60"/>
-              <w:left w:type="dxa" w:w="90"/>
-              <w:bottom w:type="dxa" w:w="60"/>
+              <w:top w:type="dxa" w:w="55"/>
+              <w:left w:type="dxa" w:w="90"/>
+              <w:bottom w:type="dxa" w:w="55"/>
               <w:right w:type="dxa" w:w="90"/>
             </w:tcMar>
           </w:tcPr>
@@ -1575,9 +1259,9 @@
             <w:tcW w:type="dxa" w:w="1300"/>
             <w:shd w:fill="f7f8fa" w:color="auto" w:val="clear"/>
             <w:tcMar>
-              <w:top w:type="dxa" w:w="60"/>
-              <w:left w:type="dxa" w:w="90"/>
-              <w:bottom w:type="dxa" w:w="60"/>
+              <w:top w:type="dxa" w:w="55"/>
+              <w:left w:type="dxa" w:w="90"/>
+              <w:bottom w:type="dxa" w:w="55"/>
               <w:right w:type="dxa" w:w="90"/>
             </w:tcMar>
           </w:tcPr>
@@ -1601,9 +1285,9 @@
             <w:tcW w:type="dxa" w:w="1160"/>
             <w:shd w:fill="f7f8fa" w:color="auto" w:val="clear"/>
             <w:tcMar>
-              <w:top w:type="dxa" w:w="60"/>
-              <w:left w:type="dxa" w:w="90"/>
-              <w:bottom w:type="dxa" w:w="60"/>
+              <w:top w:type="dxa" w:w="55"/>
+              <w:left w:type="dxa" w:w="90"/>
+              <w:bottom w:type="dxa" w:w="55"/>
               <w:right w:type="dxa" w:w="90"/>
             </w:tcMar>
           </w:tcPr>
@@ -1627,9 +1311,9 @@
             <w:tcW w:type="dxa" w:w="1360"/>
             <w:shd w:fill="f7f8fa" w:color="auto" w:val="clear"/>
             <w:tcMar>
-              <w:top w:type="dxa" w:w="60"/>
-              <w:left w:type="dxa" w:w="90"/>
-              <w:bottom w:type="dxa" w:w="60"/>
+              <w:top w:type="dxa" w:w="55"/>
+              <w:left w:type="dxa" w:w="90"/>
+              <w:bottom w:type="dxa" w:w="55"/>
               <w:right w:type="dxa" w:w="90"/>
             </w:tcMar>
           </w:tcPr>
@@ -1654,9 +1338,9 @@
           <w:tcPr>
             <w:tcW w:type="dxa" w:w="1500"/>
             <w:tcMar>
-              <w:top w:type="dxa" w:w="60"/>
-              <w:left w:type="dxa" w:w="90"/>
-              <w:bottom w:type="dxa" w:w="60"/>
+              <w:top w:type="dxa" w:w="55"/>
+              <w:left w:type="dxa" w:w="90"/>
+              <w:bottom w:type="dxa" w:w="55"/>
               <w:right w:type="dxa" w:w="90"/>
             </w:tcMar>
           </w:tcPr>
@@ -1679,9 +1363,9 @@
           <w:tcPr>
             <w:tcW w:type="dxa" w:w="1760"/>
             <w:tcMar>
-              <w:top w:type="dxa" w:w="60"/>
-              <w:left w:type="dxa" w:w="90"/>
-              <w:bottom w:type="dxa" w:w="60"/>
+              <w:top w:type="dxa" w:w="55"/>
+              <w:left w:type="dxa" w:w="90"/>
+              <w:bottom w:type="dxa" w:w="55"/>
               <w:right w:type="dxa" w:w="90"/>
             </w:tcMar>
           </w:tcPr>
@@ -1704,9 +1388,9 @@
           <w:tcPr>
             <w:tcW w:type="dxa" w:w="1180"/>
             <w:tcMar>
-              <w:top w:type="dxa" w:w="60"/>
-              <w:left w:type="dxa" w:w="90"/>
-              <w:bottom w:type="dxa" w:w="60"/>
+              <w:top w:type="dxa" w:w="55"/>
+              <w:left w:type="dxa" w:w="90"/>
+              <w:bottom w:type="dxa" w:w="55"/>
               <w:right w:type="dxa" w:w="90"/>
             </w:tcMar>
           </w:tcPr>
@@ -1729,9 +1413,9 @@
           <w:tcPr>
             <w:tcW w:type="dxa" w:w="1100"/>
             <w:tcMar>
-              <w:top w:type="dxa" w:w="60"/>
-              <w:left w:type="dxa" w:w="90"/>
-              <w:bottom w:type="dxa" w:w="60"/>
+              <w:top w:type="dxa" w:w="55"/>
+              <w:left w:type="dxa" w:w="90"/>
+              <w:bottom w:type="dxa" w:w="55"/>
               <w:right w:type="dxa" w:w="90"/>
             </w:tcMar>
           </w:tcPr>
@@ -1754,9 +1438,9 @@
           <w:tcPr>
             <w:tcW w:type="dxa" w:w="1300"/>
             <w:tcMar>
-              <w:top w:type="dxa" w:w="60"/>
-              <w:left w:type="dxa" w:w="90"/>
-              <w:bottom w:type="dxa" w:w="60"/>
+              <w:top w:type="dxa" w:w="55"/>
+              <w:left w:type="dxa" w:w="90"/>
+              <w:bottom w:type="dxa" w:w="55"/>
               <w:right w:type="dxa" w:w="90"/>
             </w:tcMar>
           </w:tcPr>
@@ -1779,9 +1463,9 @@
           <w:tcPr>
             <w:tcW w:type="dxa" w:w="1160"/>
             <w:tcMar>
-              <w:top w:type="dxa" w:w="60"/>
-              <w:left w:type="dxa" w:w="90"/>
-              <w:bottom w:type="dxa" w:w="60"/>
+              <w:top w:type="dxa" w:w="55"/>
+              <w:left w:type="dxa" w:w="90"/>
+              <w:bottom w:type="dxa" w:w="55"/>
               <w:right w:type="dxa" w:w="90"/>
             </w:tcMar>
           </w:tcPr>
@@ -1804,9 +1488,9 @@
           <w:tcPr>
             <w:tcW w:type="dxa" w:w="1360"/>
             <w:tcMar>
-              <w:top w:type="dxa" w:w="60"/>
-              <w:left w:type="dxa" w:w="90"/>
-              <w:bottom w:type="dxa" w:w="60"/>
+              <w:top w:type="dxa" w:w="55"/>
+              <w:left w:type="dxa" w:w="90"/>
+              <w:bottom w:type="dxa" w:w="55"/>
               <w:right w:type="dxa" w:w="90"/>
             </w:tcMar>
           </w:tcPr>
@@ -1832,9 +1516,9 @@
             <w:tcW w:type="dxa" w:w="1500"/>
             <w:shd w:fill="f7f8fa" w:color="auto" w:val="clear"/>
             <w:tcMar>
-              <w:top w:type="dxa" w:w="60"/>
-              <w:left w:type="dxa" w:w="90"/>
-              <w:bottom w:type="dxa" w:w="60"/>
+              <w:top w:type="dxa" w:w="55"/>
+              <w:left w:type="dxa" w:w="90"/>
+              <w:bottom w:type="dxa" w:w="55"/>
               <w:right w:type="dxa" w:w="90"/>
             </w:tcMar>
           </w:tcPr>
@@ -1858,9 +1542,9 @@
             <w:tcW w:type="dxa" w:w="1760"/>
             <w:shd w:fill="f7f8fa" w:color="auto" w:val="clear"/>
             <w:tcMar>
-              <w:top w:type="dxa" w:w="60"/>
-              <w:left w:type="dxa" w:w="90"/>
-              <w:bottom w:type="dxa" w:w="60"/>
+              <w:top w:type="dxa" w:w="55"/>
+              <w:left w:type="dxa" w:w="90"/>
+              <w:bottom w:type="dxa" w:w="55"/>
               <w:right w:type="dxa" w:w="90"/>
             </w:tcMar>
           </w:tcPr>
@@ -1884,9 +1568,9 @@
             <w:tcW w:type="dxa" w:w="1180"/>
             <w:shd w:fill="f7f8fa" w:color="auto" w:val="clear"/>
             <w:tcMar>
-              <w:top w:type="dxa" w:w="60"/>
-              <w:left w:type="dxa" w:w="90"/>
-              <w:bottom w:type="dxa" w:w="60"/>
+              <w:top w:type="dxa" w:w="55"/>
+              <w:left w:type="dxa" w:w="90"/>
+              <w:bottom w:type="dxa" w:w="55"/>
               <w:right w:type="dxa" w:w="90"/>
             </w:tcMar>
           </w:tcPr>
@@ -1910,9 +1594,9 @@
             <w:tcW w:type="dxa" w:w="1100"/>
             <w:shd w:fill="f7f8fa" w:color="auto" w:val="clear"/>
             <w:tcMar>
-              <w:top w:type="dxa" w:w="60"/>
-              <w:left w:type="dxa" w:w="90"/>
-              <w:bottom w:type="dxa" w:w="60"/>
+              <w:top w:type="dxa" w:w="55"/>
+              <w:left w:type="dxa" w:w="90"/>
+              <w:bottom w:type="dxa" w:w="55"/>
               <w:right w:type="dxa" w:w="90"/>
             </w:tcMar>
           </w:tcPr>
@@ -1936,9 +1620,9 @@
             <w:tcW w:type="dxa" w:w="1300"/>
             <w:shd w:fill="f7f8fa" w:color="auto" w:val="clear"/>
             <w:tcMar>
-              <w:top w:type="dxa" w:w="60"/>
-              <w:left w:type="dxa" w:w="90"/>
-              <w:bottom w:type="dxa" w:w="60"/>
+              <w:top w:type="dxa" w:w="55"/>
+              <w:left w:type="dxa" w:w="90"/>
+              <w:bottom w:type="dxa" w:w="55"/>
               <w:right w:type="dxa" w:w="90"/>
             </w:tcMar>
           </w:tcPr>
@@ -1962,9 +1646,9 @@
             <w:tcW w:type="dxa" w:w="1160"/>
             <w:shd w:fill="f7f8fa" w:color="auto" w:val="clear"/>
             <w:tcMar>
-              <w:top w:type="dxa" w:w="60"/>
-              <w:left w:type="dxa" w:w="90"/>
-              <w:bottom w:type="dxa" w:w="60"/>
+              <w:top w:type="dxa" w:w="55"/>
+              <w:left w:type="dxa" w:w="90"/>
+              <w:bottom w:type="dxa" w:w="55"/>
               <w:right w:type="dxa" w:w="90"/>
             </w:tcMar>
           </w:tcPr>
@@ -1988,9 +1672,9 @@
             <w:tcW w:type="dxa" w:w="1360"/>
             <w:shd w:fill="f7f8fa" w:color="auto" w:val="clear"/>
             <w:tcMar>
-              <w:top w:type="dxa" w:w="60"/>
-              <w:left w:type="dxa" w:w="90"/>
-              <w:bottom w:type="dxa" w:w="60"/>
+              <w:top w:type="dxa" w:w="55"/>
+              <w:left w:type="dxa" w:w="90"/>
+              <w:bottom w:type="dxa" w:w="55"/>
               <w:right w:type="dxa" w:w="90"/>
             </w:tcMar>
           </w:tcPr>
@@ -2013,7 +1697,7 @@
     </w:tbl>
     <w:p>
       <w:pPr>
-        <w:spacing w:after="220"/>
+        <w:spacing w:after="170"/>
         <w:jc w:val="center"/>
       </w:pPr>
       <w:r>
@@ -2024,7 +1708,7 @@
           <w:sz w:val="17"/>
           <w:szCs w:val="17"/>
         </w:rPr>
-        <w:t xml:space="preserve">Best values are seed-averaged over repeat seeds, not min-over-runs. Both metrics turn at 2.75e15. D* barely moves while N* moves 26×.</w:t>
+        <w:t xml:space="preserve">Seed-averaged, not min-over-runs. N* moves 26×; D* does not move.</w:t>
       </w:r>
     </w:p>
     <w:p>
@@ -2035,46 +1719,14 @@
     <w:p>
       <w:pPr>
         <w:pStyle w:val="Heading1"/>
-        <w:spacing w:after="140" w:before="320"/>
-      </w:pPr>
-      <w:r>
-        <w:t xml:space="preserve">4.  Cross-entropy, run through the same machine</w:t>
-      </w:r>
-    </w:p>
-    <w:p>
-      <w:pPr>
-        <w:spacing w:after="120" w:before="0" w:line="276"/>
-      </w:pPr>
-      <w:r>
-        <w:rPr>
-          <w:color w:val="1a1a1a"/>
-          <w:sz w:val="21"/>
-          <w:szCs w:val="21"/>
-        </w:rPr>
-        <w:t xml:space="preserve">Until now the sweep only ever fitted ΔE, so "CE behaves normally and ΔE does not" was an assumption we had never measured. Running the identical procedure on val_loss is that test, and it comes back </w:t>
-      </w:r>
-      <w:r>
-        <w:rPr>
-          <w:b/>
-          <w:bCs/>
-          <w:color w:val="1a1a1a"/>
-          <w:sz w:val="21"/>
-          <w:szCs w:val="21"/>
-        </w:rPr>
-        <w:t xml:space="preserve">negative</w:t>
-      </w:r>
-      <w:r>
-        <w:rPr>
-          <w:color w:val="1a1a1a"/>
-          <w:sz w:val="21"/>
-          <w:szCs w:val="21"/>
-        </w:rPr>
-        <w:t xml:space="preserve">.</w:t>
-      </w:r>
-    </w:p>
-    <w:p>
-      <w:pPr>
-        <w:spacing w:after="60" w:before="100"/>
+      </w:pPr>
+      <w:r>
+        <w:t xml:space="preserve">3.  Cross-entropy, same procedure</w:t>
+      </w:r>
+    </w:p>
+    <w:p>
+      <w:pPr>
+        <w:spacing w:after="50" w:before="90"/>
         <w:jc w:val="center"/>
       </w:pPr>
       <w:r>
@@ -2120,7 +1772,7 @@
     </w:p>
     <w:p>
       <w:pPr>
-        <w:spacing w:after="220"/>
+        <w:spacing w:after="170"/>
         <w:jc w:val="center"/>
       </w:pPr>
       <w:r>
@@ -2131,7 +1783,7 @@
           <w:sz w:val="17"/>
           <w:szCs w:val="17"/>
         </w:rPr>
-        <w:t xml:space="preserve">Figure 2.  Panel A: N*(C) for both metrics with a Chinchilla α = 0.5 slope for reference. Panels B and C: the best value at each budget, seed-averaged. Separate panels, not a dual axis, because the units differ.</w:t>
+        <w:t xml:space="preserve">Figure 2.  Identical IsoFLOP procedure run on val_loss. Panel A has a Chinchilla α = 0.5 slope for reference.</w:t>
       </w:r>
     </w:p>
     <w:p>
@@ -2141,15 +1793,15 @@
           <w:ilvl w:val="0"/>
           <w:numId w:val="3"/>
         </w:numPr>
-        <w:spacing w:after="90" w:line="276"/>
-      </w:pPr>
-      <w:r>
-        <w:rPr>
-          <w:color w:val="1a1a1a"/>
-          <w:sz w:val="21"/>
-          <w:szCs w:val="21"/>
-        </w:rPr>
-        <w:t xml:space="preserve">Both exponents land near 0.9, well above Chinchilla's 0.5. CE is not the sober one.</w:t>
+        <w:spacing w:after="80" w:line="272"/>
+      </w:pPr>
+      <w:r>
+        <w:rPr>
+          <w:color w:val="1a1a1a"/>
+          <w:sz w:val="21"/>
+          <w:szCs w:val="21"/>
+        </w:rPr>
+        <w:t xml:space="preserve">Both exponents near 0.9. Both metrics turn at 2.75e15.</w:t>
       </w:r>
     </w:p>
     <w:p>
@@ -2159,47 +1811,28 @@
           <w:ilvl w:val="0"/>
           <w:numId w:val="3"/>
         </w:numPr>
-        <w:spacing w:after="90" w:line="276"/>
-      </w:pPr>
-      <w:r>
-        <w:rPr>
-          <w:color w:val="1a1a1a"/>
-          <w:sz w:val="21"/>
-          <w:szCs w:val="21"/>
-        </w:rPr>
-        <w:t xml:space="preserve">Both metrics bottom at the same budget, 2.75e15, and both get worse beyond it. CE moves very little in absolute terms (6.024 to 6.035), but the direction reverses at exactly the same place.</w:t>
-      </w:r>
-    </w:p>
-    <w:p>
-      <w:pPr>
-        <w:pStyle w:val="ListParagraph"/>
-        <w:numPr>
-          <w:ilvl w:val="0"/>
-          <w:numId w:val="3"/>
-        </w:numPr>
-        <w:spacing w:after="90" w:line="276"/>
-      </w:pPr>
-      <w:r>
-        <w:rPr>
-          <w:color w:val="1a1a1a"/>
-          <w:sz w:val="21"/>
-          <w:szCs w:val="21"/>
-        </w:rPr>
-        <w:t xml:space="preserve">This rules out a large class of explanations: anything that blames the ΔE evaluator, the CIEDE2000 metric, the greedy decode, or the ΔE eval sample size has to also explain why token-level cross-entropy turns in lockstep.</w:t>
+        <w:spacing w:after="80" w:line="272"/>
+      </w:pPr>
+      <w:r>
+        <w:rPr>
+          <w:color w:val="1a1a1a"/>
+          <w:sz w:val="21"/>
+          <w:szCs w:val="21"/>
+        </w:rPr>
+        <w:t xml:space="preserve">This kills anything that blames the ΔE evaluator, CIEDE2000, or the greedy decode: token-level CE turns in lockstep.</w:t>
       </w:r>
     </w:p>
     <w:p>
       <w:pPr>
         <w:pStyle w:val="Heading1"/>
-        <w:spacing w:after="140" w:before="320"/>
-      </w:pPr>
-      <w:r>
-        <w:t xml:space="preserve">5.  The epoch-ceiling theory is refuted</w:t>
-      </w:r>
-    </w:p>
-    <w:p>
-      <w:pPr>
-        <w:spacing w:after="60" w:before="100"/>
+      </w:pPr>
+      <w:r>
+        <w:t xml:space="preserve">4.  Epoch-ceiling theory, refuted</w:t>
+      </w:r>
+    </w:p>
+    <w:p>
+      <w:pPr>
+        <w:spacing w:after="50" w:before="90"/>
         <w:jc w:val="center"/>
       </w:pPr>
       <w:r>
@@ -2245,7 +1878,7 @@
     </w:p>
     <w:p>
       <w:pPr>
-        <w:spacing w:after="220"/>
+        <w:spacing w:after="170"/>
         <w:jc w:val="center"/>
       </w:pPr>
       <w:r>
@@ -2256,112 +1889,7 @@
           <w:sz w:val="17"/>
           <w:szCs w:val="17"/>
         </w:rPr>
-        <w:t xml:space="preserve">Figure 3.  Left: epochs over the 40M corpus for all 48 runs. Right: all nine model sizes the sweep trained at two or more budgets, with N held exactly fixed inside each panel so only the amount of unique data changes.</w:t>
-      </w:r>
-    </w:p>
-    <w:p>
-      <w:pPr>
-        <w:spacing w:after="120" w:before="0" w:line="276"/>
-      </w:pPr>
-      <w:r>
-        <w:rPr>
-          <w:b/>
-          <w:bCs/>
-          <w:color w:val="1a1a1a"/>
-          <w:sz w:val="21"/>
-          <w:szCs w:val="21"/>
-        </w:rPr>
-        <w:t xml:space="preserve">Left panel. </w:t>
-      </w:r>
-      <w:r>
-        <w:rPr>
-          <w:color w:val="1a1a1a"/>
-          <w:sz w:val="21"/>
-          <w:szCs w:val="21"/>
-        </w:rPr>
-        <w:t xml:space="preserve">47 of 48 runs finished under one epoch. The deepest, N = 0.18M at the top budget, reached 1.45. The old EPOCH_CEILING of 1.5 was never binding for anything but that one run. Whatever degrades past 2.75e15 degrades </w:t>
-      </w:r>
-      <w:r>
-        <w:rPr>
-          <w:b/>
-          <w:bCs/>
-          <w:color w:val="1a1a1a"/>
-          <w:sz w:val="21"/>
-          <w:szCs w:val="21"/>
-        </w:rPr>
-        <w:t xml:space="preserve">inside the first pass over the data</w:t>
-      </w:r>
-      <w:r>
-        <w:rPr>
-          <w:color w:val="1a1a1a"/>
-          <w:sz w:val="21"/>
-          <w:szCs w:val="21"/>
-        </w:rPr>
-        <w:t xml:space="preserve">, so it cannot be memorisation from repeats.</w:t>
-      </w:r>
-    </w:p>
-    <w:p>
-      <w:pPr>
-        <w:spacing w:after="120" w:before="0" w:line="276"/>
-      </w:pPr>
-      <w:r>
-        <w:rPr>
-          <w:b/>
-          <w:bCs/>
-          <w:color w:val="1a1a1a"/>
-          <w:sz w:val="21"/>
-          <w:szCs w:val="21"/>
-        </w:rPr>
-        <w:t xml:space="preserve">Right panels. </w:t>
-      </w:r>
-      <w:r>
-        <w:rPr>
-          <w:color w:val="1a1a1a"/>
-          <w:sz w:val="21"/>
-          <w:szCs w:val="21"/>
-        </w:rPr>
-        <w:t xml:space="preserve">These are the cleanest controlled comparison in the study: N is identical within a panel, so the only thing changing is how much unique data the model sees. In five panels more data helps. In four (N = 0.57M, 0.97M, 1.47M, 2.54M) more unique data makes ΔE </w:t>
-      </w:r>
-      <w:r>
-        <w:rPr>
-          <w:b/>
-          <w:bCs/>
-          <w:color w:val="1a1a1a"/>
-          <w:sz w:val="21"/>
-          <w:szCs w:val="21"/>
-        </w:rPr>
-        <w:t xml:space="preserve">worse</w:t>
-      </w:r>
-      <w:r>
-        <w:rPr>
-          <w:color w:val="1a1a1a"/>
-          <w:sz w:val="21"/>
-          <w:szCs w:val="21"/>
-        </w:rPr>
-        <w:t xml:space="preserve">. More unique data hurting is the opposite of a repetition effect.</w:t>
-      </w:r>
-    </w:p>
-    <w:p>
-      <w:r>
-        <w:br w:type="page"/>
-      </w:r>
-    </w:p>
-    <w:p>
-      <w:pPr>
-        <w:pStyle w:val="Heading1"/>
-        <w:spacing w:after="140" w:before="320"/>
-      </w:pPr>
-      <w:r>
-        <w:t xml:space="preserve">6.  Why the large runs do not fit</w:t>
-      </w:r>
-    </w:p>
-    <w:p>
-      <w:pPr>
-        <w:pStyle w:val="Heading2"/>
-        <w:spacing w:after="110" w:before="260"/>
-      </w:pPr>
-      <w:r>
-        <w:t xml:space="preserve">6.1  What we have ruled out</w:t>
+        <w:t xml:space="preserve">Figure 3.  Left: epochs over the 40M corpus, all 48 runs. Right: every model size trained at two or more budgets, N held exactly fixed inside each panel.</w:t>
       </w:r>
     </w:p>
     <w:p>
@@ -2371,8 +1899,16 @@
           <w:ilvl w:val="0"/>
           <w:numId w:val="3"/>
         </w:numPr>
-        <w:spacing w:after="90" w:line="276"/>
-      </w:pPr>
+        <w:spacing w:after="80" w:line="272"/>
+      </w:pPr>
+      <w:r>
+        <w:rPr>
+          <w:color w:val="1a1a1a"/>
+          <w:sz w:val="21"/>
+          <w:szCs w:val="21"/>
+        </w:rPr>
+        <w:t xml:space="preserve">Degradation happens </w:t>
+      </w:r>
       <w:r>
         <w:rPr>
           <w:b/>
@@ -2381,15 +1917,15 @@
           <w:sz w:val="21"/>
           <w:szCs w:val="21"/>
         </w:rPr>
-        <w:t xml:space="preserve">Data repetition. </w:t>
-      </w:r>
-      <w:r>
-        <w:rPr>
-          <w:color w:val="1a1a1a"/>
-          <w:sz w:val="21"/>
-          <w:szCs w:val="21"/>
-        </w:rPr>
-        <w:t xml:space="preserve">Figure 3. Dead.</w:t>
+        <w:t xml:space="preserve">inside the first pass</w:t>
+      </w:r>
+      <w:r>
+        <w:rPr>
+          <w:color w:val="1a1a1a"/>
+          <w:sz w:val="21"/>
+          <w:szCs w:val="21"/>
+        </w:rPr>
+        <w:t xml:space="preserve">. It cannot be memorisation from repeats.</w:t>
       </w:r>
     </w:p>
     <w:p>
@@ -2399,8 +1935,16 @@
           <w:ilvl w:val="0"/>
           <w:numId w:val="3"/>
         </w:numPr>
-        <w:spacing w:after="90" w:line="276"/>
-      </w:pPr>
+        <w:spacing w:after="80" w:line="272"/>
+      </w:pPr>
+      <w:r>
+        <w:rPr>
+          <w:color w:val="1a1a1a"/>
+          <w:sz w:val="21"/>
+          <w:szCs w:val="21"/>
+        </w:rPr>
+        <w:t xml:space="preserve">In four of the nine right-hand panels, more </w:t>
+      </w:r>
       <w:r>
         <w:rPr>
           <w:b/>
@@ -2409,268 +1953,29 @@
           <w:sz w:val="21"/>
           <w:szCs w:val="21"/>
         </w:rPr>
-        <w:t xml:space="preserve">Learning rate not being tuned per scale. </w:t>
-      </w:r>
-      <w:r>
-        <w:rPr>
-          <w:color w:val="1a1a1a"/>
-          <w:sz w:val="21"/>
-          <w:szCs w:val="21"/>
-        </w:rPr>
-        <w:t xml:space="preserve">It is. LR is re-tuned per model size (that is the Porian correction, and we have run several LR-tuning experiments separately). The one genuine gap is that the schedule has </w:t>
-      </w:r>
-      <w:r>
-        <w:rPr>
-          <w:b/>
-          <w:bCs/>
-          <w:color w:val="1a1a1a"/>
-          <w:sz w:val="21"/>
-          <w:szCs w:val="21"/>
-        </w:rPr>
-        <w:t xml:space="preserve">no D term</w:t>
-      </w:r>
-      <w:r>
-        <w:rPr>
-          <w:color w:val="1a1a1a"/>
-          <w:sz w:val="21"/>
-          <w:szCs w:val="21"/>
-        </w:rPr>
-        <w:t xml:space="preserve">: at fixed N, a run given 3× the budget trains 3× longer under a schedule that does not know it. That is worth a single ablation, but it cannot explain a turn shared by both metrics at exactly the same budget.</w:t>
-      </w:r>
-    </w:p>
-    <w:p>
-      <w:pPr>
-        <w:pStyle w:val="ListParagraph"/>
-        <w:numPr>
-          <w:ilvl w:val="0"/>
-          <w:numId w:val="3"/>
-        </w:numPr>
-        <w:spacing w:after="90" w:line="276"/>
-      </w:pPr>
-      <w:r>
-        <w:rPr>
-          <w:b/>
-          <w:bCs/>
-          <w:color w:val="1a1a1a"/>
-          <w:sz w:val="21"/>
-          <w:szCs w:val="21"/>
-        </w:rPr>
-        <w:t xml:space="preserve">Best-vs-final checkpoint. </w:t>
-      </w:r>
-      <w:r>
-        <w:rPr>
-          <w:color w:val="1a1a1a"/>
-          <w:sz w:val="21"/>
-          <w:szCs w:val="21"/>
-        </w:rPr>
-        <w:t xml:space="preserve">Final is the methodologically correct choice for an IsoFLOP study. Taking best would flatter the large runs slightly, but it would not move where the turn happens; it would just shallow it.</w:t>
-      </w:r>
-    </w:p>
-    <w:p>
-      <w:pPr>
-        <w:pStyle w:val="ListParagraph"/>
-        <w:numPr>
-          <w:ilvl w:val="0"/>
-          <w:numId w:val="3"/>
-        </w:numPr>
-        <w:spacing w:after="90" w:line="276"/>
-      </w:pPr>
-      <w:r>
-        <w:rPr>
-          <w:b/>
-          <w:bCs/>
-          <w:color w:val="1a1a1a"/>
-          <w:sz w:val="21"/>
-          <w:szCs w:val="21"/>
-        </w:rPr>
-        <w:t xml:space="preserve">Metric artefact. </w:t>
-      </w:r>
-      <w:r>
-        <w:rPr>
-          <w:color w:val="1a1a1a"/>
-          <w:sz w:val="21"/>
-          <w:szCs w:val="21"/>
-        </w:rPr>
-        <w:t xml:space="preserve">Section 4. CE does the same thing.</w:t>
-      </w:r>
-    </w:p>
-    <w:p>
-      <w:pPr>
-        <w:pStyle w:val="Heading2"/>
-        <w:spacing w:after="110" w:before="260"/>
-      </w:pPr>
-      <w:r>
-        <w:t xml:space="preserve">6.2  My theory: the M factor</w:t>
-      </w:r>
-    </w:p>
-    <w:p>
-      <w:pPr>
-        <w:spacing w:after="120" w:before="0" w:line="276"/>
-      </w:pPr>
-      <w:r>
-        <w:rPr>
-          <w:color w:val="1a1a1a"/>
-          <w:sz w:val="21"/>
-          <w:szCs w:val="21"/>
-        </w:rPr>
-        <w:t xml:space="preserve">INDIGO's setup: each example carries a material pool of </w:t>
-      </w:r>
-      <w:r>
-        <w:rPr>
-          <w:b/>
-          <w:bCs/>
-          <w:color w:val="1a1a1a"/>
-          <w:sz w:val="21"/>
-          <w:szCs w:val="21"/>
-        </w:rPr>
-        <w:t xml:space="preserve">pool_size drawn from [4, 32]</w:t>
-      </w:r>
-      <w:r>
-        <w:rPr>
-          <w:color w:val="1a1a1a"/>
-          <w:sz w:val="21"/>
-          <w:szCs w:val="21"/>
-        </w:rPr>
-        <w:t xml:space="preserve">, a stack of at most 10 layers, and thicknesses on a 2 nm token grid. So for a given example, the set of colours that are physically reachable is </w:t>
-      </w:r>
-      <w:r>
-        <w:rPr>
-          <w:b/>
-          <w:bCs/>
-          <w:color w:val="1a1a1a"/>
-          <w:sz w:val="21"/>
-          <w:szCs w:val="21"/>
-        </w:rPr>
-        <w:t xml:space="preserve">finite and fixed by the pool</w:t>
-      </w:r>
-      <w:r>
-        <w:rPr>
-          <w:color w:val="1a1a1a"/>
-          <w:sz w:val="21"/>
-          <w:szCs w:val="21"/>
-        </w:rPr>
-        <w:t xml:space="preserve">, not by the model. Call the best reachable value ΔE_floor(pool). No model, of any size, can beat it.</w:t>
-      </w:r>
-    </w:p>
-    <w:p>
-      <w:pPr>
-        <w:spacing w:after="120" w:before="0" w:line="276"/>
-      </w:pPr>
-      <w:r>
-        <w:rPr>
-          <w:color w:val="1a1a1a"/>
-          <w:sz w:val="21"/>
-          <w:szCs w:val="21"/>
-        </w:rPr>
-        <w:t xml:space="preserve">Three consequences, each of which matches something in the data:</w:t>
-      </w:r>
-    </w:p>
-    <w:p>
-      <w:pPr>
-        <w:pStyle w:val="ListParagraph"/>
-        <w:numPr>
-          <w:ilvl w:val="0"/>
-          <w:numId w:val="3"/>
-        </w:numPr>
-        <w:spacing w:after="90" w:line="276"/>
-      </w:pPr>
-      <w:r>
-        <w:rPr>
-          <w:b/>
-          <w:bCs/>
-          <w:color w:val="1a1a1a"/>
-          <w:sz w:val="21"/>
-          <w:szCs w:val="21"/>
-        </w:rPr>
-        <w:t xml:space="preserve">(a) A floor flattens the IsoFLOP parabola. </w:t>
-      </w:r>
-      <w:r>
-        <w:rPr>
-          <w:color w:val="1a1a1a"/>
-          <w:sz w:val="21"/>
-          <w:szCs w:val="21"/>
-        </w:rPr>
-        <w:t xml:space="preserve">Once a model is good enough to find the near-pool-optimal stack, extra parameters buy nothing, curvature in log N goes to zero, and N* stops being identified. That is precisely what Figure 1 shows: the top rung refuses outright and the second-from-top's star sits at the edge of the window.</w:t>
-      </w:r>
-    </w:p>
-    <w:p>
-      <w:pPr>
-        <w:pStyle w:val="ListParagraph"/>
-        <w:numPr>
-          <w:ilvl w:val="0"/>
-          <w:numId w:val="3"/>
-        </w:numPr>
-        <w:spacing w:after="90" w:line="276"/>
-      </w:pPr>
-      <w:r>
-        <w:rPr>
-          <w:b/>
-          <w:bCs/>
-          <w:color w:val="1a1a1a"/>
-          <w:sz w:val="21"/>
-          <w:szCs w:val="21"/>
-        </w:rPr>
-        <w:t xml:space="preserve">(b) The floor should be chroma-dependent, so low chroma should still scale cleanly. </w:t>
-      </w:r>
-      <w:r>
-        <w:rPr>
-          <w:color w:val="1a1a1a"/>
-          <w:sz w:val="21"/>
-          <w:szCs w:val="21"/>
-        </w:rPr>
-        <w:t xml:space="preserve">Low-chroma targets sit in the interior of the reachable set; high-chroma targets sit outside it whenever the pool is small. Prediction: the low bucket keeps a clean law. </w:t>
-      </w:r>
-      <w:r>
-        <w:rPr>
-          <w:b/>
-          <w:bCs/>
-          <w:color w:val="1a1a1a"/>
-          <w:sz w:val="21"/>
-          <w:szCs w:val="21"/>
-        </w:rPr>
-        <w:t xml:space="preserve">It does, and it is the only one that does</w:t>
-      </w:r>
-      <w:r>
-        <w:rPr>
-          <w:color w:val="1a1a1a"/>
-          <w:sz w:val="21"/>
-          <w:szCs w:val="21"/>
-        </w:rPr>
-        <w:t xml:space="preserve"> (Table 2).</w:t>
-      </w:r>
-    </w:p>
-    <w:p>
-      <w:pPr>
-        <w:pStyle w:val="ListParagraph"/>
-        <w:numPr>
-          <w:ilvl w:val="0"/>
-          <w:numId w:val="3"/>
-        </w:numPr>
-        <w:spacing w:after="90" w:line="276"/>
-      </w:pPr>
-      <w:r>
-        <w:rPr>
-          <w:b/>
-          <w:bCs/>
-          <w:color w:val="1a1a1a"/>
-          <w:sz w:val="21"/>
-          <w:szCs w:val="21"/>
-        </w:rPr>
-        <w:t xml:space="preserve">(c) The floor should show up as an absolute plateau at high chroma. </w:t>
-      </w:r>
-      <w:r>
-        <w:rPr>
-          <w:color w:val="1a1a1a"/>
-          <w:sz w:val="21"/>
-          <w:szCs w:val="21"/>
-        </w:rPr>
-        <w:t xml:space="preserve">High-chroma ΔE across the full 250× span goes 21.5, 18.8, 18.1, 18.8, 20.2, 21.5. Best-to-worst is a factor of 1.19, and the best value, 18 ΔE units, is not a usable design. Low chroma over the same span goes 6.86 down to 5.05.</w:t>
-      </w:r>
-    </w:p>
-    <w:p>
-      <w:pPr>
-        <w:spacing w:after="160"/>
-      </w:pPr>
+        <w:t xml:space="preserve">unique</w:t>
+      </w:r>
+      <w:r>
+        <w:rPr>
+          <w:color w:val="1a1a1a"/>
+          <w:sz w:val="21"/>
+          <w:szCs w:val="21"/>
+        </w:rPr>
+        <w:t xml:space="preserve"> data makes ΔE worse. That is the opposite of a repetition effect.</w:t>
+      </w:r>
+    </w:p>
+    <w:p>
+      <w:r>
+        <w:br w:type="page"/>
+      </w:r>
+    </w:p>
+    <w:p>
+      <w:pPr>
+        <w:pStyle w:val="Heading1"/>
+      </w:pPr>
+      <w:r>
+        <w:t xml:space="preserve">5.  Where the ceiling comes from</w:t>
+      </w:r>
     </w:p>
     <w:p>
       <w:pPr>
@@ -2717,9 +2022,9 @@
             <w:tcW w:type="dxa" w:w="1200"/>
             <w:shd w:fill="eef2f7" w:color="auto" w:val="clear"/>
             <w:tcMar>
-              <w:top w:type="dxa" w:w="60"/>
-              <w:left w:type="dxa" w:w="90"/>
-              <w:bottom w:type="dxa" w:w="60"/>
+              <w:top w:type="dxa" w:w="55"/>
+              <w:left w:type="dxa" w:w="90"/>
+              <w:bottom w:type="dxa" w:w="55"/>
               <w:right w:type="dxa" w:w="90"/>
             </w:tcMar>
           </w:tcPr>
@@ -2745,9 +2050,9 @@
             <w:tcW w:type="dxa" w:w="1180"/>
             <w:shd w:fill="eef2f7" w:color="auto" w:val="clear"/>
             <w:tcMar>
-              <w:top w:type="dxa" w:w="60"/>
-              <w:left w:type="dxa" w:w="90"/>
-              <w:bottom w:type="dxa" w:w="60"/>
+              <w:top w:type="dxa" w:w="55"/>
+              <w:left w:type="dxa" w:w="90"/>
+              <w:bottom w:type="dxa" w:w="55"/>
               <w:right w:type="dxa" w:w="90"/>
             </w:tcMar>
           </w:tcPr>
@@ -2773,9 +2078,9 @@
             <w:tcW w:type="dxa" w:w="1900"/>
             <w:shd w:fill="eef2f7" w:color="auto" w:val="clear"/>
             <w:tcMar>
-              <w:top w:type="dxa" w:w="60"/>
-              <w:left w:type="dxa" w:w="90"/>
-              <w:bottom w:type="dxa" w:w="60"/>
+              <w:top w:type="dxa" w:w="55"/>
+              <w:left w:type="dxa" w:w="90"/>
+              <w:bottom w:type="dxa" w:w="55"/>
               <w:right w:type="dxa" w:w="90"/>
             </w:tcMar>
           </w:tcPr>
@@ -2801,9 +2106,9 @@
             <w:tcW w:type="dxa" w:w="1180"/>
             <w:shd w:fill="eef2f7" w:color="auto" w:val="clear"/>
             <w:tcMar>
-              <w:top w:type="dxa" w:w="60"/>
-              <w:left w:type="dxa" w:w="90"/>
-              <w:bottom w:type="dxa" w:w="60"/>
+              <w:top w:type="dxa" w:w="55"/>
+              <w:left w:type="dxa" w:w="90"/>
+              <w:bottom w:type="dxa" w:w="55"/>
               <w:right w:type="dxa" w:w="90"/>
             </w:tcMar>
           </w:tcPr>
@@ -2829,9 +2134,9 @@
             <w:tcW w:type="dxa" w:w="1000"/>
             <w:shd w:fill="eef2f7" w:color="auto" w:val="clear"/>
             <w:tcMar>
-              <w:top w:type="dxa" w:w="60"/>
-              <w:left w:type="dxa" w:w="90"/>
-              <w:bottom w:type="dxa" w:w="60"/>
+              <w:top w:type="dxa" w:w="55"/>
+              <w:left w:type="dxa" w:w="90"/>
+              <w:bottom w:type="dxa" w:w="55"/>
               <w:right w:type="dxa" w:w="90"/>
             </w:tcMar>
           </w:tcPr>
@@ -2857,9 +2162,9 @@
             <w:tcW w:type="dxa" w:w="1200"/>
             <w:shd w:fill="eef2f7" w:color="auto" w:val="clear"/>
             <w:tcMar>
-              <w:top w:type="dxa" w:w="60"/>
-              <w:left w:type="dxa" w:w="90"/>
-              <w:bottom w:type="dxa" w:w="60"/>
+              <w:top w:type="dxa" w:w="55"/>
+              <w:left w:type="dxa" w:w="90"/>
+              <w:bottom w:type="dxa" w:w="55"/>
               <w:right w:type="dxa" w:w="90"/>
             </w:tcMar>
           </w:tcPr>
@@ -2885,9 +2190,9 @@
             <w:tcW w:type="dxa" w:w="1700"/>
             <w:shd w:fill="eef2f7" w:color="auto" w:val="clear"/>
             <w:tcMar>
-              <w:top w:type="dxa" w:w="60"/>
-              <w:left w:type="dxa" w:w="90"/>
-              <w:bottom w:type="dxa" w:w="60"/>
+              <w:top w:type="dxa" w:w="55"/>
+              <w:left w:type="dxa" w:w="90"/>
+              <w:bottom w:type="dxa" w:w="55"/>
               <w:right w:type="dxa" w:w="90"/>
             </w:tcMar>
           </w:tcPr>
@@ -2914,9 +2219,9 @@
           <w:tcPr>
             <w:tcW w:type="dxa" w:w="1200"/>
             <w:tcMar>
-              <w:top w:type="dxa" w:w="60"/>
-              <w:left w:type="dxa" w:w="90"/>
-              <w:bottom w:type="dxa" w:w="60"/>
+              <w:top w:type="dxa" w:w="55"/>
+              <w:left w:type="dxa" w:w="90"/>
+              <w:bottom w:type="dxa" w:w="55"/>
               <w:right w:type="dxa" w:w="90"/>
             </w:tcMar>
           </w:tcPr>
@@ -2939,9 +2244,9 @@
           <w:tcPr>
             <w:tcW w:type="dxa" w:w="1180"/>
             <w:tcMar>
-              <w:top w:type="dxa" w:w="60"/>
-              <w:left w:type="dxa" w:w="90"/>
-              <w:bottom w:type="dxa" w:w="60"/>
+              <w:top w:type="dxa" w:w="55"/>
+              <w:left w:type="dxa" w:w="90"/>
+              <w:bottom w:type="dxa" w:w="55"/>
               <w:right w:type="dxa" w:w="90"/>
             </w:tcMar>
           </w:tcPr>
@@ -2964,9 +2269,9 @@
           <w:tcPr>
             <w:tcW w:type="dxa" w:w="1900"/>
             <w:tcMar>
-              <w:top w:type="dxa" w:w="60"/>
-              <w:left w:type="dxa" w:w="90"/>
-              <w:bottom w:type="dxa" w:w="60"/>
+              <w:top w:type="dxa" w:w="55"/>
+              <w:left w:type="dxa" w:w="90"/>
+              <w:bottom w:type="dxa" w:w="55"/>
               <w:right w:type="dxa" w:w="90"/>
             </w:tcMar>
           </w:tcPr>
@@ -2989,9 +2294,9 @@
           <w:tcPr>
             <w:tcW w:type="dxa" w:w="1180"/>
             <w:tcMar>
-              <w:top w:type="dxa" w:w="60"/>
-              <w:left w:type="dxa" w:w="90"/>
-              <w:bottom w:type="dxa" w:w="60"/>
+              <w:top w:type="dxa" w:w="55"/>
+              <w:left w:type="dxa" w:w="90"/>
+              <w:bottom w:type="dxa" w:w="55"/>
               <w:right w:type="dxa" w:w="90"/>
             </w:tcMar>
           </w:tcPr>
@@ -3014,9 +2319,9 @@
           <w:tcPr>
             <w:tcW w:type="dxa" w:w="1000"/>
             <w:tcMar>
-              <w:top w:type="dxa" w:w="60"/>
-              <w:left w:type="dxa" w:w="90"/>
-              <w:bottom w:type="dxa" w:w="60"/>
+              <w:top w:type="dxa" w:w="55"/>
+              <w:left w:type="dxa" w:w="90"/>
+              <w:bottom w:type="dxa" w:w="55"/>
               <w:right w:type="dxa" w:w="90"/>
             </w:tcMar>
           </w:tcPr>
@@ -3039,9 +2344,9 @@
           <w:tcPr>
             <w:tcW w:type="dxa" w:w="1200"/>
             <w:tcMar>
-              <w:top w:type="dxa" w:w="60"/>
-              <w:left w:type="dxa" w:w="90"/>
-              <w:bottom w:type="dxa" w:w="60"/>
+              <w:top w:type="dxa" w:w="55"/>
+              <w:left w:type="dxa" w:w="90"/>
+              <w:bottom w:type="dxa" w:w="55"/>
               <w:right w:type="dxa" w:w="90"/>
             </w:tcMar>
           </w:tcPr>
@@ -3064,9 +2369,9 @@
           <w:tcPr>
             <w:tcW w:type="dxa" w:w="1700"/>
             <w:tcMar>
-              <w:top w:type="dxa" w:w="60"/>
-              <w:left w:type="dxa" w:w="90"/>
-              <w:bottom w:type="dxa" w:w="60"/>
+              <w:top w:type="dxa" w:w="55"/>
+              <w:left w:type="dxa" w:w="90"/>
+              <w:bottom w:type="dxa" w:w="55"/>
               <w:right w:type="dxa" w:w="90"/>
             </w:tcMar>
           </w:tcPr>
@@ -3092,9 +2397,9 @@
             <w:tcW w:type="dxa" w:w="1200"/>
             <w:shd w:fill="f7f8fa" w:color="auto" w:val="clear"/>
             <w:tcMar>
-              <w:top w:type="dxa" w:w="60"/>
-              <w:left w:type="dxa" w:w="90"/>
-              <w:bottom w:type="dxa" w:w="60"/>
+              <w:top w:type="dxa" w:w="55"/>
+              <w:left w:type="dxa" w:w="90"/>
+              <w:bottom w:type="dxa" w:w="55"/>
               <w:right w:type="dxa" w:w="90"/>
             </w:tcMar>
           </w:tcPr>
@@ -3118,9 +2423,9 @@
             <w:tcW w:type="dxa" w:w="1180"/>
             <w:shd w:fill="f7f8fa" w:color="auto" w:val="clear"/>
             <w:tcMar>
-              <w:top w:type="dxa" w:w="60"/>
-              <w:left w:type="dxa" w:w="90"/>
-              <w:bottom w:type="dxa" w:w="60"/>
+              <w:top w:type="dxa" w:w="55"/>
+              <w:left w:type="dxa" w:w="90"/>
+              <w:bottom w:type="dxa" w:w="55"/>
               <w:right w:type="dxa" w:w="90"/>
             </w:tcMar>
           </w:tcPr>
@@ -3144,9 +2449,9 @@
             <w:tcW w:type="dxa" w:w="1900"/>
             <w:shd w:fill="f7f8fa" w:color="auto" w:val="clear"/>
             <w:tcMar>
-              <w:top w:type="dxa" w:w="60"/>
-              <w:left w:type="dxa" w:w="90"/>
-              <w:bottom w:type="dxa" w:w="60"/>
+              <w:top w:type="dxa" w:w="55"/>
+              <w:left w:type="dxa" w:w="90"/>
+              <w:bottom w:type="dxa" w:w="55"/>
               <w:right w:type="dxa" w:w="90"/>
             </w:tcMar>
           </w:tcPr>
@@ -3170,9 +2475,9 @@
             <w:tcW w:type="dxa" w:w="1180"/>
             <w:shd w:fill="f7f8fa" w:color="auto" w:val="clear"/>
             <w:tcMar>
-              <w:top w:type="dxa" w:w="60"/>
-              <w:left w:type="dxa" w:w="90"/>
-              <w:bottom w:type="dxa" w:w="60"/>
+              <w:top w:type="dxa" w:w="55"/>
+              <w:left w:type="dxa" w:w="90"/>
+              <w:bottom w:type="dxa" w:w="55"/>
               <w:right w:type="dxa" w:w="90"/>
             </w:tcMar>
           </w:tcPr>
@@ -3196,9 +2501,9 @@
             <w:tcW w:type="dxa" w:w="1000"/>
             <w:shd w:fill="f7f8fa" w:color="auto" w:val="clear"/>
             <w:tcMar>
-              <w:top w:type="dxa" w:w="60"/>
-              <w:left w:type="dxa" w:w="90"/>
-              <w:bottom w:type="dxa" w:w="60"/>
+              <w:top w:type="dxa" w:w="55"/>
+              <w:left w:type="dxa" w:w="90"/>
+              <w:bottom w:type="dxa" w:w="55"/>
               <w:right w:type="dxa" w:w="90"/>
             </w:tcMar>
           </w:tcPr>
@@ -3222,9 +2527,9 @@
             <w:tcW w:type="dxa" w:w="1200"/>
             <w:shd w:fill="f7f8fa" w:color="auto" w:val="clear"/>
             <w:tcMar>
-              <w:top w:type="dxa" w:w="60"/>
-              <w:left w:type="dxa" w:w="90"/>
-              <w:bottom w:type="dxa" w:w="60"/>
+              <w:top w:type="dxa" w:w="55"/>
+              <w:left w:type="dxa" w:w="90"/>
+              <w:bottom w:type="dxa" w:w="55"/>
               <w:right w:type="dxa" w:w="90"/>
             </w:tcMar>
           </w:tcPr>
@@ -3248,9 +2553,9 @@
             <w:tcW w:type="dxa" w:w="1700"/>
             <w:shd w:fill="f7f8fa" w:color="auto" w:val="clear"/>
             <w:tcMar>
-              <w:top w:type="dxa" w:w="60"/>
-              <w:left w:type="dxa" w:w="90"/>
-              <w:bottom w:type="dxa" w:w="60"/>
+              <w:top w:type="dxa" w:w="55"/>
+              <w:left w:type="dxa" w:w="90"/>
+              <w:bottom w:type="dxa" w:w="55"/>
               <w:right w:type="dxa" w:w="90"/>
             </w:tcMar>
           </w:tcPr>
@@ -3275,9 +2580,9 @@
           <w:tcPr>
             <w:tcW w:type="dxa" w:w="1200"/>
             <w:tcMar>
-              <w:top w:type="dxa" w:w="60"/>
-              <w:left w:type="dxa" w:w="90"/>
-              <w:bottom w:type="dxa" w:w="60"/>
+              <w:top w:type="dxa" w:w="55"/>
+              <w:left w:type="dxa" w:w="90"/>
+              <w:bottom w:type="dxa" w:w="55"/>
               <w:right w:type="dxa" w:w="90"/>
             </w:tcMar>
           </w:tcPr>
@@ -3300,9 +2605,9 @@
           <w:tcPr>
             <w:tcW w:type="dxa" w:w="1180"/>
             <w:tcMar>
-              <w:top w:type="dxa" w:w="60"/>
-              <w:left w:type="dxa" w:w="90"/>
-              <w:bottom w:type="dxa" w:w="60"/>
+              <w:top w:type="dxa" w:w="55"/>
+              <w:left w:type="dxa" w:w="90"/>
+              <w:bottom w:type="dxa" w:w="55"/>
               <w:right w:type="dxa" w:w="90"/>
             </w:tcMar>
           </w:tcPr>
@@ -3325,9 +2630,9 @@
           <w:tcPr>
             <w:tcW w:type="dxa" w:w="1900"/>
             <w:tcMar>
-              <w:top w:type="dxa" w:w="60"/>
-              <w:left w:type="dxa" w:w="90"/>
-              <w:bottom w:type="dxa" w:w="60"/>
+              <w:top w:type="dxa" w:w="55"/>
+              <w:left w:type="dxa" w:w="90"/>
+              <w:bottom w:type="dxa" w:w="55"/>
               <w:right w:type="dxa" w:w="90"/>
             </w:tcMar>
           </w:tcPr>
@@ -3350,9 +2655,9 @@
           <w:tcPr>
             <w:tcW w:type="dxa" w:w="1180"/>
             <w:tcMar>
-              <w:top w:type="dxa" w:w="60"/>
-              <w:left w:type="dxa" w:w="90"/>
-              <w:bottom w:type="dxa" w:w="60"/>
+              <w:top w:type="dxa" w:w="55"/>
+              <w:left w:type="dxa" w:w="90"/>
+              <w:bottom w:type="dxa" w:w="55"/>
               <w:right w:type="dxa" w:w="90"/>
             </w:tcMar>
           </w:tcPr>
@@ -3375,9 +2680,9 @@
           <w:tcPr>
             <w:tcW w:type="dxa" w:w="1000"/>
             <w:tcMar>
-              <w:top w:type="dxa" w:w="60"/>
-              <w:left w:type="dxa" w:w="90"/>
-              <w:bottom w:type="dxa" w:w="60"/>
+              <w:top w:type="dxa" w:w="55"/>
+              <w:left w:type="dxa" w:w="90"/>
+              <w:bottom w:type="dxa" w:w="55"/>
               <w:right w:type="dxa" w:w="90"/>
             </w:tcMar>
           </w:tcPr>
@@ -3400,9 +2705,9 @@
           <w:tcPr>
             <w:tcW w:type="dxa" w:w="1200"/>
             <w:tcMar>
-              <w:top w:type="dxa" w:w="60"/>
-              <w:left w:type="dxa" w:w="90"/>
-              <w:bottom w:type="dxa" w:w="60"/>
+              <w:top w:type="dxa" w:w="55"/>
+              <w:left w:type="dxa" w:w="90"/>
+              <w:bottom w:type="dxa" w:w="55"/>
               <w:right w:type="dxa" w:w="90"/>
             </w:tcMar>
           </w:tcPr>
@@ -3425,9 +2730,9 @@
           <w:tcPr>
             <w:tcW w:type="dxa" w:w="1700"/>
             <w:tcMar>
-              <w:top w:type="dxa" w:w="60"/>
-              <w:left w:type="dxa" w:w="90"/>
-              <w:bottom w:type="dxa" w:w="60"/>
+              <w:top w:type="dxa" w:w="55"/>
+              <w:left w:type="dxa" w:w="90"/>
+              <w:bottom w:type="dxa" w:w="55"/>
               <w:right w:type="dxa" w:w="90"/>
             </w:tcMar>
           </w:tcPr>
@@ -3453,9 +2758,9 @@
             <w:tcW w:type="dxa" w:w="1200"/>
             <w:shd w:fill="f7f8fa" w:color="auto" w:val="clear"/>
             <w:tcMar>
-              <w:top w:type="dxa" w:w="60"/>
-              <w:left w:type="dxa" w:w="90"/>
-              <w:bottom w:type="dxa" w:w="60"/>
+              <w:top w:type="dxa" w:w="55"/>
+              <w:left w:type="dxa" w:w="90"/>
+              <w:bottom w:type="dxa" w:w="55"/>
               <w:right w:type="dxa" w:w="90"/>
             </w:tcMar>
           </w:tcPr>
@@ -3479,9 +2784,9 @@
             <w:tcW w:type="dxa" w:w="1180"/>
             <w:shd w:fill="f7f8fa" w:color="auto" w:val="clear"/>
             <w:tcMar>
-              <w:top w:type="dxa" w:w="60"/>
-              <w:left w:type="dxa" w:w="90"/>
-              <w:bottom w:type="dxa" w:w="60"/>
+              <w:top w:type="dxa" w:w="55"/>
+              <w:left w:type="dxa" w:w="90"/>
+              <w:bottom w:type="dxa" w:w="55"/>
               <w:right w:type="dxa" w:w="90"/>
             </w:tcMar>
           </w:tcPr>
@@ -3505,9 +2810,9 @@
             <w:tcW w:type="dxa" w:w="1900"/>
             <w:shd w:fill="f7f8fa" w:color="auto" w:val="clear"/>
             <w:tcMar>
-              <w:top w:type="dxa" w:w="60"/>
-              <w:left w:type="dxa" w:w="90"/>
-              <w:bottom w:type="dxa" w:w="60"/>
+              <w:top w:type="dxa" w:w="55"/>
+              <w:left w:type="dxa" w:w="90"/>
+              <w:bottom w:type="dxa" w:w="55"/>
               <w:right w:type="dxa" w:w="90"/>
             </w:tcMar>
           </w:tcPr>
@@ -3531,9 +2836,9 @@
             <w:tcW w:type="dxa" w:w="1180"/>
             <w:shd w:fill="f7f8fa" w:color="auto" w:val="clear"/>
             <w:tcMar>
-              <w:top w:type="dxa" w:w="60"/>
-              <w:left w:type="dxa" w:w="90"/>
-              <w:bottom w:type="dxa" w:w="60"/>
+              <w:top w:type="dxa" w:w="55"/>
+              <w:left w:type="dxa" w:w="90"/>
+              <w:bottom w:type="dxa" w:w="55"/>
               <w:right w:type="dxa" w:w="90"/>
             </w:tcMar>
           </w:tcPr>
@@ -3557,9 +2862,9 @@
             <w:tcW w:type="dxa" w:w="1000"/>
             <w:shd w:fill="f7f8fa" w:color="auto" w:val="clear"/>
             <w:tcMar>
-              <w:top w:type="dxa" w:w="60"/>
-              <w:left w:type="dxa" w:w="90"/>
-              <w:bottom w:type="dxa" w:w="60"/>
+              <w:top w:type="dxa" w:w="55"/>
+              <w:left w:type="dxa" w:w="90"/>
+              <w:bottom w:type="dxa" w:w="55"/>
               <w:right w:type="dxa" w:w="90"/>
             </w:tcMar>
           </w:tcPr>
@@ -3583,9 +2888,9 @@
             <w:tcW w:type="dxa" w:w="1200"/>
             <w:shd w:fill="f7f8fa" w:color="auto" w:val="clear"/>
             <w:tcMar>
-              <w:top w:type="dxa" w:w="60"/>
-              <w:left w:type="dxa" w:w="90"/>
-              <w:bottom w:type="dxa" w:w="60"/>
+              <w:top w:type="dxa" w:w="55"/>
+              <w:left w:type="dxa" w:w="90"/>
+              <w:bottom w:type="dxa" w:w="55"/>
               <w:right w:type="dxa" w:w="90"/>
             </w:tcMar>
           </w:tcPr>
@@ -3609,9 +2914,9 @@
             <w:tcW w:type="dxa" w:w="1700"/>
             <w:shd w:fill="f7f8fa" w:color="auto" w:val="clear"/>
             <w:tcMar>
-              <w:top w:type="dxa" w:w="60"/>
-              <w:left w:type="dxa" w:w="90"/>
-              <w:bottom w:type="dxa" w:w="60"/>
+              <w:top w:type="dxa" w:w="55"/>
+              <w:left w:type="dxa" w:w="90"/>
+              <w:bottom w:type="dxa" w:w="55"/>
               <w:right w:type="dxa" w:w="90"/>
             </w:tcMar>
           </w:tcPr>
@@ -3634,7 +2939,7 @@
     </w:tbl>
     <w:p>
       <w:pPr>
-        <w:spacing w:after="220"/>
+        <w:spacing w:after="170"/>
         <w:jc w:val="center"/>
       </w:pPr>
       <w:r>
@@ -3645,17 +2950,12 @@
           <w:sz w:val="17"/>
           <w:szCs w:val="17"/>
         </w:rPr>
-        <w:t xml:space="preserve">"Survives noise" is the Monte-Carlo re-fit that propagates measured seed-to-seed noise into the parabola fits. Low: 4000 draws, 43% refused, median α = 0.652, CI 0.53 to 0.76. Mid and pooled: 4000/4000 draws refused. High: 3998/4000 refused.</w:t>
-      </w:r>
-    </w:p>
-    <w:p>
-      <w:pPr>
-        <w:spacing w:after="160"/>
-      </w:pPr>
-    </w:p>
-    <w:p>
-      <w:pPr>
-        <w:spacing w:after="120" w:before="0" w:line="276"/>
+        <w:t xml:space="preserve">"Survives noise" is the Monte-Carlo re-fit propagating measured seed noise. Low: 43% of draws refused, median α = 0.652. Mid and pooled: 4000/4000 refused. High: 3998/4000.</w:t>
+      </w:r>
+    </w:p>
+    <w:p>
+      <w:pPr>
+        <w:spacing w:after="60" w:before="140" w:line="276"/>
       </w:pPr>
       <w:r>
         <w:rPr>
@@ -3665,215 +2965,905 @@
           <w:sz w:val="21"/>
           <w:szCs w:val="21"/>
         </w:rPr>
-        <w:t xml:space="preserve">This is the load-bearing row. </w:t>
-      </w:r>
-      <w:r>
-        <w:rPr>
-          <w:color w:val="1a1a1a"/>
-          <w:sz w:val="21"/>
-          <w:szCs w:val="21"/>
-        </w:rPr>
-        <w:t xml:space="preserve">Low chroma is the only bucket that fits every budget, has a tight interval, and holds up once seed noise is propagated. And α + β = 1.05, which is what a well-posed compute-optimal law is supposed to give. So the machinery works. It works exactly where the problem is solvable, and falls apart where it is not.</w:t>
-      </w:r>
-    </w:p>
-    <w:p>
-      <w:pPr>
-        <w:spacing w:after="120" w:before="0" w:line="276"/>
-      </w:pPr>
-      <w:r>
-        <w:rPr>
-          <w:b/>
-          <w:bCs/>
-          <w:color w:val="1a1a1a"/>
-          <w:sz w:val="21"/>
-          <w:szCs w:val="21"/>
-        </w:rPr>
-        <w:t xml:space="preserve">Read that way, the pooled curve is a mixture: </w:t>
-      </w:r>
-      <w:r>
-        <w:rPr>
-          <w:color w:val="1a1a1a"/>
-          <w:sz w:val="21"/>
-          <w:szCs w:val="21"/>
-        </w:rPr>
-        <w:t xml:space="preserve">a scaling-limited component (low chroma, still improving) plus a floor-limited component (high chroma, pinned at 18 to 21). A mixture of a falling curve and a flat one does not have a clean power law, and the mixture weight shifts as the model gets better at the easy part. That is my answer to "why don't the large runs fit nicely".</w:t>
+        <w:t xml:space="preserve">Best ΔE₀₀ by bucket across the full 250× span</w:t>
+      </w:r>
+      <w:r>
+        <w:rPr>
+          <w:color w:val="1a1a1a"/>
+          <w:sz w:val="21"/>
+          <w:szCs w:val="21"/>
+        </w:rPr>
+        <w:t xml:space="preserve">   (1e14 → 2.5e16):</w:t>
+      </w:r>
+    </w:p>
+    <w:tbl>
+      <w:tblPr>
+        <w:tblW w:type="dxa" w:w="9360"/>
+        <w:tblBorders>
+          <w:top w:val="single" w:color="c9c9c9" w:sz="4"/>
+          <w:left w:val="none"/>
+          <w:bottom w:val="single" w:color="c9c9c9" w:sz="4"/>
+          <w:right w:val="none"/>
+          <w:insideH w:val="single" w:color="e3e3e3" w:sz="2"/>
+          <w:insideV w:val="none"/>
+        </w:tblBorders>
+      </w:tblPr>
+      <w:tblGrid>
+        <w:gridCol w:w="1180"/>
+        <w:gridCol w:w="1130"/>
+        <w:gridCol w:w="1130"/>
+        <w:gridCol w:w="1130"/>
+        <w:gridCol w:w="1130"/>
+        <w:gridCol w:w="1130"/>
+        <w:gridCol w:w="1130"/>
+        <w:gridCol w:w="1400"/>
+      </w:tblGrid>
+      <w:tr>
+        <w:trPr>
+          <w:tblHeader/>
+        </w:trPr>
+        <w:tc>
+          <w:tcPr>
+            <w:tcW w:type="dxa" w:w="1180"/>
+            <w:shd w:fill="eef2f7" w:color="auto" w:val="clear"/>
+            <w:tcMar>
+              <w:top w:type="dxa" w:w="55"/>
+              <w:left w:type="dxa" w:w="90"/>
+              <w:bottom w:type="dxa" w:w="55"/>
+              <w:right w:type="dxa" w:w="90"/>
+            </w:tcMar>
+          </w:tcPr>
+          <w:p>
+            <w:pPr>
+              <w:spacing w:after="0"/>
+              <w:jc w:val="left"/>
+            </w:pPr>
+            <w:r>
+              <w:rPr>
+                <w:b/>
+                <w:bCs/>
+                <w:color w:val="1a1a1a"/>
+                <w:sz w:val="18"/>
+                <w:szCs w:val="18"/>
+              </w:rPr>
+              <w:t xml:space="preserve">Bucket</w:t>
+            </w:r>
+          </w:p>
+        </w:tc>
+        <w:tc>
+          <w:tcPr>
+            <w:tcW w:type="dxa" w:w="1130"/>
+            <w:shd w:fill="eef2f7" w:color="auto" w:val="clear"/>
+            <w:tcMar>
+              <w:top w:type="dxa" w:w="55"/>
+              <w:left w:type="dxa" w:w="90"/>
+              <w:bottom w:type="dxa" w:w="55"/>
+              <w:right w:type="dxa" w:w="90"/>
+            </w:tcMar>
+          </w:tcPr>
+          <w:p>
+            <w:pPr>
+              <w:spacing w:after="0"/>
+              <w:jc w:val="right"/>
+            </w:pPr>
+            <w:r>
+              <w:rPr>
+                <w:b/>
+                <w:bCs/>
+                <w:color w:val="1a1a1a"/>
+                <w:sz w:val="18"/>
+                <w:szCs w:val="18"/>
+              </w:rPr>
+              <w:t xml:space="preserve">1.0e14</w:t>
+            </w:r>
+          </w:p>
+        </w:tc>
+        <w:tc>
+          <w:tcPr>
+            <w:tcW w:type="dxa" w:w="1130"/>
+            <w:shd w:fill="eef2f7" w:color="auto" w:val="clear"/>
+            <w:tcMar>
+              <w:top w:type="dxa" w:w="55"/>
+              <w:left w:type="dxa" w:w="90"/>
+              <w:bottom w:type="dxa" w:w="55"/>
+              <w:right w:type="dxa" w:w="90"/>
+            </w:tcMar>
+          </w:tcPr>
+          <w:p>
+            <w:pPr>
+              <w:spacing w:after="0"/>
+              <w:jc w:val="right"/>
+            </w:pPr>
+            <w:r>
+              <w:rPr>
+                <w:b/>
+                <w:bCs/>
+                <w:color w:val="1a1a1a"/>
+                <w:sz w:val="18"/>
+                <w:szCs w:val="18"/>
+              </w:rPr>
+              <w:t xml:space="preserve">3.0e14</w:t>
+            </w:r>
+          </w:p>
+        </w:tc>
+        <w:tc>
+          <w:tcPr>
+            <w:tcW w:type="dxa" w:w="1130"/>
+            <w:shd w:fill="eef2f7" w:color="auto" w:val="clear"/>
+            <w:tcMar>
+              <w:top w:type="dxa" w:w="55"/>
+              <w:left w:type="dxa" w:w="90"/>
+              <w:bottom w:type="dxa" w:w="55"/>
+              <w:right w:type="dxa" w:w="90"/>
+            </w:tcMar>
+          </w:tcPr>
+          <w:p>
+            <w:pPr>
+              <w:spacing w:after="0"/>
+              <w:jc w:val="right"/>
+            </w:pPr>
+            <w:r>
+              <w:rPr>
+                <w:b/>
+                <w:bCs/>
+                <w:color w:val="1a1a1a"/>
+                <w:sz w:val="18"/>
+                <w:szCs w:val="18"/>
+              </w:rPr>
+              <w:t xml:space="preserve">9.1e14</w:t>
+            </w:r>
+          </w:p>
+        </w:tc>
+        <w:tc>
+          <w:tcPr>
+            <w:tcW w:type="dxa" w:w="1130"/>
+            <w:shd w:fill="eef2f7" w:color="auto" w:val="clear"/>
+            <w:tcMar>
+              <w:top w:type="dxa" w:w="55"/>
+              <w:left w:type="dxa" w:w="90"/>
+              <w:bottom w:type="dxa" w:w="55"/>
+              <w:right w:type="dxa" w:w="90"/>
+            </w:tcMar>
+          </w:tcPr>
+          <w:p>
+            <w:pPr>
+              <w:spacing w:after="0"/>
+              <w:jc w:val="right"/>
+            </w:pPr>
+            <w:r>
+              <w:rPr>
+                <w:b/>
+                <w:bCs/>
+                <w:color w:val="1a1a1a"/>
+                <w:sz w:val="18"/>
+                <w:szCs w:val="18"/>
+              </w:rPr>
+              <w:t xml:space="preserve">2.8e15</w:t>
+            </w:r>
+          </w:p>
+        </w:tc>
+        <w:tc>
+          <w:tcPr>
+            <w:tcW w:type="dxa" w:w="1130"/>
+            <w:shd w:fill="eef2f7" w:color="auto" w:val="clear"/>
+            <w:tcMar>
+              <w:top w:type="dxa" w:w="55"/>
+              <w:left w:type="dxa" w:w="90"/>
+              <w:bottom w:type="dxa" w:w="55"/>
+              <w:right w:type="dxa" w:w="90"/>
+            </w:tcMar>
+          </w:tcPr>
+          <w:p>
+            <w:pPr>
+              <w:spacing w:after="0"/>
+              <w:jc w:val="right"/>
+            </w:pPr>
+            <w:r>
+              <w:rPr>
+                <w:b/>
+                <w:bCs/>
+                <w:color w:val="1a1a1a"/>
+                <w:sz w:val="18"/>
+                <w:szCs w:val="18"/>
+              </w:rPr>
+              <w:t xml:space="preserve">8.3e15</w:t>
+            </w:r>
+          </w:p>
+        </w:tc>
+        <w:tc>
+          <w:tcPr>
+            <w:tcW w:type="dxa" w:w="1130"/>
+            <w:shd w:fill="eef2f7" w:color="auto" w:val="clear"/>
+            <w:tcMar>
+              <w:top w:type="dxa" w:w="55"/>
+              <w:left w:type="dxa" w:w="90"/>
+              <w:bottom w:type="dxa" w:w="55"/>
+              <w:right w:type="dxa" w:w="90"/>
+            </w:tcMar>
+          </w:tcPr>
+          <w:p>
+            <w:pPr>
+              <w:spacing w:after="0"/>
+              <w:jc w:val="right"/>
+            </w:pPr>
+            <w:r>
+              <w:rPr>
+                <w:b/>
+                <w:bCs/>
+                <w:color w:val="1a1a1a"/>
+                <w:sz w:val="18"/>
+                <w:szCs w:val="18"/>
+              </w:rPr>
+              <w:t xml:space="preserve">2.5e16</w:t>
+            </w:r>
+          </w:p>
+        </w:tc>
+        <w:tc>
+          <w:tcPr>
+            <w:tcW w:type="dxa" w:w="1400"/>
+            <w:shd w:fill="eef2f7" w:color="auto" w:val="clear"/>
+            <w:tcMar>
+              <w:top w:type="dxa" w:w="55"/>
+              <w:left w:type="dxa" w:w="90"/>
+              <w:bottom w:type="dxa" w:w="55"/>
+              <w:right w:type="dxa" w:w="90"/>
+            </w:tcMar>
+          </w:tcPr>
+          <w:p>
+            <w:pPr>
+              <w:spacing w:after="0"/>
+              <w:jc w:val="right"/>
+            </w:pPr>
+            <w:r>
+              <w:rPr>
+                <w:b/>
+                <w:bCs/>
+                <w:color w:val="1a1a1a"/>
+                <w:sz w:val="18"/>
+                <w:szCs w:val="18"/>
+              </w:rPr>
+              <w:t xml:space="preserve">best / worst</w:t>
+            </w:r>
+          </w:p>
+        </w:tc>
+      </w:tr>
+      <w:tr>
+        <w:tc>
+          <w:tcPr>
+            <w:tcW w:type="dxa" w:w="1180"/>
+            <w:tcMar>
+              <w:top w:type="dxa" w:w="55"/>
+              <w:left w:type="dxa" w:w="90"/>
+              <w:bottom w:type="dxa" w:w="55"/>
+              <w:right w:type="dxa" w:w="90"/>
+            </w:tcMar>
+          </w:tcPr>
+          <w:p>
+            <w:pPr>
+              <w:spacing w:after="0"/>
+              <w:jc w:val="left"/>
+            </w:pPr>
+            <w:r>
+              <w:rPr>
+                <w:color w:val="1a1a1a"/>
+                <w:sz w:val="18"/>
+                <w:szCs w:val="18"/>
+              </w:rPr>
+              <w:t xml:space="preserve">low</w:t>
+            </w:r>
+          </w:p>
+        </w:tc>
+        <w:tc>
+          <w:tcPr>
+            <w:tcW w:type="dxa" w:w="1130"/>
+            <w:tcMar>
+              <w:top w:type="dxa" w:w="55"/>
+              <w:left w:type="dxa" w:w="90"/>
+              <w:bottom w:type="dxa" w:w="55"/>
+              <w:right w:type="dxa" w:w="90"/>
+            </w:tcMar>
+          </w:tcPr>
+          <w:p>
+            <w:pPr>
+              <w:spacing w:after="0"/>
+              <w:jc w:val="right"/>
+            </w:pPr>
+            <w:r>
+              <w:rPr>
+                <w:color w:val="1a1a1a"/>
+                <w:sz w:val="18"/>
+                <w:szCs w:val="18"/>
+              </w:rPr>
+              <w:t xml:space="preserve">6.86</w:t>
+            </w:r>
+          </w:p>
+        </w:tc>
+        <w:tc>
+          <w:tcPr>
+            <w:tcW w:type="dxa" w:w="1130"/>
+            <w:tcMar>
+              <w:top w:type="dxa" w:w="55"/>
+              <w:left w:type="dxa" w:w="90"/>
+              <w:bottom w:type="dxa" w:w="55"/>
+              <w:right w:type="dxa" w:w="90"/>
+            </w:tcMar>
+          </w:tcPr>
+          <w:p>
+            <w:pPr>
+              <w:spacing w:after="0"/>
+              <w:jc w:val="right"/>
+            </w:pPr>
+            <w:r>
+              <w:rPr>
+                <w:color w:val="1a1a1a"/>
+                <w:sz w:val="18"/>
+                <w:szCs w:val="18"/>
+              </w:rPr>
+              <w:t xml:space="preserve">6.14</w:t>
+            </w:r>
+          </w:p>
+        </w:tc>
+        <w:tc>
+          <w:tcPr>
+            <w:tcW w:type="dxa" w:w="1130"/>
+            <w:tcMar>
+              <w:top w:type="dxa" w:w="55"/>
+              <w:left w:type="dxa" w:w="90"/>
+              <w:bottom w:type="dxa" w:w="55"/>
+              <w:right w:type="dxa" w:w="90"/>
+            </w:tcMar>
+          </w:tcPr>
+          <w:p>
+            <w:pPr>
+              <w:spacing w:after="0"/>
+              <w:jc w:val="right"/>
+            </w:pPr>
+            <w:r>
+              <w:rPr>
+                <w:color w:val="1a1a1a"/>
+                <w:sz w:val="18"/>
+                <w:szCs w:val="18"/>
+              </w:rPr>
+              <w:t xml:space="preserve">5.62</w:t>
+            </w:r>
+          </w:p>
+        </w:tc>
+        <w:tc>
+          <w:tcPr>
+            <w:tcW w:type="dxa" w:w="1130"/>
+            <w:tcMar>
+              <w:top w:type="dxa" w:w="55"/>
+              <w:left w:type="dxa" w:w="90"/>
+              <w:bottom w:type="dxa" w:w="55"/>
+              <w:right w:type="dxa" w:w="90"/>
+            </w:tcMar>
+          </w:tcPr>
+          <w:p>
+            <w:pPr>
+              <w:spacing w:after="0"/>
+              <w:jc w:val="right"/>
+            </w:pPr>
+            <w:r>
+              <w:rPr>
+                <w:color w:val="1a1a1a"/>
+                <w:sz w:val="18"/>
+                <w:szCs w:val="18"/>
+              </w:rPr>
+              <w:t xml:space="preserve">5.05</w:t>
+            </w:r>
+          </w:p>
+        </w:tc>
+        <w:tc>
+          <w:tcPr>
+            <w:tcW w:type="dxa" w:w="1130"/>
+            <w:tcMar>
+              <w:top w:type="dxa" w:w="55"/>
+              <w:left w:type="dxa" w:w="90"/>
+              <w:bottom w:type="dxa" w:w="55"/>
+              <w:right w:type="dxa" w:w="90"/>
+            </w:tcMar>
+          </w:tcPr>
+          <w:p>
+            <w:pPr>
+              <w:spacing w:after="0"/>
+              <w:jc w:val="right"/>
+            </w:pPr>
+            <w:r>
+              <w:rPr>
+                <w:color w:val="1a1a1a"/>
+                <w:sz w:val="18"/>
+                <w:szCs w:val="18"/>
+              </w:rPr>
+              <w:t xml:space="preserve">5.52</w:t>
+            </w:r>
+          </w:p>
+        </w:tc>
+        <w:tc>
+          <w:tcPr>
+            <w:tcW w:type="dxa" w:w="1130"/>
+            <w:tcMar>
+              <w:top w:type="dxa" w:w="55"/>
+              <w:left w:type="dxa" w:w="90"/>
+              <w:bottom w:type="dxa" w:w="55"/>
+              <w:right w:type="dxa" w:w="90"/>
+            </w:tcMar>
+          </w:tcPr>
+          <w:p>
+            <w:pPr>
+              <w:spacing w:after="0"/>
+              <w:jc w:val="right"/>
+            </w:pPr>
+            <w:r>
+              <w:rPr>
+                <w:color w:val="1a1a1a"/>
+                <w:sz w:val="18"/>
+                <w:szCs w:val="18"/>
+              </w:rPr>
+              <w:t xml:space="preserve">6.02</w:t>
+            </w:r>
+          </w:p>
+        </w:tc>
+        <w:tc>
+          <w:tcPr>
+            <w:tcW w:type="dxa" w:w="1400"/>
+            <w:tcMar>
+              <w:top w:type="dxa" w:w="55"/>
+              <w:left w:type="dxa" w:w="90"/>
+              <w:bottom w:type="dxa" w:w="55"/>
+              <w:right w:type="dxa" w:w="90"/>
+            </w:tcMar>
+          </w:tcPr>
+          <w:p>
+            <w:pPr>
+              <w:spacing w:after="0"/>
+              <w:jc w:val="right"/>
+            </w:pPr>
+            <w:r>
+              <w:rPr>
+                <w:color w:val="1a1a1a"/>
+                <w:sz w:val="18"/>
+                <w:szCs w:val="18"/>
+              </w:rPr>
+              <w:t xml:space="preserve">1.36×</w:t>
+            </w:r>
+          </w:p>
+        </w:tc>
+      </w:tr>
+      <w:tr>
+        <w:tc>
+          <w:tcPr>
+            <w:tcW w:type="dxa" w:w="1180"/>
+            <w:shd w:fill="f7f8fa" w:color="auto" w:val="clear"/>
+            <w:tcMar>
+              <w:top w:type="dxa" w:w="55"/>
+              <w:left w:type="dxa" w:w="90"/>
+              <w:bottom w:type="dxa" w:w="55"/>
+              <w:right w:type="dxa" w:w="90"/>
+            </w:tcMar>
+          </w:tcPr>
+          <w:p>
+            <w:pPr>
+              <w:spacing w:after="0"/>
+              <w:jc w:val="left"/>
+            </w:pPr>
+            <w:r>
+              <w:rPr>
+                <w:color w:val="1a1a1a"/>
+                <w:sz w:val="18"/>
+                <w:szCs w:val="18"/>
+              </w:rPr>
+              <w:t xml:space="preserve">mid</w:t>
+            </w:r>
+          </w:p>
+        </w:tc>
+        <w:tc>
+          <w:tcPr>
+            <w:tcW w:type="dxa" w:w="1130"/>
+            <w:shd w:fill="f7f8fa" w:color="auto" w:val="clear"/>
+            <w:tcMar>
+              <w:top w:type="dxa" w:w="55"/>
+              <w:left w:type="dxa" w:w="90"/>
+              <w:bottom w:type="dxa" w:w="55"/>
+              <w:right w:type="dxa" w:w="90"/>
+            </w:tcMar>
+          </w:tcPr>
+          <w:p>
+            <w:pPr>
+              <w:spacing w:after="0"/>
+              <w:jc w:val="right"/>
+            </w:pPr>
+            <w:r>
+              <w:rPr>
+                <w:color w:val="1a1a1a"/>
+                <w:sz w:val="18"/>
+                <w:szCs w:val="18"/>
+              </w:rPr>
+              <w:t xml:space="preserve">15.27</w:t>
+            </w:r>
+          </w:p>
+        </w:tc>
+        <w:tc>
+          <w:tcPr>
+            <w:tcW w:type="dxa" w:w="1130"/>
+            <w:shd w:fill="f7f8fa" w:color="auto" w:val="clear"/>
+            <w:tcMar>
+              <w:top w:type="dxa" w:w="55"/>
+              <w:left w:type="dxa" w:w="90"/>
+              <w:bottom w:type="dxa" w:w="55"/>
+              <w:right w:type="dxa" w:w="90"/>
+            </w:tcMar>
+          </w:tcPr>
+          <w:p>
+            <w:pPr>
+              <w:spacing w:after="0"/>
+              <w:jc w:val="right"/>
+            </w:pPr>
+            <w:r>
+              <w:rPr>
+                <w:color w:val="1a1a1a"/>
+                <w:sz w:val="18"/>
+                <w:szCs w:val="18"/>
+              </w:rPr>
+              <w:t xml:space="preserve">12.43</w:t>
+            </w:r>
+          </w:p>
+        </w:tc>
+        <w:tc>
+          <w:tcPr>
+            <w:tcW w:type="dxa" w:w="1130"/>
+            <w:shd w:fill="f7f8fa" w:color="auto" w:val="clear"/>
+            <w:tcMar>
+              <w:top w:type="dxa" w:w="55"/>
+              <w:left w:type="dxa" w:w="90"/>
+              <w:bottom w:type="dxa" w:w="55"/>
+              <w:right w:type="dxa" w:w="90"/>
+            </w:tcMar>
+          </w:tcPr>
+          <w:p>
+            <w:pPr>
+              <w:spacing w:after="0"/>
+              <w:jc w:val="right"/>
+            </w:pPr>
+            <w:r>
+              <w:rPr>
+                <w:color w:val="1a1a1a"/>
+                <w:sz w:val="18"/>
+                <w:szCs w:val="18"/>
+              </w:rPr>
+              <w:t xml:space="preserve">12.16</w:t>
+            </w:r>
+          </w:p>
+        </w:tc>
+        <w:tc>
+          <w:tcPr>
+            <w:tcW w:type="dxa" w:w="1130"/>
+            <w:shd w:fill="f7f8fa" w:color="auto" w:val="clear"/>
+            <w:tcMar>
+              <w:top w:type="dxa" w:w="55"/>
+              <w:left w:type="dxa" w:w="90"/>
+              <w:bottom w:type="dxa" w:w="55"/>
+              <w:right w:type="dxa" w:w="90"/>
+            </w:tcMar>
+          </w:tcPr>
+          <w:p>
+            <w:pPr>
+              <w:spacing w:after="0"/>
+              <w:jc w:val="right"/>
+            </w:pPr>
+            <w:r>
+              <w:rPr>
+                <w:color w:val="1a1a1a"/>
+                <w:sz w:val="18"/>
+                <w:szCs w:val="18"/>
+              </w:rPr>
+              <w:t xml:space="preserve">12.04</w:t>
+            </w:r>
+          </w:p>
+        </w:tc>
+        <w:tc>
+          <w:tcPr>
+            <w:tcW w:type="dxa" w:w="1130"/>
+            <w:shd w:fill="f7f8fa" w:color="auto" w:val="clear"/>
+            <w:tcMar>
+              <w:top w:type="dxa" w:w="55"/>
+              <w:left w:type="dxa" w:w="90"/>
+              <w:bottom w:type="dxa" w:w="55"/>
+              <w:right w:type="dxa" w:w="90"/>
+            </w:tcMar>
+          </w:tcPr>
+          <w:p>
+            <w:pPr>
+              <w:spacing w:after="0"/>
+              <w:jc w:val="right"/>
+            </w:pPr>
+            <w:r>
+              <w:rPr>
+                <w:color w:val="1a1a1a"/>
+                <w:sz w:val="18"/>
+                <w:szCs w:val="18"/>
+              </w:rPr>
+              <w:t xml:space="preserve">12.89</w:t>
+            </w:r>
+          </w:p>
+        </w:tc>
+        <w:tc>
+          <w:tcPr>
+            <w:tcW w:type="dxa" w:w="1130"/>
+            <w:shd w:fill="f7f8fa" w:color="auto" w:val="clear"/>
+            <w:tcMar>
+              <w:top w:type="dxa" w:w="55"/>
+              <w:left w:type="dxa" w:w="90"/>
+              <w:bottom w:type="dxa" w:w="55"/>
+              <w:right w:type="dxa" w:w="90"/>
+            </w:tcMar>
+          </w:tcPr>
+          <w:p>
+            <w:pPr>
+              <w:spacing w:after="0"/>
+              <w:jc w:val="right"/>
+            </w:pPr>
+            <w:r>
+              <w:rPr>
+                <w:color w:val="1a1a1a"/>
+                <w:sz w:val="18"/>
+                <w:szCs w:val="18"/>
+              </w:rPr>
+              <w:t xml:space="preserve">12.39</w:t>
+            </w:r>
+          </w:p>
+        </w:tc>
+        <w:tc>
+          <w:tcPr>
+            <w:tcW w:type="dxa" w:w="1400"/>
+            <w:shd w:fill="f7f8fa" w:color="auto" w:val="clear"/>
+            <w:tcMar>
+              <w:top w:type="dxa" w:w="55"/>
+              <w:left w:type="dxa" w:w="90"/>
+              <w:bottom w:type="dxa" w:w="55"/>
+              <w:right w:type="dxa" w:w="90"/>
+            </w:tcMar>
+          </w:tcPr>
+          <w:p>
+            <w:pPr>
+              <w:spacing w:after="0"/>
+              <w:jc w:val="right"/>
+            </w:pPr>
+            <w:r>
+              <w:rPr>
+                <w:color w:val="1a1a1a"/>
+                <w:sz w:val="18"/>
+                <w:szCs w:val="18"/>
+              </w:rPr>
+              <w:t xml:space="preserve">1.27×</w:t>
+            </w:r>
+          </w:p>
+        </w:tc>
+      </w:tr>
+      <w:tr>
+        <w:tc>
+          <w:tcPr>
+            <w:tcW w:type="dxa" w:w="1180"/>
+            <w:tcMar>
+              <w:top w:type="dxa" w:w="55"/>
+              <w:left w:type="dxa" w:w="90"/>
+              <w:bottom w:type="dxa" w:w="55"/>
+              <w:right w:type="dxa" w:w="90"/>
+            </w:tcMar>
+          </w:tcPr>
+          <w:p>
+            <w:pPr>
+              <w:spacing w:after="0"/>
+              <w:jc w:val="left"/>
+            </w:pPr>
+            <w:r>
+              <w:rPr>
+                <w:color w:val="1a1a1a"/>
+                <w:sz w:val="18"/>
+                <w:szCs w:val="18"/>
+              </w:rPr>
+              <w:t xml:space="preserve">high</w:t>
+            </w:r>
+          </w:p>
+        </w:tc>
+        <w:tc>
+          <w:tcPr>
+            <w:tcW w:type="dxa" w:w="1130"/>
+            <w:tcMar>
+              <w:top w:type="dxa" w:w="55"/>
+              <w:left w:type="dxa" w:w="90"/>
+              <w:bottom w:type="dxa" w:w="55"/>
+              <w:right w:type="dxa" w:w="90"/>
+            </w:tcMar>
+          </w:tcPr>
+          <w:p>
+            <w:pPr>
+              <w:spacing w:after="0"/>
+              <w:jc w:val="right"/>
+            </w:pPr>
+            <w:r>
+              <w:rPr>
+                <w:color w:val="1a1a1a"/>
+                <w:sz w:val="18"/>
+                <w:szCs w:val="18"/>
+              </w:rPr>
+              <w:t xml:space="preserve">21.51</w:t>
+            </w:r>
+          </w:p>
+        </w:tc>
+        <w:tc>
+          <w:tcPr>
+            <w:tcW w:type="dxa" w:w="1130"/>
+            <w:tcMar>
+              <w:top w:type="dxa" w:w="55"/>
+              <w:left w:type="dxa" w:w="90"/>
+              <w:bottom w:type="dxa" w:w="55"/>
+              <w:right w:type="dxa" w:w="90"/>
+            </w:tcMar>
+          </w:tcPr>
+          <w:p>
+            <w:pPr>
+              <w:spacing w:after="0"/>
+              <w:jc w:val="right"/>
+            </w:pPr>
+            <w:r>
+              <w:rPr>
+                <w:color w:val="1a1a1a"/>
+                <w:sz w:val="18"/>
+                <w:szCs w:val="18"/>
+              </w:rPr>
+              <w:t xml:space="preserve">18.83</w:t>
+            </w:r>
+          </w:p>
+        </w:tc>
+        <w:tc>
+          <w:tcPr>
+            <w:tcW w:type="dxa" w:w="1130"/>
+            <w:tcMar>
+              <w:top w:type="dxa" w:w="55"/>
+              <w:left w:type="dxa" w:w="90"/>
+              <w:bottom w:type="dxa" w:w="55"/>
+              <w:right w:type="dxa" w:w="90"/>
+            </w:tcMar>
+          </w:tcPr>
+          <w:p>
+            <w:pPr>
+              <w:spacing w:after="0"/>
+              <w:jc w:val="right"/>
+            </w:pPr>
+            <w:r>
+              <w:rPr>
+                <w:color w:val="1a1a1a"/>
+                <w:sz w:val="18"/>
+                <w:szCs w:val="18"/>
+              </w:rPr>
+              <w:t xml:space="preserve">18.12</w:t>
+            </w:r>
+          </w:p>
+        </w:tc>
+        <w:tc>
+          <w:tcPr>
+            <w:tcW w:type="dxa" w:w="1130"/>
+            <w:tcMar>
+              <w:top w:type="dxa" w:w="55"/>
+              <w:left w:type="dxa" w:w="90"/>
+              <w:bottom w:type="dxa" w:w="55"/>
+              <w:right w:type="dxa" w:w="90"/>
+            </w:tcMar>
+          </w:tcPr>
+          <w:p>
+            <w:pPr>
+              <w:spacing w:after="0"/>
+              <w:jc w:val="right"/>
+            </w:pPr>
+            <w:r>
+              <w:rPr>
+                <w:color w:val="1a1a1a"/>
+                <w:sz w:val="18"/>
+                <w:szCs w:val="18"/>
+              </w:rPr>
+              <w:t xml:space="preserve">18.79</w:t>
+            </w:r>
+          </w:p>
+        </w:tc>
+        <w:tc>
+          <w:tcPr>
+            <w:tcW w:type="dxa" w:w="1130"/>
+            <w:tcMar>
+              <w:top w:type="dxa" w:w="55"/>
+              <w:left w:type="dxa" w:w="90"/>
+              <w:bottom w:type="dxa" w:w="55"/>
+              <w:right w:type="dxa" w:w="90"/>
+            </w:tcMar>
+          </w:tcPr>
+          <w:p>
+            <w:pPr>
+              <w:spacing w:after="0"/>
+              <w:jc w:val="right"/>
+            </w:pPr>
+            <w:r>
+              <w:rPr>
+                <w:color w:val="1a1a1a"/>
+                <w:sz w:val="18"/>
+                <w:szCs w:val="18"/>
+              </w:rPr>
+              <w:t xml:space="preserve">20.21</w:t>
+            </w:r>
+          </w:p>
+        </w:tc>
+        <w:tc>
+          <w:tcPr>
+            <w:tcW w:type="dxa" w:w="1130"/>
+            <w:tcMar>
+              <w:top w:type="dxa" w:w="55"/>
+              <w:left w:type="dxa" w:w="90"/>
+              <w:bottom w:type="dxa" w:w="55"/>
+              <w:right w:type="dxa" w:w="90"/>
+            </w:tcMar>
+          </w:tcPr>
+          <w:p>
+            <w:pPr>
+              <w:spacing w:after="0"/>
+              <w:jc w:val="right"/>
+            </w:pPr>
+            <w:r>
+              <w:rPr>
+                <w:color w:val="1a1a1a"/>
+                <w:sz w:val="18"/>
+                <w:szCs w:val="18"/>
+              </w:rPr>
+              <w:t xml:space="preserve">21.55</w:t>
+            </w:r>
+          </w:p>
+        </w:tc>
+        <w:tc>
+          <w:tcPr>
+            <w:tcW w:type="dxa" w:w="1400"/>
+            <w:tcMar>
+              <w:top w:type="dxa" w:w="55"/>
+              <w:left w:type="dxa" w:w="90"/>
+              <w:bottom w:type="dxa" w:w="55"/>
+              <w:right w:type="dxa" w:w="90"/>
+            </w:tcMar>
+          </w:tcPr>
+          <w:p>
+            <w:pPr>
+              <w:spacing w:after="0"/>
+              <w:jc w:val="right"/>
+            </w:pPr>
+            <w:r>
+              <w:rPr>
+                <w:color w:val="1a1a1a"/>
+                <w:sz w:val="18"/>
+                <w:szCs w:val="18"/>
+              </w:rPr>
+              <w:t xml:space="preserve">1.19×</w:t>
+            </w:r>
+          </w:p>
+        </w:tc>
+      </w:tr>
+    </w:tbl>
+    <w:p>
+      <w:pPr>
+        <w:spacing w:after="170"/>
+        <w:jc w:val="center"/>
+      </w:pPr>
+      <w:r>
+        <w:rPr>
+          <w:i/>
+          <w:iCs/>
+          <w:color w:val="5a5a5a"/>
+          <w:sz w:val="17"/>
+          <w:szCs w:val="17"/>
+        </w:rPr>
+        <w:t xml:space="preserve">High chroma never gets below 18 ΔE, which is not a usable design, and moves 1.19× across 250× in compute.</w:t>
       </w:r>
     </w:p>
     <w:p>
       <w:pPr>
         <w:pStyle w:val="Heading2"/>
-        <w:spacing w:after="110" w:before="260"/>
-      </w:pPr>
-      <w:r>
-        <w:t xml:space="preserve">6.3  The alternative: an inherent problem limitation</w:t>
-      </w:r>
-    </w:p>
-    <w:p>
-      <w:pPr>
-        <w:spacing w:after="120" w:before="0" w:line="276"/>
-      </w:pPr>
-      <w:r>
-        <w:rPr>
-          <w:color w:val="1a1a1a"/>
-          <w:sz w:val="21"/>
-          <w:szCs w:val="21"/>
-        </w:rPr>
-        <w:t xml:space="preserve">Same observable, different cause. It is not that the pool is small; it is that the map from (target Lab, pool) to stack is </w:t>
-      </w:r>
-      <w:r>
-        <w:rPr>
-          <w:b/>
-          <w:bCs/>
-          <w:color w:val="1a1a1a"/>
-          <w:sz w:val="21"/>
-          <w:szCs w:val="21"/>
-        </w:rPr>
-        <w:t xml:space="preserve">massively one-to-many</w:t>
-      </w:r>
-      <w:r>
-        <w:rPr>
-          <w:color w:val="1a1a1a"/>
-          <w:sz w:val="21"/>
-          <w:szCs w:val="21"/>
-        </w:rPr>
-        <w:t xml:space="preserve">, and a point-estimate autoregressive decoder trained on a token-level objective cannot represent a distribution over an exponentially large degenerate set well enough for its argmax to be good. More capacity and longer training let the model commit harder to a mode that is right in CE terms but is not the ΔE-optimal member of the degenerate set.</w:t>
-      </w:r>
-    </w:p>
-    <w:p>
-      <w:pPr>
-        <w:spacing w:after="120" w:before="0" w:line="276"/>
-      </w:pPr>
-      <w:r>
-        <w:rPr>
-          <w:color w:val="1a1a1a"/>
-          <w:sz w:val="21"/>
-          <w:szCs w:val="21"/>
-        </w:rPr>
-        <w:t xml:space="preserve">We already have circumstantial evidence for this. </w:t>
-      </w:r>
-      <w:r>
-        <w:rPr>
-          <w:rFonts w:ascii="Consolas" w:cs="Consolas" w:eastAsia="Consolas" w:hAnsi="Consolas"/>
-          <w:color w:val="1a1a1a"/>
-          <w:sz w:val="19"/>
-          <w:szCs w:val="19"/>
-        </w:rPr>
-        <w:t xml:space="preserve">scripts/k_nearest_structures.py</w:t>
-      </w:r>
-      <w:r>
-        <w:rPr>
-          <w:color w:val="1a1a1a"/>
-          <w:sz w:val="21"/>
-          <w:szCs w:val="21"/>
-        </w:rPr>
-        <w:t xml:space="preserve"> exists specifically to show that many physically different stacks produce nearly the same perceived colour. And it is why ensemble sampling plus real-sim reranking bought so much at inference: the ranking, not the model, was doing the work.</w:t>
-      </w:r>
-    </w:p>
-    <w:p>
-      <w:pPr>
-        <w:spacing w:after="120" w:before="0" w:line="276"/>
-      </w:pPr>
-      <w:r>
-        <w:rPr>
-          <w:b/>
-          <w:bCs/>
-          <w:color w:val="1a1a1a"/>
-          <w:sz w:val="21"/>
-          <w:szCs w:val="21"/>
-        </w:rPr>
-        <w:t xml:space="preserve">The two theories make opposite predictions about one thing: </w:t>
-      </w:r>
-      <w:r>
-        <w:rPr>
-          <w:color w:val="1a1a1a"/>
-          <w:sz w:val="21"/>
-          <w:szCs w:val="21"/>
-        </w:rPr>
-        <w:t xml:space="preserve">whether enlarging the pool moves the floor. The M factor says yes. The inherent-limitation story says no.</w:t>
-      </w:r>
-    </w:p>
-    <w:p>
-      <w:pPr>
-        <w:pStyle w:val="Heading1"/>
-        <w:spacing w:after="140" w:before="320"/>
-      </w:pPr>
-      <w:r>
-        <w:t xml:space="preserve">7.  The experiment that separates them</w:t>
-      </w:r>
-    </w:p>
-    <w:p>
-      <w:pPr>
-        <w:spacing w:after="120" w:before="0" w:line="276"/>
-      </w:pPr>
-      <w:r>
-        <w:rPr>
-          <w:b/>
-          <w:bCs/>
-          <w:color w:val="1a1a1a"/>
-          <w:sz w:val="21"/>
-          <w:szCs w:val="21"/>
-        </w:rPr>
-        <w:t xml:space="preserve">Oracle-floor eval (primary). </w:t>
-      </w:r>
-      <w:r>
-        <w:rPr>
-          <w:color w:val="1a1a1a"/>
-          <w:sz w:val="21"/>
-          <w:szCs w:val="21"/>
-        </w:rPr>
-        <w:t xml:space="preserve">For a sample of roughly 2000 validation examples, compute the best ΔE achievable </w:t>
-      </w:r>
-      <w:r>
-        <w:rPr>
-          <w:b/>
-          <w:bCs/>
-          <w:color w:val="1a1a1a"/>
-          <w:sz w:val="21"/>
-          <w:szCs w:val="21"/>
-        </w:rPr>
-        <w:t xml:space="preserve">given that example's own pool</w:t>
-      </w:r>
-      <w:r>
-        <w:rPr>
-          <w:color w:val="1a1a1a"/>
-          <w:sz w:val="21"/>
-          <w:szCs w:val="21"/>
-        </w:rPr>
-        <w:t xml:space="preserve">: optimise thickness over candidate material assignments using the existing </w:t>
-      </w:r>
-      <w:r>
-        <w:rPr>
-          <w:rFonts w:ascii="Consolas" w:cs="Consolas" w:eastAsia="Consolas" w:hAnsi="Consolas"/>
-          <w:color w:val="1a1a1a"/>
-          <w:sz w:val="19"/>
-          <w:szCs w:val="19"/>
-        </w:rPr>
-        <w:t xml:space="preserve">src/optical_sim.py</w:t>
-      </w:r>
-      <w:r>
-        <w:rPr>
-          <w:color w:val="1a1a1a"/>
-          <w:sz w:val="21"/>
-          <w:szCs w:val="21"/>
-        </w:rPr>
-        <w:t xml:space="preserve"> and </w:t>
-      </w:r>
-      <w:r>
-        <w:rPr>
-          <w:rFonts w:ascii="Consolas" w:cs="Consolas" w:eastAsia="Consolas" w:hAnsi="Consolas"/>
-          <w:color w:val="1a1a1a"/>
-          <w:sz w:val="19"/>
-          <w:szCs w:val="19"/>
-        </w:rPr>
-        <w:t xml:space="preserve">src/thickness_optimizer.py</w:t>
-      </w:r>
-      <w:r>
-        <w:rPr>
-          <w:color w:val="1a1a1a"/>
-          <w:sz w:val="21"/>
-          <w:szCs w:val="21"/>
-        </w:rPr>
-        <w:t xml:space="preserve">. Then plot model ΔE against oracle ΔE, stratified by pool_size and chroma bucket.</w:t>
+      </w:pPr>
+      <w:r>
+        <w:t xml:space="preserve">The M factor</w:t>
       </w:r>
     </w:p>
     <w:p>
@@ -3883,8 +3873,16 @@
           <w:ilvl w:val="0"/>
           <w:numId w:val="3"/>
         </w:numPr>
-        <w:spacing w:after="90" w:line="276"/>
-      </w:pPr>
+        <w:spacing w:after="80" w:line="272"/>
+      </w:pPr>
+      <w:r>
+        <w:rPr>
+          <w:color w:val="1a1a1a"/>
+          <w:sz w:val="21"/>
+          <w:szCs w:val="21"/>
+        </w:rPr>
+        <w:t xml:space="preserve">pool_size is drawn per example from [4, 32], stacks are at most 10 layers, thicknesses live on a 2 nm grid. The reachable colour set is </w:t>
+      </w:r>
       <w:r>
         <w:rPr>
           <w:b/>
@@ -3893,15 +3891,15 @@
           <w:sz w:val="21"/>
           <w:szCs w:val="21"/>
         </w:rPr>
-        <w:t xml:space="preserve">M factor predicts: </w:t>
-      </w:r>
-      <w:r>
-        <w:rPr>
-          <w:color w:val="1a1a1a"/>
-          <w:sz w:val="21"/>
-          <w:szCs w:val="21"/>
-        </w:rPr>
-        <w:t xml:space="preserve">the oracle floor rises steeply as pool_size falls and as chroma rises, and at the large-C runs the model has essentially closed the gap to it.</w:t>
+        <w:t xml:space="preserve">finite and fixed by the pool</w:t>
+      </w:r>
+      <w:r>
+        <w:rPr>
+          <w:color w:val="1a1a1a"/>
+          <w:sz w:val="21"/>
+          <w:szCs w:val="21"/>
+        </w:rPr>
+        <w:t xml:space="preserve">, not by the model.</w:t>
       </w:r>
     </w:p>
     <w:p>
@@ -3911,80 +3909,15 @@
           <w:ilvl w:val="0"/>
           <w:numId w:val="3"/>
         </w:numPr>
-        <w:spacing w:after="90" w:line="276"/>
-      </w:pPr>
-      <w:r>
-        <w:rPr>
-          <w:b/>
-          <w:bCs/>
-          <w:color w:val="1a1a1a"/>
-          <w:sz w:val="21"/>
-          <w:szCs w:val="21"/>
-        </w:rPr>
-        <w:t xml:space="preserve">Inherent limitation predicts: </w:t>
-      </w:r>
-      <w:r>
-        <w:rPr>
-          <w:color w:val="1a1a1a"/>
-          <w:sz w:val="21"/>
-          <w:szCs w:val="21"/>
-        </w:rPr>
-        <w:t xml:space="preserve">the oracle floor is low almost everywhere, all the ΔE lives in the model-to-oracle gap, and that gap does not close as C rises.</w:t>
-      </w:r>
-    </w:p>
-    <w:p>
-      <w:pPr>
-        <w:spacing w:after="120" w:before="0" w:line="276"/>
-      </w:pPr>
-      <w:r>
-        <w:rPr>
-          <w:b/>
-          <w:bCs/>
-          <w:color w:val="1a1a1a"/>
-          <w:sz w:val="21"/>
-          <w:szCs w:val="21"/>
-        </w:rPr>
-        <w:t xml:space="preserve">Cost: </w:t>
-      </w:r>
-      <w:r>
-        <w:rPr>
-          <w:color w:val="1a1a1a"/>
-          <w:sz w:val="21"/>
-          <w:szCs w:val="21"/>
-        </w:rPr>
-        <w:t xml:space="preserve">a few hours on one SLURM job, CPU, reusing code we already have. This is the cheapest decisive measurement available to us and I think it should be the next thing we run.</w:t>
-      </w:r>
-    </w:p>
-    <w:p>
-      <w:pPr>
-        <w:spacing w:after="120" w:before="0" w:line="276"/>
-      </w:pPr>
-      <w:r>
-        <w:rPr>
-          <w:b/>
-          <w:bCs/>
-          <w:color w:val="1a1a1a"/>
-          <w:sz w:val="21"/>
-          <w:szCs w:val="21"/>
-        </w:rPr>
-        <w:t xml:space="preserve">Confirmatory second test. </w:t>
-      </w:r>
-      <w:r>
-        <w:rPr>
-          <w:color w:val="1a1a1a"/>
-          <w:sz w:val="21"/>
-          <w:szCs w:val="21"/>
-        </w:rPr>
-        <w:t xml:space="preserve">Regenerate a small validation set with pool_size fixed at 32 and re-evaluate the existing checkpoints, no retraining. If ΔE drops sharply, the pool is the binding constraint and the M factor is right.</w:t>
-      </w:r>
-    </w:p>
-    <w:p>
-      <w:pPr>
-        <w:pStyle w:val="Heading1"/>
-        <w:spacing w:after="140" w:before="320"/>
-      </w:pPr>
-      <w:r>
-        <w:t xml:space="preserve">8.  Caveats to state up front</w:t>
+        <w:spacing w:after="80" w:line="272"/>
+      </w:pPr>
+      <w:r>
+        <w:rPr>
+          <w:color w:val="1a1a1a"/>
+          <w:sz w:val="21"/>
+          <w:szCs w:val="21"/>
+        </w:rPr>
+        <w:t xml:space="preserve">A floor flattens the parabola: once the model finds the near-pool-optimal stack, extra N buys nothing and N* stops being identified. That is Figure 1.</w:t>
       </w:r>
     </w:p>
     <w:p>
@@ -3994,25 +3927,15 @@
           <w:ilvl w:val="0"/>
           <w:numId w:val="3"/>
         </w:numPr>
-        <w:spacing w:after="90" w:line="276"/>
-      </w:pPr>
-      <w:r>
-        <w:rPr>
-          <w:b/>
-          <w:bCs/>
-          <w:color w:val="1a1a1a"/>
-          <w:sz w:val="21"/>
-          <w:szCs w:val="21"/>
-        </w:rPr>
-        <w:t xml:space="preserve">The pooled α is a point estimate, not a robust one. </w:t>
-      </w:r>
-      <w:r>
-        <w:rPr>
-          <w:color w:val="1a1a1a"/>
-          <w:sz w:val="21"/>
-          <w:szCs w:val="21"/>
-        </w:rPr>
-        <w:t xml:space="preserve">Bootstrap CI is 0.53 to 1.42, and the noise-propagated version refuses all 4000 draws. Quote it as "clearly above 0.5, not precisely 0.94". Only the low bucket is robustly identified.</w:t>
+        <w:spacing w:after="80" w:line="272"/>
+      </w:pPr>
+      <w:r>
+        <w:rPr>
+          <w:color w:val="1a1a1a"/>
+          <w:sz w:val="21"/>
+          <w:szCs w:val="21"/>
+        </w:rPr>
+        <w:t xml:space="preserve">A floor should be chroma-dependent, and it is: low chroma is the only bucket with a clean, noise-robust law, while high chroma is pinned at 18 to 21.</w:t>
       </w:r>
     </w:p>
     <w:p>
@@ -4022,8 +3945,16 @@
           <w:ilvl w:val="0"/>
           <w:numId w:val="3"/>
         </w:numPr>
-        <w:spacing w:after="90" w:line="276"/>
-      </w:pPr>
+        <w:spacing w:after="80" w:line="272"/>
+      </w:pPr>
+      <w:r>
+        <w:rPr>
+          <w:color w:val="1a1a1a"/>
+          <w:sz w:val="21"/>
+          <w:szCs w:val="21"/>
+        </w:rPr>
+        <w:t xml:space="preserve">So the pooled curve is a </w:t>
+      </w:r>
       <w:r>
         <w:rPr>
           <w:b/>
@@ -4032,15 +3963,316 @@
           <w:sz w:val="21"/>
           <w:szCs w:val="21"/>
         </w:rPr>
-        <w:t xml:space="preserve">Two of six rungs contribute nothing. </w:t>
-      </w:r>
-      <w:r>
-        <w:rPr>
-          <w:color w:val="1a1a1a"/>
-          <w:sz w:val="21"/>
-          <w:szCs w:val="21"/>
-        </w:rPr>
-        <w:t xml:space="preserve">The pooled law rests on four points.</w:t>
+        <w:t xml:space="preserve">mixture</w:t>
+      </w:r>
+      <w:r>
+        <w:rPr>
+          <w:color w:val="1a1a1a"/>
+          <w:sz w:val="21"/>
+          <w:szCs w:val="21"/>
+        </w:rPr>
+        <w:t xml:space="preserve"> of a still-improving component and a pinned one. Mixtures do not have clean power laws.</w:t>
+      </w:r>
+    </w:p>
+    <w:p>
+      <w:pPr>
+        <w:pStyle w:val="Heading2"/>
+      </w:pPr>
+      <w:r>
+        <w:t xml:space="preserve">The alternative</w:t>
+      </w:r>
+    </w:p>
+    <w:p>
+      <w:pPr>
+        <w:spacing w:after="120" w:before="0" w:line="276"/>
+      </w:pPr>
+      <w:r>
+        <w:rPr>
+          <w:color w:val="1a1a1a"/>
+          <w:sz w:val="21"/>
+          <w:szCs w:val="21"/>
+        </w:rPr>
+        <w:t xml:space="preserve">Not the pool, but the degeneracy: the map from (target Lab, pool) to stack is massively one-to-many, and a point-estimate decoder on a token-level objective cannot rank the degenerate set well enough for its argmax to be good. </w:t>
+      </w:r>
+      <w:r>
+        <w:rPr>
+          <w:b/>
+          <w:bCs/>
+          <w:color w:val="1a1a1a"/>
+          <w:sz w:val="21"/>
+          <w:szCs w:val="21"/>
+        </w:rPr>
+        <w:t xml:space="preserve">The two differ on one testable thing: whether enlarging the pool moves the floor.</w:t>
+      </w:r>
+    </w:p>
+    <w:p>
+      <w:pPr>
+        <w:spacing w:after="120" w:before="0" w:line="276"/>
+      </w:pPr>
+      <w:r>
+        <w:rPr>
+          <w:b/>
+          <w:bCs/>
+          <w:color w:val="1a1a1a"/>
+          <w:sz w:val="21"/>
+          <w:szCs w:val="21"/>
+        </w:rPr>
+        <w:t xml:space="preserve">Test: </w:t>
+      </w:r>
+      <w:r>
+        <w:rPr>
+          <w:color w:val="1a1a1a"/>
+          <w:sz w:val="21"/>
+          <w:szCs w:val="21"/>
+        </w:rPr>
+        <w:t xml:space="preserve">oracle-floor eval. For ~2000 val examples compute the best ΔE achievable given that example's own pool, using </w:t>
+      </w:r>
+      <w:r>
+        <w:rPr>
+          <w:rFonts w:ascii="Consolas" w:cs="Consolas" w:eastAsia="Consolas" w:hAnsi="Consolas"/>
+          <w:color w:val="1a1a1a"/>
+          <w:sz w:val="19"/>
+          <w:szCs w:val="19"/>
+        </w:rPr>
+        <w:t xml:space="preserve">optical_sim.py</w:t>
+      </w:r>
+      <w:r>
+        <w:rPr>
+          <w:color w:val="1a1a1a"/>
+          <w:sz w:val="21"/>
+          <w:szCs w:val="21"/>
+        </w:rPr>
+        <w:t xml:space="preserve"> and </w:t>
+      </w:r>
+      <w:r>
+        <w:rPr>
+          <w:rFonts w:ascii="Consolas" w:cs="Consolas" w:eastAsia="Consolas" w:hAnsi="Consolas"/>
+          <w:color w:val="1a1a1a"/>
+          <w:sz w:val="19"/>
+          <w:szCs w:val="19"/>
+        </w:rPr>
+        <w:t xml:space="preserve">thickness_optimizer.py</w:t>
+      </w:r>
+      <w:r>
+        <w:rPr>
+          <w:color w:val="1a1a1a"/>
+          <w:sz w:val="21"/>
+          <w:szCs w:val="21"/>
+        </w:rPr>
+        <w:t xml:space="preserve">, then plot model ΔE against it by pool_size and chroma. M factor says the gap has already closed at large C; degeneracy says the gap is everything and never closes. A few CPU hours.</w:t>
+      </w:r>
+    </w:p>
+    <w:p>
+      <w:r>
+        <w:br w:type="page"/>
+      </w:r>
+    </w:p>
+    <w:p>
+      <w:pPr>
+        <w:pStyle w:val="Heading1"/>
+      </w:pPr>
+      <w:r>
+        <w:t xml:space="preserve">6.  Learning rate: what we fit, and what I propose fitting instead</w:t>
+      </w:r>
+    </w:p>
+    <w:p>
+      <w:pPr>
+        <w:pStyle w:val="Heading2"/>
+      </w:pPr>
+      <w:r>
+        <w:t xml:space="preserve">6.1  What the sweep does now</w:t>
+      </w:r>
+    </w:p>
+    <w:p>
+      <w:pPr>
+        <w:spacing w:after="120" w:before="0" w:line="276"/>
+      </w:pPr>
+      <w:r>
+        <w:rPr>
+          <w:color w:val="1a1a1a"/>
+          <w:sz w:val="21"/>
+          <w:szCs w:val="21"/>
+        </w:rPr>
+        <w:t xml:space="preserve">Porian correction #3 is to re-tune LR at every scale instead of inheriting one global value. We apply it through a fitted law rather than a fresh sweep per config: </w:t>
+      </w:r>
+      <w:r>
+        <w:rPr>
+          <w:rFonts w:ascii="Consolas" w:cs="Consolas" w:eastAsia="Consolas" w:hAnsi="Consolas"/>
+          <w:color w:val="1a1a1a"/>
+          <w:sz w:val="19"/>
+          <w:szCs w:val="19"/>
+        </w:rPr>
+        <w:t xml:space="preserve">fit_lr_law()</w:t>
+      </w:r>
+      <w:r>
+        <w:rPr>
+          <w:color w:val="1a1a1a"/>
+          <w:sz w:val="21"/>
+          <w:szCs w:val="21"/>
+        </w:rPr>
+        <w:t xml:space="preserve"> in </w:t>
+      </w:r>
+      <w:r>
+        <w:rPr>
+          <w:rFonts w:ascii="Consolas" w:cs="Consolas" w:eastAsia="Consolas" w:hAnsi="Consolas"/>
+          <w:color w:val="1a1a1a"/>
+          <w:sz w:val="19"/>
+          <w:szCs w:val="19"/>
+        </w:rPr>
+        <w:t xml:space="preserve">src/scaling/configs.py</w:t>
+      </w:r>
+      <w:r>
+        <w:rPr>
+          <w:color w:val="1a1a1a"/>
+          <w:sz w:val="21"/>
+          <w:szCs w:val="21"/>
+        </w:rPr>
+        <w:t xml:space="preserve"> fits </w:t>
+      </w:r>
+      <w:r>
+        <w:rPr>
+          <w:b/>
+          <w:bCs/>
+          <w:color w:val="1a1a1a"/>
+          <w:sz w:val="21"/>
+          <w:szCs w:val="21"/>
+        </w:rPr>
+        <w:t xml:space="preserve">log lr = a + b·log N</w:t>
+      </w:r>
+      <w:r>
+        <w:rPr>
+          <w:color w:val="1a1a1a"/>
+          <w:sz w:val="21"/>
+          <w:szCs w:val="21"/>
+        </w:rPr>
+        <w:t xml:space="preserve"> to three measured optima, giving </w:t>
+      </w:r>
+      <w:r>
+        <w:rPr>
+          <w:b/>
+          <w:bCs/>
+          <w:color w:val="1a1a1a"/>
+          <w:sz w:val="21"/>
+          <w:szCs w:val="21"/>
+        </w:rPr>
+        <w:t xml:space="preserve">lr(N) = 1.573 · N</w:t>
+      </w:r>
+      <w:r>
+        <w:rPr>
+          <w:color w:val="1a1a1a"/>
+          <w:sz w:val="21"/>
+          <w:szCs w:val="21"/>
+          <w:vertAlign w:val="superscript"/>
+        </w:rPr>
+        <w:t xml:space="preserve">−0.567</w:t>
+      </w:r>
+      <w:r>
+        <w:rPr>
+          <w:color w:val="1a1a1a"/>
+          <w:sz w:val="21"/>
+          <w:szCs w:val="21"/>
+        </w:rPr>
+        <w:t xml:space="preserve">, and every config is assigned </w:t>
+      </w:r>
+      <w:r>
+        <w:rPr>
+          <w:rFonts w:ascii="Consolas" w:cs="Consolas" w:eastAsia="Consolas" w:hAnsi="Consolas"/>
+          <w:color w:val="1a1a1a"/>
+          <w:sz w:val="19"/>
+          <w:szCs w:val="19"/>
+        </w:rPr>
+        <w:t xml:space="preserve">lr_for(n_params)</w:t>
+      </w:r>
+      <w:r>
+        <w:rPr>
+          <w:color w:val="1a1a1a"/>
+          <w:sz w:val="21"/>
+          <w:szCs w:val="21"/>
+        </w:rPr>
+        <w:t xml:space="preserve">. Across the ladder's 220× range in N that runs from 2.58e-3 at the smallest model to 1.21e-4 at the largest.</w:t>
+      </w:r>
+    </w:p>
+    <w:p>
+      <w:pPr>
+        <w:spacing w:after="120" w:before="0" w:line="276"/>
+      </w:pPr>
+      <w:r>
+        <w:rPr>
+          <w:color w:val="1a1a1a"/>
+          <w:sz w:val="21"/>
+          <w:szCs w:val="21"/>
+        </w:rPr>
+        <w:t xml:space="preserve">This was a genuine improvement and I am not proposing we drop it. The production value of 6e-5, tuned for the 69.6M model, left every probe model untrained.</w:t>
+      </w:r>
+    </w:p>
+    <w:p>
+      <w:pPr>
+        <w:pStyle w:val="Heading2"/>
+      </w:pPr>
+      <w:r>
+        <w:t xml:space="preserve">6.2  What the law actually rests on</w:t>
+      </w:r>
+    </w:p>
+    <w:p>
+      <w:pPr>
+        <w:spacing w:after="50" w:before="90"/>
+        <w:jc w:val="center"/>
+      </w:pPr>
+      <w:r>
+        <w:drawing>
+          <wp:inline distT="0" distB="0" distL="0" distR="0">
+            <wp:extent cx="5943600" cy="2276475"/>
+            <wp:effectExtent t="0" r="0" b="0" l="0"/>
+            <wp:docPr id="4" name="" descr="" title=""/>
+            <wp:cNvGraphicFramePr>
+              <a:graphicFrameLocks xmlns:a="http://schemas.openxmlformats.org/drawingml/2006/main" noChangeAspect="1"/>
+            </wp:cNvGraphicFramePr>
+            <a:graphic xmlns:a="http://schemas.openxmlformats.org/drawingml/2006/main">
+              <a:graphicData uri="http://schemas.openxmlformats.org/drawingml/2006/picture">
+                <pic:pic xmlns:pic="http://schemas.openxmlformats.org/drawingml/2006/picture">
+                  <pic:nvPicPr>
+                    <pic:cNvPr id="0" name="" descr=""/>
+                    <pic:cNvPicPr>
+                      <a:picLocks noChangeAspect="1" noChangeArrowheads="1"/>
+                    </pic:cNvPicPr>
+                  </pic:nvPicPr>
+                  <pic:blipFill>
+                    <a:blip r:embed="rId10" cstate="none"/>
+                    <a:srcRect/>
+                    <a:stretch>
+                      <a:fillRect/>
+                    </a:stretch>
+                  </pic:blipFill>
+                  <pic:spPr bwMode="auto">
+                    <a:xfrm>
+                      <a:off x="0" y="0"/>
+                      <a:ext cx="5943600" cy="2276475"/>
+                    </a:xfrm>
+                    <a:prstGeom prst="rect">
+                      <a:avLst/>
+                    </a:prstGeom>
+                  </pic:spPr>
+                </pic:pic>
+              </a:graphicData>
+            </a:graphic>
+          </wp:inline>
+        </w:drawing>
+      </w:r>
+    </w:p>
+    <w:p>
+      <w:pPr>
+        <w:spacing w:after="170"/>
+        <w:jc w:val="center"/>
+      </w:pPr>
+      <w:r>
+        <w:rPr>
+          <w:i/>
+          <w:iCs/>
+          <w:color w:val="5a5a5a"/>
+          <w:sz w:val="17"/>
+          <w:szCs w:val="17"/>
+        </w:rPr>
+        <w:t xml:space="preserve">Figure 4.  A: the three measured optima, with every LR each grid tried shown hollow. B: the 48 sweep runs in (D, N); a horizontal line joins runs that share an N and therefore share an LR.</w:t>
       </w:r>
     </w:p>
     <w:p>
@@ -4050,8 +4282,16 @@
           <w:ilvl w:val="0"/>
           <w:numId w:val="3"/>
         </w:numPr>
-        <w:spacing w:after="90" w:line="276"/>
-      </w:pPr>
+        <w:spacing w:after="80" w:line="272"/>
+      </w:pPr>
+      <w:r>
+        <w:rPr>
+          <w:color w:val="1a1a1a"/>
+          <w:sz w:val="21"/>
+          <w:szCs w:val="21"/>
+        </w:rPr>
+        <w:t xml:space="preserve">The first sweep (jobs 3993622-4) ran d128, d256 and d512 over a </w:t>
+      </w:r>
       <w:r>
         <w:rPr>
           <w:b/>
@@ -4060,15 +4300,33 @@
           <w:sz w:val="21"/>
           <w:szCs w:val="21"/>
         </w:rPr>
-        <w:t xml:space="preserve">The largest model here is 17.8M parameters. </w:t>
-      </w:r>
-      <w:r>
-        <w:rPr>
-          <w:color w:val="1a1a1a"/>
-          <w:sz w:val="21"/>
-          <w:szCs w:val="21"/>
-        </w:rPr>
-        <w:t xml:space="preserve">We never got near production scale, so the turn at 2.75e15 could in principle be an artefact of the size window rather than a fundamental ceiling. The counter-argument is that the same window produced a clean low-chroma law.</w:t>
+        <w:t xml:space="preserve">3-point</w:t>
+      </w:r>
+      <w:r>
+        <w:rPr>
+          <w:color w:val="1a1a1a"/>
+          <w:sz w:val="21"/>
+          <w:szCs w:val="21"/>
+        </w:rPr>
+        <w:t xml:space="preserve"> geometric grid, 1e-4 to 3e-3, so the only candidates were {1e-4, 5.48e-4, 3e-3}. </w:t>
+      </w:r>
+      <w:r>
+        <w:rPr>
+          <w:b/>
+          <w:bCs/>
+          <w:color w:val="1a1a1a"/>
+          <w:sz w:val="21"/>
+          <w:szCs w:val="21"/>
+        </w:rPr>
+        <w:t xml:space="preserve">All three sizes returned the middle one.</w:t>
+      </w:r>
+      <w:r>
+        <w:rPr>
+          <w:color w:val="1a1a1a"/>
+          <w:sz w:val="21"/>
+          <w:szCs w:val="21"/>
+        </w:rPr>
+        <w:t xml:space="preserve"> That sweep measured no size dependence at all: it is one grid point, three times.</w:t>
       </w:r>
     </w:p>
     <w:p>
@@ -4078,8 +4336,33 @@
           <w:ilvl w:val="0"/>
           <w:numId w:val="3"/>
         </w:numPr>
-        <w:spacing w:after="90" w:line="276"/>
-      </w:pPr>
+        <w:spacing w:after="80" w:line="272"/>
+      </w:pPr>
+      <w:r>
+        <w:rPr>
+          <w:color w:val="1a1a1a"/>
+          <w:sz w:val="21"/>
+          <w:szCs w:val="21"/>
+        </w:rPr>
+        <w:t xml:space="preserve">The d512 value in </w:t>
+      </w:r>
+      <w:r>
+        <w:rPr>
+          <w:rFonts w:ascii="Consolas" w:cs="Consolas" w:eastAsia="Consolas" w:hAnsi="Consolas"/>
+          <w:color w:val="1a1a1a"/>
+          <w:sz w:val="19"/>
+          <w:szCs w:val="19"/>
+        </w:rPr>
+        <w:t xml:space="preserve">MEASURED_LR</w:t>
+      </w:r>
+      <w:r>
+        <w:rPr>
+          <w:color w:val="1a1a1a"/>
+          <w:sz w:val="21"/>
+          <w:szCs w:val="21"/>
+        </w:rPr>
+        <w:t xml:space="preserve"> comes from a </w:t>
+      </w:r>
       <w:r>
         <w:rPr>
           <w:b/>
@@ -4088,15 +4371,33 @@
           <w:sz w:val="21"/>
           <w:szCs w:val="21"/>
         </w:rPr>
-        <w:t xml:space="preserve">Quote 10.04, not 9.17, </w:t>
-      </w:r>
-      <w:r>
-        <w:rPr>
-          <w:color w:val="1a1a1a"/>
-          <w:sz w:val="21"/>
-          <w:szCs w:val="21"/>
-        </w:rPr>
-        <w:t xml:space="preserve">for best ΔE at 2.75e15. The raw minimum over eight runs is biased downward and the bias grows with how many seeds a config had; 9.17 is one seed of a three-seed cluster whose mean is 10.04.</w:t>
+        <w:t xml:space="preserve">later, separate</w:t>
+      </w:r>
+      <w:r>
+        <w:rPr>
+          <w:color w:val="1a1a1a"/>
+          <w:sz w:val="21"/>
+          <w:szCs w:val="21"/>
+        </w:rPr>
+        <w:t xml:space="preserve"> run (job 3994485) on a different grid, 1e-4 to 5e-4 over 4 points. Its optimum came back as 1.00e-4, which is that grid's lower bound, so </w:t>
+      </w:r>
+      <w:r>
+        <w:rPr>
+          <w:b/>
+          <w:bCs/>
+          <w:color w:val="1a1a1a"/>
+          <w:sz w:val="21"/>
+          <w:szCs w:val="21"/>
+        </w:rPr>
+        <w:t xml:space="preserve">the optimum was never bracketed</w:t>
+      </w:r>
+      <w:r>
+        <w:rPr>
+          <w:color w:val="1a1a1a"/>
+          <w:sz w:val="21"/>
+          <w:szCs w:val="21"/>
+        </w:rPr>
+        <w:t xml:space="preserve"> and the true one may sit below it.</w:t>
       </w:r>
     </w:p>
     <w:p>
@@ -4106,8 +4407,16 @@
           <w:ilvl w:val="0"/>
           <w:numId w:val="3"/>
         </w:numPr>
-        <w:spacing w:after="90" w:line="276"/>
-      </w:pPr>
+        <w:spacing w:after="80" w:line="272"/>
+      </w:pPr>
+      <w:r>
+        <w:rPr>
+          <w:color w:val="1a1a1a"/>
+          <w:sz w:val="21"/>
+          <w:szCs w:val="21"/>
+        </w:rPr>
+        <w:t xml:space="preserve">The entire slope therefore rests on one unbracketed boundary value from a different grid. Leave-one-out shows the cost: dropping d256 gives b = −0.54, dropping d128 gives b = −0.94. Anchored at the d512 point those two differ by </w:t>
+      </w:r>
       <w:r>
         <w:rPr>
           <w:b/>
@@ -4116,24 +4425,604 @@
           <w:sz w:val="21"/>
           <w:szCs w:val="21"/>
         </w:rPr>
-        <w:t xml:space="preserve">The LR schedule has no D term. </w:t>
-      </w:r>
-      <w:r>
-        <w:rPr>
-          <w:color w:val="1a1a1a"/>
-          <w:sz w:val="21"/>
-          <w:szCs w:val="21"/>
-        </w:rPr>
-        <w:t xml:space="preserve">Not a confound for the turn, but it is the one unablated knob, and someone will ask.</w:t>
+        <w:t xml:space="preserve">8.4×</w:t>
+      </w:r>
+      <w:r>
+        <w:rPr>
+          <w:color w:val="1a1a1a"/>
+          <w:sz w:val="21"/>
+          <w:szCs w:val="21"/>
+        </w:rPr>
+        <w:t xml:space="preserve"> in the LR handed to the smallest model in the sweep.</w:t>
+      </w:r>
+    </w:p>
+    <w:p>
+      <w:pPr>
+        <w:spacing w:after="120" w:before="0" w:line="276"/>
+      </w:pPr>
+      <w:r>
+        <w:rPr>
+          <w:color w:val="1a1a1a"/>
+          <w:sz w:val="21"/>
+          <w:szCs w:val="21"/>
+        </w:rPr>
+        <w:t xml:space="preserve">The header comment in </w:t>
+      </w:r>
+      <w:r>
+        <w:rPr>
+          <w:rFonts w:ascii="Consolas" w:cs="Consolas" w:eastAsia="Consolas" w:hAnsi="Consolas"/>
+          <w:color w:val="1a1a1a"/>
+          <w:sz w:val="19"/>
+          <w:szCs w:val="19"/>
+        </w:rPr>
+        <w:t xml:space="preserve">configs.py</w:t>
+      </w:r>
+      <w:r>
+        <w:rPr>
+          <w:color w:val="1a1a1a"/>
+          <w:sz w:val="21"/>
+          <w:szCs w:val="21"/>
+        </w:rPr>
+        <w:t xml:space="preserve"> already flags this ("rests on three points, two of which landed on the same value… the exponent is weakly determined"). Figure 4A is what that looks like.</w:t>
+      </w:r>
+    </w:p>
+    <w:p>
+      <w:pPr>
+        <w:pStyle w:val="Heading2"/>
+      </w:pPr>
+      <w:r>
+        <w:t xml:space="preserve">6.3  The gap I think matters more: there is no D term</w:t>
+      </w:r>
+    </w:p>
+    <w:p>
+      <w:pPr>
+        <w:spacing w:after="120" w:before="0" w:line="276"/>
+      </w:pPr>
+      <w:r>
+        <w:rPr>
+          <w:color w:val="1a1a1a"/>
+          <w:sz w:val="21"/>
+          <w:szCs w:val="21"/>
+        </w:rPr>
+        <w:t xml:space="preserve">All three measurements were taken at </w:t>
+      </w:r>
+      <w:r>
+        <w:rPr>
+          <w:b/>
+          <w:bCs/>
+          <w:color w:val="1a1a1a"/>
+          <w:sz w:val="21"/>
+          <w:szCs w:val="21"/>
+        </w:rPr>
+        <w:t xml:space="preserve">one dataset size, D = 614,400 examples</w:t>
+      </w:r>
+      <w:r>
+        <w:rPr>
+          <w:color w:val="1a1a1a"/>
+          <w:sz w:val="21"/>
+          <w:szCs w:val="21"/>
+        </w:rPr>
+        <w:t xml:space="preserve">, at epochs = 1. </w:t>
+      </w:r>
+      <w:r>
+        <w:rPr>
+          <w:rFonts w:ascii="Consolas" w:cs="Consolas" w:eastAsia="Consolas" w:hAnsi="Consolas"/>
+          <w:color w:val="1a1a1a"/>
+          <w:sz w:val="19"/>
+          <w:szCs w:val="19"/>
+        </w:rPr>
+        <w:t xml:space="preserve">lr_for()</w:t>
+      </w:r>
+      <w:r>
+        <w:rPr>
+          <w:color w:val="1a1a1a"/>
+          <w:sz w:val="21"/>
+          <w:szCs w:val="21"/>
+        </w:rPr>
+        <w:t xml:space="preserve"> takes only N, so LR is constant along lines of constant N (Figure 4B). In the sweep, runs at a fixed N span up to </w:t>
+      </w:r>
+      <w:r>
+        <w:rPr>
+          <w:b/>
+          <w:bCs/>
+          <w:color w:val="1a1a1a"/>
+          <w:sz w:val="21"/>
+          <w:szCs w:val="21"/>
+        </w:rPr>
+        <w:t xml:space="preserve">9× in D</w:t>
+      </w:r>
+      <w:r>
+        <w:rPr>
+          <w:color w:val="1a1a1a"/>
+          <w:sz w:val="21"/>
+          <w:szCs w:val="21"/>
+        </w:rPr>
+        <w:t xml:space="preserve"> (N = 1.47M trains on 2.5M, 7.4M and 22.4M examples, all at lr = 4.98e-4), and the largest D in the sweep is </w:t>
+      </w:r>
+      <w:r>
+        <w:rPr>
+          <w:b/>
+          <w:bCs/>
+          <w:color w:val="1a1a1a"/>
+          <w:sz w:val="21"/>
+          <w:szCs w:val="21"/>
+        </w:rPr>
+        <w:t xml:space="preserve">95×</w:t>
+      </w:r>
+      <w:r>
+        <w:rPr>
+          <w:color w:val="1a1a1a"/>
+          <w:sz w:val="21"/>
+          <w:szCs w:val="21"/>
+        </w:rPr>
+        <w:t xml:space="preserve"> the D any LR was ever measured at.</w:t>
+      </w:r>
+    </w:p>
+    <w:p>
+      <w:pPr>
+        <w:spacing w:after="120" w:before="0" w:line="276"/>
+      </w:pPr>
+      <w:r>
+        <w:rPr>
+          <w:color w:val="1a1a1a"/>
+          <w:sz w:val="21"/>
+          <w:szCs w:val="21"/>
+        </w:rPr>
+        <w:t xml:space="preserve">This matters because the repo already asserts the opposite premise. </w:t>
+      </w:r>
+      <w:r>
+        <w:rPr>
+          <w:rFonts w:ascii="Consolas" w:cs="Consolas" w:eastAsia="Consolas" w:hAnsi="Consolas"/>
+          <w:color w:val="1a1a1a"/>
+          <w:sz w:val="19"/>
+          <w:szCs w:val="19"/>
+        </w:rPr>
+        <w:t xml:space="preserve">scripts/fit_lr_scaling.py</w:t>
+      </w:r>
+      <w:r>
+        <w:rPr>
+          <w:color w:val="1a1a1a"/>
+          <w:sz w:val="21"/>
+          <w:szCs w:val="21"/>
+        </w:rPr>
+        <w:t xml:space="preserve"> opens with: "For a single-pass run with AdamW + linear warmup + cosine decay, optimal LR depends primarily on </w:t>
+      </w:r>
+      <w:r>
+        <w:rPr>
+          <w:b/>
+          <w:bCs/>
+          <w:color w:val="1a1a1a"/>
+          <w:sz w:val="21"/>
+          <w:szCs w:val="21"/>
+        </w:rPr>
+        <w:t xml:space="preserve">the total number of optimization steps</w:t>
+      </w:r>
+      <w:r>
+        <w:rPr>
+          <w:color w:val="1a1a1a"/>
+          <w:sz w:val="21"/>
+          <w:szCs w:val="21"/>
+        </w:rPr>
+        <w:t xml:space="preserve">." Steps = D / batch_size. So that script fits LR against </w:t>
+      </w:r>
+      <w:r>
+        <w:rPr>
+          <w:rFonts w:ascii="Consolas" w:cs="Consolas" w:eastAsia="Consolas" w:hAnsi="Consolas"/>
+          <w:color w:val="1a1a1a"/>
+          <w:sz w:val="19"/>
+          <w:szCs w:val="19"/>
+        </w:rPr>
+        <w:t xml:space="preserve">train_examples</w:t>
+      </w:r>
+      <w:r>
+        <w:rPr>
+          <w:color w:val="1a1a1a"/>
+          <w:sz w:val="21"/>
+          <w:szCs w:val="21"/>
+        </w:rPr>
+        <w:t xml:space="preserve"> (D), while </w:t>
+      </w:r>
+      <w:r>
+        <w:rPr>
+          <w:rFonts w:ascii="Consolas" w:cs="Consolas" w:eastAsia="Consolas" w:hAnsi="Consolas"/>
+          <w:color w:val="1a1a1a"/>
+          <w:sz w:val="19"/>
+          <w:szCs w:val="19"/>
+        </w:rPr>
+        <w:t xml:space="preserve">configs.py</w:t>
+      </w:r>
+      <w:r>
+        <w:rPr>
+          <w:color w:val="1a1a1a"/>
+          <w:sz w:val="21"/>
+          <w:szCs w:val="21"/>
+        </w:rPr>
+        <w:t xml:space="preserve"> fits it against parameter count (N). They are two different laws, and the one we deployed is the N one.</w:t>
+      </w:r>
+    </w:p>
+    <w:p>
+      <w:pPr>
+        <w:spacing w:after="120" w:before="0" w:line="276"/>
+      </w:pPr>
+      <w:r>
+        <w:rPr>
+          <w:b/>
+          <w:bCs/>
+          <w:color w:val="1a1a1a"/>
+          <w:sz w:val="21"/>
+          <w:szCs w:val="21"/>
+        </w:rPr>
+        <w:t xml:space="preserve">Why this is a live confound rather than a nitpick. </w:t>
+      </w:r>
+      <w:r>
+        <w:rPr>
+          <w:color w:val="1a1a1a"/>
+          <w:sz w:val="21"/>
+          <w:szCs w:val="21"/>
+        </w:rPr>
+        <w:t xml:space="preserve">Within a rung, C = 6ND is constant, so N and D are perfectly anti-correlated and a missing D term is largely absorbed by the N term. </w:t>
+      </w:r>
+      <w:r>
+        <w:rPr>
+          <w:b/>
+          <w:bCs/>
+          <w:color w:val="1a1a1a"/>
+          <w:sz w:val="21"/>
+          <w:szCs w:val="21"/>
+        </w:rPr>
+        <w:t xml:space="preserve">Across rungs it is not</w:t>
+      </w:r>
+      <w:r>
+        <w:rPr>
+          <w:color w:val="1a1a1a"/>
+          <w:sz w:val="21"/>
+          <w:szCs w:val="21"/>
+        </w:rPr>
+        <w:t xml:space="preserve">: the same N appears at three different D. If the true optimum falls with D, as the cosine-schedule argument says it should, then at fixed N the large-budget runs are being trained at too high an LR, and the error grows with the budget. That mechanism would produce exactly what we observe: degradation that switches on at high C, shows up on both metrics, and has nothing to do with repetition.</w:t>
+      </w:r>
+    </w:p>
+    <w:p>
+      <w:pPr>
+        <w:spacing w:after="120" w:before="0" w:line="276"/>
+      </w:pPr>
+      <w:r>
+        <w:rPr>
+          <w:color w:val="1a1a1a"/>
+          <w:sz w:val="21"/>
+          <w:szCs w:val="21"/>
+        </w:rPr>
+        <w:t xml:space="preserve">I do not think it is the whole story, because section 5's clean low-chroma law is hard to get out of it. But it is the only remaining explanation I cannot currently rule out, and it is cheap to rule out.</w:t>
+      </w:r>
+    </w:p>
+    <w:p>
+      <w:pPr>
+        <w:pStyle w:val="Heading2"/>
+      </w:pPr>
+      <w:r>
+        <w:t xml:space="preserve">6.4  Proposed experiment</w:t>
+      </w:r>
+    </w:p>
+    <w:p>
+      <w:pPr>
+        <w:spacing w:after="120" w:before="0" w:line="276"/>
+      </w:pPr>
+      <w:r>
+        <w:rPr>
+          <w:color w:val="1a1a1a"/>
+          <w:sz w:val="21"/>
+          <w:szCs w:val="21"/>
+        </w:rPr>
+        <w:t xml:space="preserve">Replace the 1-D law with a 2-D one, </w:t>
+      </w:r>
+      <w:r>
+        <w:rPr>
+          <w:b/>
+          <w:bCs/>
+          <w:color w:val="1a1a1a"/>
+          <w:sz w:val="21"/>
+          <w:szCs w:val="21"/>
+        </w:rPr>
+        <w:t xml:space="preserve">lr_opt(N, D) = A · N</w:t>
+      </w:r>
+      <w:r>
+        <w:rPr>
+          <w:color w:val="1a1a1a"/>
+          <w:sz w:val="21"/>
+          <w:szCs w:val="21"/>
+          <w:vertAlign w:val="superscript"/>
+        </w:rPr>
+        <w:t xml:space="preserve">b</w:t>
+      </w:r>
+      <w:r>
+        <w:rPr>
+          <w:b/>
+          <w:bCs/>
+          <w:color w:val="1a1a1a"/>
+          <w:sz w:val="21"/>
+          <w:szCs w:val="21"/>
+        </w:rPr>
+        <w:t xml:space="preserve"> · D</w:t>
+      </w:r>
+      <w:r>
+        <w:rPr>
+          <w:color w:val="1a1a1a"/>
+          <w:sz w:val="21"/>
+          <w:szCs w:val="21"/>
+          <w:vertAlign w:val="superscript"/>
+        </w:rPr>
+        <w:t xml:space="preserve">c</w:t>
+      </w:r>
+      <w:r>
+        <w:rPr>
+          <w:color w:val="1a1a1a"/>
+          <w:sz w:val="21"/>
+          <w:szCs w:val="21"/>
+        </w:rPr>
+        <w:t xml:space="preserve">, fitted on a grid where both axes move independently.</w:t>
+      </w:r>
+    </w:p>
+    <w:p>
+      <w:pPr>
+        <w:pStyle w:val="ListParagraph"/>
+        <w:numPr>
+          <w:ilvl w:val="0"/>
+          <w:numId w:val="3"/>
+        </w:numPr>
+        <w:spacing w:after="80" w:line="272"/>
+      </w:pPr>
+      <w:r>
+        <w:rPr>
+          <w:b/>
+          <w:bCs/>
+          <w:color w:val="1a1a1a"/>
+          <w:sz w:val="21"/>
+          <w:szCs w:val="21"/>
+        </w:rPr>
+        <w:t xml:space="preserve">Minimal version, 3 LR sweeps (~37 GPU-hours). </w:t>
+      </w:r>
+      <w:r>
+        <w:rPr>
+          <w:color w:val="1a1a1a"/>
+          <w:sz w:val="21"/>
+          <w:szCs w:val="21"/>
+        </w:rPr>
+        <w:t xml:space="preserve">Hold N at one mid-ladder size (d128/se2, N = 0.77M, which we have already measured) and run </w:t>
+      </w:r>
+      <w:r>
+        <w:rPr>
+          <w:rFonts w:ascii="Consolas" w:cs="Consolas" w:eastAsia="Consolas" w:hAnsi="Consolas"/>
+          <w:color w:val="1a1a1a"/>
+          <w:sz w:val="19"/>
+          <w:szCs w:val="19"/>
+        </w:rPr>
+        <w:t xml:space="preserve">lr_tuning.py --epochs 1</w:t>
+      </w:r>
+      <w:r>
+        <w:rPr>
+          <w:color w:val="1a1a1a"/>
+          <w:sz w:val="21"/>
+          <w:szCs w:val="21"/>
+        </w:rPr>
+        <w:t xml:space="preserve"> at D ∈ {0.6M, 4M, 24M}, which brackets the sweep's real D range. This measures c directly at the one N where we have a point. If |c| is inside noise of zero, the current law is fine and we stop and say so.</w:t>
+      </w:r>
+    </w:p>
+    <w:p>
+      <w:pPr>
+        <w:pStyle w:val="ListParagraph"/>
+        <w:numPr>
+          <w:ilvl w:val="0"/>
+          <w:numId w:val="3"/>
+        </w:numPr>
+        <w:spacing w:after="80" w:line="272"/>
+      </w:pPr>
+      <w:r>
+        <w:rPr>
+          <w:b/>
+          <w:bCs/>
+          <w:color w:val="1a1a1a"/>
+          <w:sz w:val="21"/>
+          <w:szCs w:val="21"/>
+        </w:rPr>
+        <w:t xml:space="preserve">Full version, 3×3 grid, 9 sweeps (~110 GPU-hours). </w:t>
+      </w:r>
+      <w:r>
+        <w:rPr>
+          <w:color w:val="1a1a1a"/>
+          <w:sz w:val="21"/>
+          <w:szCs w:val="21"/>
+        </w:rPr>
+        <w:t xml:space="preserve">Only if c comes back clearly nonzero. Gives b and c jointly and replaces </w:t>
+      </w:r>
+      <w:r>
+        <w:rPr>
+          <w:rFonts w:ascii="Consolas" w:cs="Consolas" w:eastAsia="Consolas" w:hAnsi="Consolas"/>
+          <w:color w:val="1a1a1a"/>
+          <w:sz w:val="19"/>
+          <w:szCs w:val="19"/>
+        </w:rPr>
+        <w:t xml:space="preserve">MEASURED_LR</w:t>
+      </w:r>
+      <w:r>
+        <w:rPr>
+          <w:color w:val="1a1a1a"/>
+          <w:sz w:val="21"/>
+          <w:szCs w:val="21"/>
+        </w:rPr>
+        <w:t xml:space="preserve"> outright.</w:t>
+      </w:r>
+    </w:p>
+    <w:p>
+      <w:pPr>
+        <w:pStyle w:val="ListParagraph"/>
+        <w:numPr>
+          <w:ilvl w:val="0"/>
+          <w:numId w:val="3"/>
+        </w:numPr>
+        <w:spacing w:after="80" w:line="272"/>
+      </w:pPr>
+      <w:r>
+        <w:rPr>
+          <w:b/>
+          <w:bCs/>
+          <w:color w:val="1a1a1a"/>
+          <w:sz w:val="21"/>
+          <w:szCs w:val="21"/>
+        </w:rPr>
+        <w:t xml:space="preserve">Either way, widen the grid and require bracketing. </w:t>
+      </w:r>
+      <w:r>
+        <w:rPr>
+          <w:color w:val="1a1a1a"/>
+          <w:sz w:val="21"/>
+          <w:szCs w:val="21"/>
+        </w:rPr>
+        <w:t xml:space="preserve">Use </w:t>
+      </w:r>
+      <w:r>
+        <w:rPr>
+          <w:rFonts w:ascii="Consolas" w:cs="Consolas" w:eastAsia="Consolas" w:hAnsi="Consolas"/>
+          <w:color w:val="1a1a1a"/>
+          <w:sz w:val="19"/>
+          <w:szCs w:val="19"/>
+        </w:rPr>
+        <w:t xml:space="preserve">--n-lrs 6 --lr-min 1e-5 --lr-max 5e-3</w:t>
+      </w:r>
+      <w:r>
+        <w:rPr>
+          <w:color w:val="1a1a1a"/>
+          <w:sz w:val="21"/>
+          <w:szCs w:val="21"/>
+        </w:rPr>
+        <w:t xml:space="preserve"> (the span the slurm header already suggests) and reject any result that lands on an endpoint. That alone fixes the d512 point.</w:t>
+      </w:r>
+    </w:p>
+    <w:p>
+      <w:pPr>
+        <w:spacing w:after="120" w:before="90" w:line="276"/>
+      </w:pPr>
+      <w:r>
+        <w:rPr>
+          <w:b/>
+          <w:bCs/>
+          <w:color w:val="1a1a1a"/>
+          <w:sz w:val="21"/>
+          <w:szCs w:val="21"/>
+        </w:rPr>
+        <w:t xml:space="preserve">The question for you: </w:t>
+      </w:r>
+      <w:r>
+        <w:rPr>
+          <w:color w:val="1a1a1a"/>
+          <w:sz w:val="21"/>
+          <w:szCs w:val="21"/>
+        </w:rPr>
+        <w:t xml:space="preserve">is it worth ~1.5 GPU-days to close the LR confound before we commit to "the ceiling is problem-side"? My own read is yes for the 3-sweep version, because it is the last mechanism that could produce budget-dependent degradation, and a measured c ≈ 0 lets us state the conclusion cleanly instead of caveating it. I would run the 9-sweep version only if the cheap one comes back nonzero.</w:t>
       </w:r>
     </w:p>
     <w:p>
       <w:pPr>
         <w:pStyle w:val="Heading1"/>
-        <w:spacing w:after="140" w:before="320"/>
-      </w:pPr>
-      <w:r>
-        <w:t xml:space="preserve">9.  Takeaway, in the order I would say it</w:t>
+      </w:pPr>
+      <w:r>
+        <w:t xml:space="preserve">7.  Caveats</w:t>
+      </w:r>
+    </w:p>
+    <w:p>
+      <w:pPr>
+        <w:pStyle w:val="ListParagraph"/>
+        <w:numPr>
+          <w:ilvl w:val="0"/>
+          <w:numId w:val="3"/>
+        </w:numPr>
+        <w:spacing w:after="80" w:line="272"/>
+      </w:pPr>
+      <w:r>
+        <w:rPr>
+          <w:color w:val="1a1a1a"/>
+          <w:sz w:val="21"/>
+          <w:szCs w:val="21"/>
+        </w:rPr>
+        <w:t xml:space="preserve">Pooled α is a point estimate. Bootstrap CI 0.53 to 1.42; the noise-propagated fit refuses all 4000 draws. Only the low bucket is robustly identified.</w:t>
+      </w:r>
+    </w:p>
+    <w:p>
+      <w:pPr>
+        <w:pStyle w:val="ListParagraph"/>
+        <w:numPr>
+          <w:ilvl w:val="0"/>
+          <w:numId w:val="3"/>
+        </w:numPr>
+        <w:spacing w:after="80" w:line="272"/>
+      </w:pPr>
+      <w:r>
+        <w:rPr>
+          <w:color w:val="1a1a1a"/>
+          <w:sz w:val="21"/>
+          <w:szCs w:val="21"/>
+        </w:rPr>
+        <w:t xml:space="preserve">Two of six rungs contribute nothing, so the pooled law rests on four points.</w:t>
+      </w:r>
+    </w:p>
+    <w:p>
+      <w:pPr>
+        <w:pStyle w:val="ListParagraph"/>
+        <w:numPr>
+          <w:ilvl w:val="0"/>
+          <w:numId w:val="3"/>
+        </w:numPr>
+        <w:spacing w:after="80" w:line="272"/>
+      </w:pPr>
+      <w:r>
+        <w:rPr>
+          <w:color w:val="1a1a1a"/>
+          <w:sz w:val="21"/>
+          <w:szCs w:val="21"/>
+        </w:rPr>
+        <w:t xml:space="preserve">Largest model here is 17.8M parameters. The turn could be an artefact of the size window; the counter is that the same window gave a clean low-chroma law.</w:t>
+      </w:r>
+    </w:p>
+    <w:p>
+      <w:pPr>
+        <w:pStyle w:val="ListParagraph"/>
+        <w:numPr>
+          <w:ilvl w:val="0"/>
+          <w:numId w:val="3"/>
+        </w:numPr>
+        <w:spacing w:after="80" w:line="272"/>
+      </w:pPr>
+      <w:r>
+        <w:rPr>
+          <w:color w:val="1a1a1a"/>
+          <w:sz w:val="21"/>
+          <w:szCs w:val="21"/>
+        </w:rPr>
+        <w:t xml:space="preserve">Quote 10.04, not 9.17, at 2.75e15. The min over eight runs is biased low; 9.17 is one seed of a three-seed cluster averaging 10.04.</w:t>
+      </w:r>
+    </w:p>
+    <w:p>
+      <w:pPr>
+        <w:pStyle w:val="ListParagraph"/>
+        <w:numPr>
+          <w:ilvl w:val="0"/>
+          <w:numId w:val="3"/>
+        </w:numPr>
+        <w:spacing w:after="80" w:line="272"/>
+      </w:pPr>
+      <w:r>
+        <w:rPr>
+          <w:color w:val="1a1a1a"/>
+          <w:sz w:val="21"/>
+          <w:szCs w:val="21"/>
+        </w:rPr>
+        <w:t xml:space="preserve">LR has no D term (section 6). Unablated.</w:t>
+      </w:r>
+    </w:p>
+    <w:p>
+      <w:pPr>
+        <w:pStyle w:val="Heading1"/>
+      </w:pPr>
+      <w:r>
+        <w:t xml:space="preserve">8.  Takeaway</w:t>
       </w:r>
     </w:p>
     <w:p>
@@ -4143,15 +5032,15 @@
           <w:ilvl w:val="0"/>
           <w:numId w:val="2"/>
         </w:numPr>
-        <w:spacing w:after="90" w:line="276"/>
-      </w:pPr>
-      <w:r>
-        <w:rPr>
-          <w:color w:val="1a1a1a"/>
-          <w:sz w:val="21"/>
-          <w:szCs w:val="21"/>
-        </w:rPr>
-        <w:t xml:space="preserve">We have a real scaling study: 48 runs, Porian-corrected, aspect-controlled, on a 40M corpus.</w:t>
+        <w:spacing w:after="80" w:line="272"/>
+      </w:pPr>
+      <w:r>
+        <w:rPr>
+          <w:color w:val="1a1a1a"/>
+          <w:sz w:val="21"/>
+          <w:szCs w:val="21"/>
+        </w:rPr>
+        <w:t xml:space="preserve">Real scaling study: 48 runs, Porian-corrected, aspect-controlled, 40M corpus.</w:t>
       </w:r>
     </w:p>
     <w:p>
@@ -4161,29 +5050,15 @@
           <w:ilvl w:val="0"/>
           <w:numId w:val="2"/>
         </w:numPr>
-        <w:spacing w:after="90" w:line="276"/>
-      </w:pPr>
-      <w:r>
-        <w:rPr>
-          <w:color w:val="1a1a1a"/>
-          <w:sz w:val="21"/>
-          <w:szCs w:val="21"/>
-        </w:rPr>
-        <w:t xml:space="preserve">INDIGO's compute-optimal frontier is not Chinchilla's. N* ∝ C</w:t>
-      </w:r>
-      <w:r>
-        <w:rPr>
-          <w:vertAlign w:val="superscript"/>
-        </w:rPr>
-        <w:t xml:space="preserve">0.94</w:t>
-      </w:r>
-      <w:r>
-        <w:rPr>
-          <w:color w:val="1a1a1a"/>
-          <w:sz w:val="21"/>
-          <w:szCs w:val="21"/>
-        </w:rPr>
-        <w:t xml:space="preserve">, D* essentially flat. Extra compute goes into parameters.</w:t>
+        <w:spacing w:after="80" w:line="272"/>
+      </w:pPr>
+      <w:r>
+        <w:rPr>
+          <w:color w:val="1a1a1a"/>
+          <w:sz w:val="21"/>
+          <w:szCs w:val="21"/>
+        </w:rPr>
+        <w:t xml:space="preserve">INDIGO's frontier is not Chinchilla's. Extra compute goes into parameters, not data.</w:t>
       </w:r>
     </w:p>
     <w:p>
@@ -4193,15 +5068,15 @@
           <w:ilvl w:val="0"/>
           <w:numId w:val="2"/>
         </w:numPr>
-        <w:spacing w:after="90" w:line="276"/>
-      </w:pPr>
-      <w:r>
-        <w:rPr>
-          <w:color w:val="1a1a1a"/>
-          <w:sz w:val="21"/>
-          <w:szCs w:val="21"/>
-        </w:rPr>
-        <w:t xml:space="preserve">Past C ≈ 2.75e15, more compute makes the model worse, on both ΔE and CE.</w:t>
+        <w:spacing w:after="80" w:line="272"/>
+      </w:pPr>
+      <w:r>
+        <w:rPr>
+          <w:color w:val="1a1a1a"/>
+          <w:sz w:val="21"/>
+          <w:szCs w:val="21"/>
+        </w:rPr>
+        <w:t xml:space="preserve">Past C ≈ 2.75e15 more compute makes the model worse, on both metrics.</w:t>
       </w:r>
     </w:p>
     <w:p>
@@ -4211,15 +5086,15 @@
           <w:ilvl w:val="0"/>
           <w:numId w:val="2"/>
         </w:numPr>
-        <w:spacing w:after="90" w:line="276"/>
-      </w:pPr>
-      <w:r>
-        <w:rPr>
-          <w:color w:val="1a1a1a"/>
-          <w:sz w:val="21"/>
-          <w:szCs w:val="21"/>
-        </w:rPr>
-        <w:t xml:space="preserve">It is not repetition, not the metric, and not untuned LR.</w:t>
+        <w:spacing w:after="80" w:line="272"/>
+      </w:pPr>
+      <w:r>
+        <w:rPr>
+          <w:color w:val="1a1a1a"/>
+          <w:sz w:val="21"/>
+          <w:szCs w:val="21"/>
+        </w:rPr>
+        <w:t xml:space="preserve">Not repetition, not the metric. One confound left: no D term in the LR law.</w:t>
       </w:r>
     </w:p>
     <w:p>
@@ -4229,15 +5104,15 @@
           <w:ilvl w:val="0"/>
           <w:numId w:val="2"/>
         </w:numPr>
-        <w:spacing w:after="90" w:line="276"/>
-      </w:pPr>
-      <w:r>
-        <w:rPr>
-          <w:color w:val="1a1a1a"/>
-          <w:sz w:val="21"/>
-          <w:szCs w:val="21"/>
-        </w:rPr>
-        <w:t xml:space="preserve">The only bucket with a clean, noise-robust law is low chroma (α = 0.65, β = 0.40, α + β ≈ 1). The method works where the problem is solvable.</w:t>
+        <w:spacing w:after="80" w:line="272"/>
+      </w:pPr>
+      <w:r>
+        <w:rPr>
+          <w:color w:val="1a1a1a"/>
+          <w:sz w:val="21"/>
+          <w:szCs w:val="21"/>
+        </w:rPr>
+        <w:t xml:space="preserve">Low chroma is the only clean, noise-robust law. The method works where the problem is solvable.</w:t>
       </w:r>
     </w:p>
     <w:p>
@@ -4247,15 +5122,15 @@
           <w:ilvl w:val="0"/>
           <w:numId w:val="2"/>
         </w:numPr>
-        <w:spacing w:after="90" w:line="276"/>
-      </w:pPr>
-      <w:r>
-        <w:rPr>
-          <w:color w:val="1a1a1a"/>
-          <w:sz w:val="21"/>
-          <w:szCs w:val="21"/>
-        </w:rPr>
-        <w:t xml:space="preserve">So the ceiling reads as problem-side. If that holds, the payoff is in inference-time search and RL against the simulator, not in a bigger pretrain. The oracle-floor eval in section 7 is what would confirm it.</w:t>
+        <w:spacing w:after="80" w:line="272"/>
+      </w:pPr>
+      <w:r>
+        <w:rPr>
+          <w:color w:val="1a1a1a"/>
+          <w:sz w:val="21"/>
+          <w:szCs w:val="21"/>
+        </w:rPr>
+        <w:t xml:space="preserve">If that reading holds, the payoff is inference-time search and RL against the simulator, not a bigger pretrain. Two cheap experiments decide it: the oracle-floor eval (section 5) and the D-term LR sweep (section 6).</w:t>
       </w:r>
     </w:p>
     <w:sectPr>
@@ -4648,7 +5523,7 @@
       <w:pBdr>
         <w:bottom w:val="single" w:color="c9c9c9" w:sz="6" w:space="5"/>
       </w:pBdr>
-      <w:spacing w:after="140" w:before="320"/>
+      <w:spacing w:after="130" w:before="300"/>
     </w:pPr>
     <w:rPr>
       <w:rFonts w:ascii="Calibri" w:cs="Calibri" w:eastAsia="Calibri" w:hAnsi="Calibri"/>
@@ -4665,7 +5540,7 @@
     <w:next w:val="Normal"/>
     <w:qFormat/>
     <w:pPr>
-      <w:spacing w:after="100" w:before="240"/>
+      <w:spacing w:after="95" w:before="230"/>
     </w:pPr>
     <w:rPr>
       <w:rFonts w:ascii="Calibri" w:cs="Calibri" w:eastAsia="Calibri" w:hAnsi="Calibri"/>

--- a/analyses/scaling/results/INDIGO_scaling_meeting.docx
+++ b/analyses/scaling/results/INDIGO_scaling_meeting.docx
@@ -31,36 +31,6 @@
           <w:szCs w:val="24"/>
         </w:rPr>
         <w:t xml:space="preserve">48-run IsoFLOP sweep, 40M corpus, Porian-corrected</w:t>
-      </w:r>
-    </w:p>
-    <w:p>
-      <w:pPr>
-        <w:spacing w:after="200" w:before="0" w:line="276"/>
-      </w:pPr>
-      <w:r>
-        <w:rPr>
-          <w:color w:val="5a5a5a"/>
-          <w:sz w:val="21"/>
-          <w:szCs w:val="21"/>
-        </w:rPr>
-        <w:t xml:space="preserve">Research meeting, 30 September 2026.  Fit artifact: </w:t>
-      </w:r>
-      <w:r>
-        <w:rPr>
-          <w:rFonts w:ascii="Consolas" w:cs="Consolas" w:eastAsia="Consolas" w:hAnsi="Consolas"/>
-          <w:color w:val="1a1a1a"/>
-          <w:sz w:val="19"/>
-          <w:szCs w:val="19"/>
-        </w:rPr>
-        <w:t xml:space="preserve">analyses/scaling/results/isoflop_fit.json</w:t>
-      </w:r>
-      <w:r>
-        <w:rPr>
-          <w:color w:val="5a5a5a"/>
-          <w:sz w:val="21"/>
-          <w:szCs w:val="21"/>
-        </w:rPr>
-        <w:t xml:space="preserve">.</w:t>
       </w:r>
     </w:p>
     <w:p>
@@ -150,7 +120,7 @@
           <w:sz w:val="21"/>
           <w:szCs w:val="21"/>
         </w:rPr>
-        <w:t xml:space="preserve"> and get worse after it. Best pooled ΔE there: 10.04, seed-averaged.</w:t>
+        <w:t xml:space="preserve"> and worsen after. Best pooled ΔE there: 10.04.</w:t>
       </w:r>
     </w:p>
     <w:p>
@@ -234,20 +204,20 @@
           <w:sz w:val="21"/>
           <w:szCs w:val="21"/>
         </w:rPr>
-        <w:t xml:space="preserve"> (α = 0.65, β = 0.40, α + β ≈ 1). The method works where the problem is solvable.</w:t>
-      </w:r>
-    </w:p>
-    <w:p>
-      <w:pPr>
-        <w:spacing w:after="180" w:before="80" w:line="276"/>
-      </w:pPr>
-      <w:r>
-        <w:rPr>
-          <w:color w:val="1a1a1a"/>
-          <w:sz w:val="21"/>
-          <w:szCs w:val="21"/>
-        </w:rPr>
-        <w:t xml:space="preserve">Working claim: the ceiling is problem-side. Section 5 gives the theory. </w:t>
+        <w:t xml:space="preserve"> (α = 0.65, β = 0.40, α + β ≈ 1).</w:t>
+      </w:r>
+    </w:p>
+    <w:p>
+      <w:pPr>
+        <w:spacing w:after="150" w:before="70" w:line="276"/>
+      </w:pPr>
+      <w:r>
+        <w:rPr>
+          <w:color w:val="1a1a1a"/>
+          <w:sz w:val="21"/>
+          <w:szCs w:val="21"/>
+        </w:rPr>
+        <w:t xml:space="preserve">Working claim: the ceiling is problem-side. </w:t>
       </w:r>
       <w:r>
         <w:rPr>
@@ -257,15 +227,7 @@
           <w:sz w:val="21"/>
           <w:szCs w:val="21"/>
         </w:rPr>
-        <w:t xml:space="preserve">Section 6 is the one open confound I cannot rule out yet, and what I would run to close it.</w:t>
-      </w:r>
-      <w:r>
-        <w:rPr>
-          <w:color w:val="1a1a1a"/>
-          <w:sz w:val="21"/>
-          <w:szCs w:val="21"/>
-        </w:rPr>
-        <w:t xml:space="preserve"> That section is the one I want your read on.</w:t>
+        <w:t xml:space="preserve">Section 7 is the one confound I cannot rule out, and what I would run to close it. That is the section I want your read on.</w:t>
       </w:r>
     </w:p>
     <w:p>
@@ -273,7 +235,88 @@
         <w:pStyle w:val="Heading1"/>
       </w:pPr>
       <w:r>
-        <w:t xml:space="preserve">2.  The sweep</w:t>
+        <w:t xml:space="preserve">2.  Method</w:t>
+      </w:r>
+    </w:p>
+    <w:p>
+      <w:pPr>
+        <w:pStyle w:val="ListParagraph"/>
+        <w:numPr>
+          <w:ilvl w:val="0"/>
+          <w:numId w:val="3"/>
+        </w:numPr>
+        <w:spacing w:after="80" w:line="272"/>
+      </w:pPr>
+      <w:r>
+        <w:rPr>
+          <w:color w:val="1a1a1a"/>
+          <w:sz w:val="21"/>
+          <w:szCs w:val="21"/>
+        </w:rPr>
+        <w:t xml:space="preserve">Chinchilla Approach 2. Six budgets × eight runs. Parabola in log N per budget gives N*, then a power law in C. Final checkpoint, aspect ratio held in a 28 to 72 band, D counted in examples.</w:t>
+      </w:r>
+    </w:p>
+    <w:p>
+      <w:pPr>
+        <w:pStyle w:val="ListParagraph"/>
+        <w:numPr>
+          <w:ilvl w:val="0"/>
+          <w:numId w:val="3"/>
+        </w:numPr>
+        <w:spacing w:after="80" w:line="272"/>
+      </w:pPr>
+      <w:r>
+        <w:rPr>
+          <w:b/>
+          <w:bCs/>
+          <w:color w:val="1a1a1a"/>
+          <w:sz w:val="21"/>
+          <w:szCs w:val="21"/>
+        </w:rPr>
+        <w:t xml:space="preserve">The compute axis is not 6ND. </w:t>
+      </w:r>
+      <w:r>
+        <w:rPr>
+          <w:rFonts w:ascii="Consolas" w:cs="Consolas" w:eastAsia="Consolas" w:hAnsi="Consolas"/>
+          <w:color w:val="1a1a1a"/>
+          <w:sz w:val="19"/>
+          <w:szCs w:val="19"/>
+        </w:rPr>
+        <w:t xml:space="preserve">src/scaling/flops.py</w:t>
+      </w:r>
+      <w:r>
+        <w:rPr>
+          <w:color w:val="1a1a1a"/>
+          <w:sz w:val="21"/>
+          <w:szCs w:val="21"/>
+        </w:rPr>
+        <w:t xml:space="preserve"> computes forward FLOPs per example analytically and sets C = 3 · F(N) · D. The pointer head runs per (position, slot), 352 times per example, and the slot encoder runs over 32 pool slots rather than the 11-position sequence. Over this ladder C/(N·D) runs from 306 down to 218, so 6ND would understate compute by 36× to 51× and the error itself drifts 1.4× across the grid. This is Porian correction #1, far larger here than in the paper.</w:t>
+      </w:r>
+    </w:p>
+    <w:p>
+      <w:pPr>
+        <w:pStyle w:val="ListParagraph"/>
+        <w:numPr>
+          <w:ilvl w:val="0"/>
+          <w:numId w:val="3"/>
+        </w:numPr>
+        <w:spacing w:after="80" w:line="272"/>
+      </w:pPr>
+      <w:r>
+        <w:rPr>
+          <w:color w:val="1a1a1a"/>
+          <w:sz w:val="21"/>
+          <w:szCs w:val="21"/>
+        </w:rPr>
+        <w:t xml:space="preserve">Porian #2: warmup as a fraction of the budget. Porian #3: LR re-tuned per scale, which is section 7.</w:t>
+      </w:r>
+    </w:p>
+    <w:p>
+      <w:pPr>
+        <w:pStyle w:val="Heading1"/>
+      </w:pPr>
+      <w:r>
+        <w:t xml:space="preserve">3.  The sweep</w:t>
       </w:r>
     </w:p>
     <w:p>
@@ -353,7 +396,7 @@
           <w:sz w:val="21"/>
           <w:szCs w:val="21"/>
         </w:rPr>
-        <w:t xml:space="preserve">The parabolas flatten as C rises. At C = 8.3e15 the star sits at the edge of the window; at C = 2.5e16 there is no interior minimum and the fit is refused.</w:t>
+        <w:t xml:space="preserve">The parabolas flatten as C rises. At C = 8.3e15 the star sits at the edge of the window; at 2.5e16 there is no interior minimum and the fit is refused.</w:t>
       </w:r>
     </w:p>
     <w:p>
@@ -1721,7 +1764,7 @@
         <w:pStyle w:val="Heading1"/>
       </w:pPr>
       <w:r>
-        <w:t xml:space="preserve">3.  Cross-entropy, same procedure</w:t>
+        <w:t xml:space="preserve">4.  Cross-entropy, same procedure</w:t>
       </w:r>
     </w:p>
     <w:p>
@@ -1783,7 +1826,7 @@
           <w:sz w:val="17"/>
           <w:szCs w:val="17"/>
         </w:rPr>
-        <w:t xml:space="preserve">Figure 2.  Identical IsoFLOP procedure run on val_loss. Panel A has a Chinchilla α = 0.5 slope for reference.</w:t>
+        <w:t xml:space="preserve">Figure 2.  The identical IsoFLOP procedure run on val_loss. Panel A carries a Chinchilla α = 0.5 slope for reference.</w:t>
       </w:r>
     </w:p>
     <w:p>
@@ -1827,7 +1870,7 @@
         <w:pStyle w:val="Heading1"/>
       </w:pPr>
       <w:r>
-        <w:t xml:space="preserve">4.  Epoch-ceiling theory, refuted</w:t>
+        <w:t xml:space="preserve">5.  Epoch-ceiling theory, refuted</w:t>
       </w:r>
     </w:p>
     <w:p>
@@ -1925,7 +1968,7 @@
           <w:sz w:val="21"/>
           <w:szCs w:val="21"/>
         </w:rPr>
-        <w:t xml:space="preserve">. It cannot be memorisation from repeats.</w:t>
+        <w:t xml:space="preserve">, so it is not memorisation from repeats.</w:t>
       </w:r>
     </w:p>
     <w:p>
@@ -1943,7 +1986,7 @@
           <w:sz w:val="21"/>
           <w:szCs w:val="21"/>
         </w:rPr>
-        <w:t xml:space="preserve">In four of the nine right-hand panels, more </w:t>
+        <w:t xml:space="preserve">In four of the nine panels, more </w:t>
       </w:r>
       <w:r>
         <w:rPr>
@@ -1974,7 +2017,7 @@
         <w:pStyle w:val="Heading1"/>
       </w:pPr>
       <w:r>
-        <w:t xml:space="preserve">5.  Where the ceiling comes from</w:t>
+        <w:t xml:space="preserve">6.  Where the ceiling comes from</w:t>
       </w:r>
     </w:p>
     <w:p>
@@ -2955,7 +2998,7 @@
     </w:p>
     <w:p>
       <w:pPr>
-        <w:spacing w:after="60" w:before="140" w:line="276"/>
+        <w:spacing w:after="60" w:before="130" w:line="276"/>
       </w:pPr>
       <w:r>
         <w:rPr>
@@ -2965,15 +3008,7 @@
           <w:sz w:val="21"/>
           <w:szCs w:val="21"/>
         </w:rPr>
-        <w:t xml:space="preserve">Best ΔE₀₀ by bucket across the full 250× span</w:t>
-      </w:r>
-      <w:r>
-        <w:rPr>
-          <w:color w:val="1a1a1a"/>
-          <w:sz w:val="21"/>
-          <w:szCs w:val="21"/>
-        </w:rPr>
-        <w:t xml:space="preserve">   (1e14 → 2.5e16):</w:t>
+        <w:t xml:space="preserve">Table 3.  Best ΔE₀₀ by bucket, across the full 250× span.</w:t>
       </w:r>
     </w:p>
     <w:tbl>
@@ -3935,7 +3970,7 @@
           <w:sz w:val="21"/>
           <w:szCs w:val="21"/>
         </w:rPr>
-        <w:t xml:space="preserve">A floor should be chroma-dependent, and it is: low chroma is the only bucket with a clean, noise-robust law, while high chroma is pinned at 18 to 21.</w:t>
+        <w:t xml:space="preserve">A floor should be chroma-dependent, and is. Low chroma is the only bucket with a clean, noise-robust law; high chroma is pinned at 18 to 21.</w:t>
       </w:r>
     </w:p>
     <w:p>
@@ -3971,7 +4006,7 @@
           <w:sz w:val="21"/>
           <w:szCs w:val="21"/>
         </w:rPr>
-        <w:t xml:space="preserve"> of a still-improving component and a pinned one. Mixtures do not have clean power laws.</w:t>
+        <w:t xml:space="preserve"> of a still-improving component and a pinned one, and mixtures do not have clean power laws.</w:t>
       </w:r>
     </w:p>
     <w:p>
@@ -3992,7 +4027,7 @@
           <w:sz w:val="21"/>
           <w:szCs w:val="21"/>
         </w:rPr>
-        <w:t xml:space="preserve">Not the pool, but the degeneracy: the map from (target Lab, pool) to stack is massively one-to-many, and a point-estimate decoder on a token-level objective cannot rank the degenerate set well enough for its argmax to be good. </w:t>
+        <w:t xml:space="preserve">Not the pool but the degeneracy: the map from (target Lab, pool) to stack is massively one-to-many, and a point-estimate decoder on a token-level objective cannot rank that set well enough for its argmax to be good. </w:t>
       </w:r>
       <w:r>
         <w:rPr>
@@ -4025,7 +4060,7 @@
           <w:sz w:val="21"/>
           <w:szCs w:val="21"/>
         </w:rPr>
-        <w:t xml:space="preserve">oracle-floor eval. For ~2000 val examples compute the best ΔE achievable given that example's own pool, using </w:t>
+        <w:t xml:space="preserve">for ~2000 val examples compute the best ΔE achievable given that example's own pool, using </w:t>
       </w:r>
       <w:r>
         <w:rPr>
@@ -4072,7 +4107,7 @@
         <w:pStyle w:val="Heading1"/>
       </w:pPr>
       <w:r>
-        <w:t xml:space="preserve">6.  Learning rate: what we fit, and what I propose fitting instead</w:t>
+        <w:t xml:space="preserve">7.  Learning rate: what we fit, and what I propose fitting instead</w:t>
       </w:r>
     </w:p>
     <w:p>
@@ -4080,7 +4115,7 @@
         <w:pStyle w:val="Heading2"/>
       </w:pPr>
       <w:r>
-        <w:t xml:space="preserve">6.1  What the sweep does now</w:t>
+        <w:t xml:space="preserve">7.1  What the sweep does now</w:t>
       </w:r>
     </w:p>
     <w:p>
@@ -4093,7 +4128,7 @@
           <w:sz w:val="21"/>
           <w:szCs w:val="21"/>
         </w:rPr>
-        <w:t xml:space="preserve">Porian correction #3 is to re-tune LR at every scale instead of inheriting one global value. We apply it through a fitted law rather than a fresh sweep per config: </w:t>
+        <w:t xml:space="preserve">Porian correction #3 is to re-tune LR at every scale rather than inherit one global value. We apply it through a fitted law rather than a sweep per config: </w:t>
       </w:r>
       <w:r>
         <w:rPr>
@@ -4172,37 +4207,7 @@
           <w:sz w:val="21"/>
           <w:szCs w:val="21"/>
         </w:rPr>
-        <w:t xml:space="preserve">, and every config is assigned </w:t>
-      </w:r>
-      <w:r>
-        <w:rPr>
-          <w:rFonts w:ascii="Consolas" w:cs="Consolas" w:eastAsia="Consolas" w:hAnsi="Consolas"/>
-          <w:color w:val="1a1a1a"/>
-          <w:sz w:val="19"/>
-          <w:szCs w:val="19"/>
-        </w:rPr>
-        <w:t xml:space="preserve">lr_for(n_params)</w:t>
-      </w:r>
-      <w:r>
-        <w:rPr>
-          <w:color w:val="1a1a1a"/>
-          <w:sz w:val="21"/>
-          <w:szCs w:val="21"/>
-        </w:rPr>
-        <w:t xml:space="preserve">. Across the ladder's 220× range in N that runs from 2.58e-3 at the smallest model to 1.21e-4 at the largest.</w:t>
-      </w:r>
-    </w:p>
-    <w:p>
-      <w:pPr>
-        <w:spacing w:after="120" w:before="0" w:line="276"/>
-      </w:pPr>
-      <w:r>
-        <w:rPr>
-          <w:color w:val="1a1a1a"/>
-          <w:sz w:val="21"/>
-          <w:szCs w:val="21"/>
-        </w:rPr>
-        <w:t xml:space="preserve">This was a genuine improvement and I am not proposing we drop it. The production value of 6e-5, tuned for the 69.6M model, left every probe model untrained.</w:t>
+        <w:t xml:space="preserve">. Across the ladder's 220× range in N that runs from 2.58e-3 to 1.21e-4. It is a real improvement on the alternative: the production value of 6e-5 left every probe model untrained.</w:t>
       </w:r>
     </w:p>
     <w:p>
@@ -4210,7 +4215,7 @@
         <w:pStyle w:val="Heading2"/>
       </w:pPr>
       <w:r>
-        <w:t xml:space="preserve">6.2  What the law actually rests on</w:t>
+        <w:t xml:space="preserve">7.2  What the law rests on</w:t>
       </w:r>
     </w:p>
     <w:p>
@@ -4290,7 +4295,7 @@
           <w:sz w:val="21"/>
           <w:szCs w:val="21"/>
         </w:rPr>
-        <w:t xml:space="preserve">The first sweep (jobs 3993622-4) ran d128, d256 and d512 over a </w:t>
+        <w:t xml:space="preserve">Two of the three points come from a </w:t>
       </w:r>
       <w:r>
         <w:rPr>
@@ -4308,7 +4313,7 @@
           <w:sz w:val="21"/>
           <w:szCs w:val="21"/>
         </w:rPr>
-        <w:t xml:space="preserve"> geometric grid, 1e-4 to 3e-3, so the only candidates were {1e-4, 5.48e-4, 3e-3}. </w:t>
+        <w:t xml:space="preserve"> grid, 1e-4 to 3e-3, whose only candidates were {1e-4, 5.48e-4, 3e-3}. </w:t>
       </w:r>
       <w:r>
         <w:rPr>
@@ -4318,15 +4323,15 @@
           <w:sz w:val="21"/>
           <w:szCs w:val="21"/>
         </w:rPr>
-        <w:t xml:space="preserve">All three sizes returned the middle one.</w:t>
-      </w:r>
-      <w:r>
-        <w:rPr>
-          <w:color w:val="1a1a1a"/>
-          <w:sz w:val="21"/>
-          <w:szCs w:val="21"/>
-        </w:rPr>
-        <w:t xml:space="preserve"> That sweep measured no size dependence at all: it is one grid point, three times.</w:t>
+        <w:t xml:space="preserve">Both sizes returned the middle one</w:t>
+      </w:r>
+      <w:r>
+        <w:rPr>
+          <w:color w:val="1a1a1a"/>
+          <w:sz w:val="21"/>
+          <w:szCs w:val="21"/>
+        </w:rPr>
+        <w:t xml:space="preserve">, so that measurement carries no size dependence at all.</w:t>
       </w:r>
     </w:p>
     <w:p>
@@ -4344,24 +4349,7 @@
           <w:sz w:val="21"/>
           <w:szCs w:val="21"/>
         </w:rPr>
-        <w:t xml:space="preserve">The d512 value in </w:t>
-      </w:r>
-      <w:r>
-        <w:rPr>
-          <w:rFonts w:ascii="Consolas" w:cs="Consolas" w:eastAsia="Consolas" w:hAnsi="Consolas"/>
-          <w:color w:val="1a1a1a"/>
-          <w:sz w:val="19"/>
-          <w:szCs w:val="19"/>
-        </w:rPr>
-        <w:t xml:space="preserve">MEASURED_LR</w:t>
-      </w:r>
-      <w:r>
-        <w:rPr>
-          <w:color w:val="1a1a1a"/>
-          <w:sz w:val="21"/>
-          <w:szCs w:val="21"/>
-        </w:rPr>
-        <w:t xml:space="preserve"> comes from a </w:t>
+        <w:t xml:space="preserve">The d512 point comes from a different 4-point grid, 1e-4 to 5e-4, and returned 1.00e-4, which is that grid's lower bound. </w:t>
       </w:r>
       <w:r>
         <w:rPr>
@@ -4371,33 +4359,15 @@
           <w:sz w:val="21"/>
           <w:szCs w:val="21"/>
         </w:rPr>
-        <w:t xml:space="preserve">later, separate</w:t>
-      </w:r>
-      <w:r>
-        <w:rPr>
-          <w:color w:val="1a1a1a"/>
-          <w:sz w:val="21"/>
-          <w:szCs w:val="21"/>
-        </w:rPr>
-        <w:t xml:space="preserve"> run (job 3994485) on a different grid, 1e-4 to 5e-4 over 4 points. Its optimum came back as 1.00e-4, which is that grid's lower bound, so </w:t>
-      </w:r>
-      <w:r>
-        <w:rPr>
-          <w:b/>
-          <w:bCs/>
-          <w:color w:val="1a1a1a"/>
-          <w:sz w:val="21"/>
-          <w:szCs w:val="21"/>
-        </w:rPr>
-        <w:t xml:space="preserve">the optimum was never bracketed</w:t>
-      </w:r>
-      <w:r>
-        <w:rPr>
-          <w:color w:val="1a1a1a"/>
-          <w:sz w:val="21"/>
-          <w:szCs w:val="21"/>
-        </w:rPr>
-        <w:t xml:space="preserve"> and the true one may sit below it.</w:t>
+        <w:t xml:space="preserve">The optimum was never bracketed</w:t>
+      </w:r>
+      <w:r>
+        <w:rPr>
+          <w:color w:val="1a1a1a"/>
+          <w:sz w:val="21"/>
+          <w:szCs w:val="21"/>
+        </w:rPr>
+        <w:t xml:space="preserve">; the true one may sit below it.</w:t>
       </w:r>
     </w:p>
     <w:p>
@@ -4415,7 +4385,7 @@
           <w:sz w:val="21"/>
           <w:szCs w:val="21"/>
         </w:rPr>
-        <w:t xml:space="preserve">The entire slope therefore rests on one unbracketed boundary value from a different grid. Leave-one-out shows the cost: dropping d256 gives b = −0.54, dropping d128 gives b = −0.94. Anchored at the d512 point those two differ by </w:t>
+        <w:t xml:space="preserve">So the slope rests entirely on one unbracketed boundary value. Leave-one-out shows the cost: dropping d256 gives b = −0.54, dropping d128 gives b = −0.94, which is </w:t>
       </w:r>
       <w:r>
         <w:rPr>
@@ -4438,6 +4408,14 @@
     </w:p>
     <w:p>
       <w:pPr>
+        <w:pStyle w:val="Heading2"/>
+      </w:pPr>
+      <w:r>
+        <w:t xml:space="preserve">7.3  The larger gap: there is no D term</w:t>
+      </w:r>
+    </w:p>
+    <w:p>
+      <w:pPr>
         <w:spacing w:after="120" w:before="0" w:line="276"/>
       </w:pPr>
       <w:r>
@@ -4446,7 +4424,25 @@
           <w:sz w:val="21"/>
           <w:szCs w:val="21"/>
         </w:rPr>
-        <w:t xml:space="preserve">The header comment in </w:t>
+        <w:t xml:space="preserve">All three measurements were taken at </w:t>
+      </w:r>
+      <w:r>
+        <w:rPr>
+          <w:b/>
+          <w:bCs/>
+          <w:color w:val="1a1a1a"/>
+          <w:sz w:val="21"/>
+          <w:szCs w:val="21"/>
+        </w:rPr>
+        <w:t xml:space="preserve">one dataset size, D = 614,400 examples</w:t>
+      </w:r>
+      <w:r>
+        <w:rPr>
+          <w:color w:val="1a1a1a"/>
+          <w:sz w:val="21"/>
+          <w:szCs w:val="21"/>
+        </w:rPr>
+        <w:t xml:space="preserve">. </w:t>
       </w:r>
       <w:r>
         <w:rPr>
@@ -4455,36 +4451,15 @@
           <w:sz w:val="19"/>
           <w:szCs w:val="19"/>
         </w:rPr>
-        <w:t xml:space="preserve">configs.py</w:t>
-      </w:r>
-      <w:r>
-        <w:rPr>
-          <w:color w:val="1a1a1a"/>
-          <w:sz w:val="21"/>
-          <w:szCs w:val="21"/>
-        </w:rPr>
-        <w:t xml:space="preserve"> already flags this ("rests on three points, two of which landed on the same value… the exponent is weakly determined"). Figure 4A is what that looks like.</w:t>
-      </w:r>
-    </w:p>
-    <w:p>
-      <w:pPr>
-        <w:pStyle w:val="Heading2"/>
-      </w:pPr>
-      <w:r>
-        <w:t xml:space="preserve">6.3  The gap I think matters more: there is no D term</w:t>
-      </w:r>
-    </w:p>
-    <w:p>
-      <w:pPr>
-        <w:spacing w:after="120" w:before="0" w:line="276"/>
-      </w:pPr>
-      <w:r>
-        <w:rPr>
-          <w:color w:val="1a1a1a"/>
-          <w:sz w:val="21"/>
-          <w:szCs w:val="21"/>
-        </w:rPr>
-        <w:t xml:space="preserve">All three measurements were taken at </w:t>
+        <w:t xml:space="preserve">lr_for()</w:t>
+      </w:r>
+      <w:r>
+        <w:rPr>
+          <w:color w:val="1a1a1a"/>
+          <w:sz w:val="21"/>
+          <w:szCs w:val="21"/>
+        </w:rPr>
+        <w:t xml:space="preserve"> takes only N, so LR is constant along lines of constant N (Figure 4B). Runs at a fixed N span up to </w:t>
       </w:r>
       <w:r>
         <w:rPr>
@@ -4494,15 +4469,46 @@
           <w:sz w:val="21"/>
           <w:szCs w:val="21"/>
         </w:rPr>
-        <w:t xml:space="preserve">one dataset size, D = 614,400 examples</w:t>
-      </w:r>
-      <w:r>
-        <w:rPr>
-          <w:color w:val="1a1a1a"/>
-          <w:sz w:val="21"/>
-          <w:szCs w:val="21"/>
-        </w:rPr>
-        <w:t xml:space="preserve">, at epochs = 1. </w:t>
+        <w:t xml:space="preserve">9× in D</w:t>
+      </w:r>
+      <w:r>
+        <w:rPr>
+          <w:color w:val="1a1a1a"/>
+          <w:sz w:val="21"/>
+          <w:szCs w:val="21"/>
+        </w:rPr>
+        <w:t xml:space="preserve"> (N = 1.47M trains on 2.5M, 7.4M and 22.4M examples, all at lr = 4.98e-4), and the largest D in the sweep is </w:t>
+      </w:r>
+      <w:r>
+        <w:rPr>
+          <w:b/>
+          <w:bCs/>
+          <w:color w:val="1a1a1a"/>
+          <w:sz w:val="21"/>
+          <w:szCs w:val="21"/>
+        </w:rPr>
+        <w:t xml:space="preserve">95×</w:t>
+      </w:r>
+      <w:r>
+        <w:rPr>
+          <w:color w:val="1a1a1a"/>
+          <w:sz w:val="21"/>
+          <w:szCs w:val="21"/>
+        </w:rPr>
+        <w:t xml:space="preserve"> the tuned one.</w:t>
+      </w:r>
+    </w:p>
+    <w:p>
+      <w:pPr>
+        <w:spacing w:after="120" w:before="0" w:line="276"/>
+      </w:pPr>
+      <w:r>
+        <w:rPr>
+          <w:color w:val="1a1a1a"/>
+          <w:sz w:val="21"/>
+          <w:szCs w:val="21"/>
+        </w:rPr>
+        <w:t xml:space="preserve">The repo already asserts the opposite premise. </w:t>
       </w:r>
       <w:r>
         <w:rPr>
@@ -4511,15 +4517,15 @@
           <w:sz w:val="19"/>
           <w:szCs w:val="19"/>
         </w:rPr>
-        <w:t xml:space="preserve">lr_for()</w:t>
-      </w:r>
-      <w:r>
-        <w:rPr>
-          <w:color w:val="1a1a1a"/>
-          <w:sz w:val="21"/>
-          <w:szCs w:val="21"/>
-        </w:rPr>
-        <w:t xml:space="preserve"> takes only N, so LR is constant along lines of constant N (Figure 4B). In the sweep, runs at a fixed N span up to </w:t>
+        <w:t xml:space="preserve">scripts/fit_lr_scaling.py</w:t>
+      </w:r>
+      <w:r>
+        <w:rPr>
+          <w:color w:val="1a1a1a"/>
+          <w:sz w:val="21"/>
+          <w:szCs w:val="21"/>
+        </w:rPr>
+        <w:t xml:space="preserve"> opens with: "optimal LR depends primarily on </w:t>
       </w:r>
       <w:r>
         <w:rPr>
@@ -4529,16 +4535,55 @@
           <w:sz w:val="21"/>
           <w:szCs w:val="21"/>
         </w:rPr>
-        <w:t xml:space="preserve">9× in D</w:t>
-      </w:r>
-      <w:r>
-        <w:rPr>
-          <w:color w:val="1a1a1a"/>
-          <w:sz w:val="21"/>
-          <w:szCs w:val="21"/>
-        </w:rPr>
-        <w:t xml:space="preserve"> (N = 1.47M trains on 2.5M, 7.4M and 22.4M examples, all at lr = 4.98e-4), and the largest D in the sweep is </w:t>
-      </w:r>
+        <w:t xml:space="preserve">the total number of optimization steps</w:t>
+      </w:r>
+      <w:r>
+        <w:rPr>
+          <w:color w:val="1a1a1a"/>
+          <w:sz w:val="21"/>
+          <w:szCs w:val="21"/>
+        </w:rPr>
+        <w:t xml:space="preserve">", which is D / batch_size, and fits against </w:t>
+      </w:r>
+      <w:r>
+        <w:rPr>
+          <w:rFonts w:ascii="Consolas" w:cs="Consolas" w:eastAsia="Consolas" w:hAnsi="Consolas"/>
+          <w:color w:val="1a1a1a"/>
+          <w:sz w:val="19"/>
+          <w:szCs w:val="19"/>
+        </w:rPr>
+        <w:t xml:space="preserve">train_examples</w:t>
+      </w:r>
+      <w:r>
+        <w:rPr>
+          <w:color w:val="1a1a1a"/>
+          <w:sz w:val="21"/>
+          <w:szCs w:val="21"/>
+        </w:rPr>
+        <w:t xml:space="preserve">. </w:t>
+      </w:r>
+      <w:r>
+        <w:rPr>
+          <w:rFonts w:ascii="Consolas" w:cs="Consolas" w:eastAsia="Consolas" w:hAnsi="Consolas"/>
+          <w:color w:val="1a1a1a"/>
+          <w:sz w:val="19"/>
+          <w:szCs w:val="19"/>
+        </w:rPr>
+        <w:t xml:space="preserve">configs.py</w:t>
+      </w:r>
+      <w:r>
+        <w:rPr>
+          <w:color w:val="1a1a1a"/>
+          <w:sz w:val="21"/>
+          <w:szCs w:val="21"/>
+        </w:rPr>
+        <w:t xml:space="preserve"> fits against parameter count. Two different laws; we deployed the N one.</w:t>
+      </w:r>
+    </w:p>
+    <w:p>
+      <w:pPr>
+        <w:spacing w:after="120" w:before="0" w:line="276"/>
+      </w:pPr>
       <w:r>
         <w:rPr>
           <w:b/>
@@ -4547,45 +4592,15 @@
           <w:sz w:val="21"/>
           <w:szCs w:val="21"/>
         </w:rPr>
-        <w:t xml:space="preserve">95×</w:t>
-      </w:r>
-      <w:r>
-        <w:rPr>
-          <w:color w:val="1a1a1a"/>
-          <w:sz w:val="21"/>
-          <w:szCs w:val="21"/>
-        </w:rPr>
-        <w:t xml:space="preserve"> the D any LR was ever measured at.</w:t>
-      </w:r>
-    </w:p>
-    <w:p>
-      <w:pPr>
-        <w:spacing w:after="120" w:before="0" w:line="276"/>
-      </w:pPr>
-      <w:r>
-        <w:rPr>
-          <w:color w:val="1a1a1a"/>
-          <w:sz w:val="21"/>
-          <w:szCs w:val="21"/>
-        </w:rPr>
-        <w:t xml:space="preserve">This matters because the repo already asserts the opposite premise. </w:t>
-      </w:r>
-      <w:r>
-        <w:rPr>
-          <w:rFonts w:ascii="Consolas" w:cs="Consolas" w:eastAsia="Consolas" w:hAnsi="Consolas"/>
-          <w:color w:val="1a1a1a"/>
-          <w:sz w:val="19"/>
-          <w:szCs w:val="19"/>
-        </w:rPr>
-        <w:t xml:space="preserve">scripts/fit_lr_scaling.py</w:t>
-      </w:r>
-      <w:r>
-        <w:rPr>
-          <w:color w:val="1a1a1a"/>
-          <w:sz w:val="21"/>
-          <w:szCs w:val="21"/>
-        </w:rPr>
-        <w:t xml:space="preserve"> opens with: "For a single-pass run with AdamW + linear warmup + cosine decay, optimal LR depends primarily on </w:t>
+        <w:t xml:space="preserve">Why this is live rather than pedantic. </w:t>
+      </w:r>
+      <w:r>
+        <w:rPr>
+          <w:color w:val="1a1a1a"/>
+          <w:sz w:val="21"/>
+          <w:szCs w:val="21"/>
+        </w:rPr>
+        <w:t xml:space="preserve">Within a rung C is fixed, so N and D are anti-correlated and a missing D term is largely absorbed by the N term. </w:t>
       </w:r>
       <w:r>
         <w:rPr>
@@ -4595,55 +4610,50 @@
           <w:sz w:val="21"/>
           <w:szCs w:val="21"/>
         </w:rPr>
-        <w:t xml:space="preserve">the total number of optimization steps</w:t>
-      </w:r>
-      <w:r>
-        <w:rPr>
-          <w:color w:val="1a1a1a"/>
-          <w:sz w:val="21"/>
-          <w:szCs w:val="21"/>
-        </w:rPr>
-        <w:t xml:space="preserve">." Steps = D / batch_size. So that script fits LR against </w:t>
-      </w:r>
-      <w:r>
-        <w:rPr>
-          <w:rFonts w:ascii="Consolas" w:cs="Consolas" w:eastAsia="Consolas" w:hAnsi="Consolas"/>
-          <w:color w:val="1a1a1a"/>
-          <w:sz w:val="19"/>
-          <w:szCs w:val="19"/>
-        </w:rPr>
-        <w:t xml:space="preserve">train_examples</w:t>
-      </w:r>
-      <w:r>
-        <w:rPr>
-          <w:color w:val="1a1a1a"/>
-          <w:sz w:val="21"/>
-          <w:szCs w:val="21"/>
-        </w:rPr>
-        <w:t xml:space="preserve"> (D), while </w:t>
-      </w:r>
-      <w:r>
-        <w:rPr>
-          <w:rFonts w:ascii="Consolas" w:cs="Consolas" w:eastAsia="Consolas" w:hAnsi="Consolas"/>
-          <w:color w:val="1a1a1a"/>
-          <w:sz w:val="19"/>
-          <w:szCs w:val="19"/>
-        </w:rPr>
-        <w:t xml:space="preserve">configs.py</w:t>
-      </w:r>
-      <w:r>
-        <w:rPr>
-          <w:color w:val="1a1a1a"/>
-          <w:sz w:val="21"/>
-          <w:szCs w:val="21"/>
-        </w:rPr>
-        <w:t xml:space="preserve"> fits it against parameter count (N). They are two different laws, and the one we deployed is the N one.</w:t>
+        <w:t xml:space="preserve">Across rungs it is not</w:t>
+      </w:r>
+      <w:r>
+        <w:rPr>
+          <w:color w:val="1a1a1a"/>
+          <w:sz w:val="21"/>
+          <w:szCs w:val="21"/>
+        </w:rPr>
+        <w:t xml:space="preserve">: the same N appears at three different D. If the optimum falls with D, as the cosine-schedule argument says, then at fixed N the large-budget runs train at too high an LR and the error grows with the budget. That would produce exactly what we see: degradation switching on at high C, on both metrics, unrelated to repetition.</w:t>
       </w:r>
     </w:p>
     <w:p>
       <w:pPr>
         <w:spacing w:after="120" w:before="0" w:line="276"/>
       </w:pPr>
+      <w:r>
+        <w:rPr>
+          <w:color w:val="1a1a1a"/>
+          <w:sz w:val="21"/>
+          <w:szCs w:val="21"/>
+        </w:rPr>
+        <w:t xml:space="preserve">Probably not the whole story, since section 6's clean low-chroma law is hard to get out of it. But it is the only remaining explanation I cannot rule out, and it is cheap to rule out.</w:t>
+      </w:r>
+    </w:p>
+    <w:p>
+      <w:pPr>
+        <w:pStyle w:val="Heading2"/>
+      </w:pPr>
+      <w:r>
+        <w:t xml:space="preserve">7.4  Proposed experiment</w:t>
+      </w:r>
+    </w:p>
+    <w:p>
+      <w:pPr>
+        <w:spacing w:after="120" w:before="0" w:line="276"/>
+      </w:pPr>
+      <w:r>
+        <w:rPr>
+          <w:color w:val="1a1a1a"/>
+          <w:sz w:val="21"/>
+          <w:szCs w:val="21"/>
+        </w:rPr>
+        <w:t xml:space="preserve">Replace the 1-D law with </w:t>
+      </w:r>
       <w:r>
         <w:rPr>
           <w:b/>
@@ -4652,15 +4662,16 @@
           <w:sz w:val="21"/>
           <w:szCs w:val="21"/>
         </w:rPr>
-        <w:t xml:space="preserve">Why this is a live confound rather than a nitpick. </w:t>
-      </w:r>
-      <w:r>
-        <w:rPr>
-          <w:color w:val="1a1a1a"/>
-          <w:sz w:val="21"/>
-          <w:szCs w:val="21"/>
-        </w:rPr>
-        <w:t xml:space="preserve">Within a rung, C = 6ND is constant, so N and D are perfectly anti-correlated and a missing D term is largely absorbed by the N term. </w:t>
+        <w:t xml:space="preserve">lr_opt(N, D) = A · N</w:t>
+      </w:r>
+      <w:r>
+        <w:rPr>
+          <w:color w:val="1a1a1a"/>
+          <w:sz w:val="21"/>
+          <w:szCs w:val="21"/>
+          <w:vertAlign w:val="superscript"/>
+        </w:rPr>
+        <w:t xml:space="preserve">b</w:t>
       </w:r>
       <w:r>
         <w:rPr>
@@ -4670,59 +4681,7 @@
           <w:sz w:val="21"/>
           <w:szCs w:val="21"/>
         </w:rPr>
-        <w:t xml:space="preserve">Across rungs it is not</w:t>
-      </w:r>
-      <w:r>
-        <w:rPr>
-          <w:color w:val="1a1a1a"/>
-          <w:sz w:val="21"/>
-          <w:szCs w:val="21"/>
-        </w:rPr>
-        <w:t xml:space="preserve">: the same N appears at three different D. If the true optimum falls with D, as the cosine-schedule argument says it should, then at fixed N the large-budget runs are being trained at too high an LR, and the error grows with the budget. That mechanism would produce exactly what we observe: degradation that switches on at high C, shows up on both metrics, and has nothing to do with repetition.</w:t>
-      </w:r>
-    </w:p>
-    <w:p>
-      <w:pPr>
-        <w:spacing w:after="120" w:before="0" w:line="276"/>
-      </w:pPr>
-      <w:r>
-        <w:rPr>
-          <w:color w:val="1a1a1a"/>
-          <w:sz w:val="21"/>
-          <w:szCs w:val="21"/>
-        </w:rPr>
-        <w:t xml:space="preserve">I do not think it is the whole story, because section 5's clean low-chroma law is hard to get out of it. But it is the only remaining explanation I cannot currently rule out, and it is cheap to rule out.</w:t>
-      </w:r>
-    </w:p>
-    <w:p>
-      <w:pPr>
-        <w:pStyle w:val="Heading2"/>
-      </w:pPr>
-      <w:r>
-        <w:t xml:space="preserve">6.4  Proposed experiment</w:t>
-      </w:r>
-    </w:p>
-    <w:p>
-      <w:pPr>
-        <w:spacing w:after="120" w:before="0" w:line="276"/>
-      </w:pPr>
-      <w:r>
-        <w:rPr>
-          <w:color w:val="1a1a1a"/>
-          <w:sz w:val="21"/>
-          <w:szCs w:val="21"/>
-        </w:rPr>
-        <w:t xml:space="preserve">Replace the 1-D law with a 2-D one, </w:t>
-      </w:r>
-      <w:r>
-        <w:rPr>
-          <w:b/>
-          <w:bCs/>
-          <w:color w:val="1a1a1a"/>
-          <w:sz w:val="21"/>
-          <w:szCs w:val="21"/>
-        </w:rPr>
-        <w:t xml:space="preserve">lr_opt(N, D) = A · N</w:t>
+        <w:t xml:space="preserve"> · D</w:t>
       </w:r>
       <w:r>
         <w:rPr>
@@ -4731,25 +4690,6 @@
           <w:szCs w:val="21"/>
           <w:vertAlign w:val="superscript"/>
         </w:rPr>
-        <w:t xml:space="preserve">b</w:t>
-      </w:r>
-      <w:r>
-        <w:rPr>
-          <w:b/>
-          <w:bCs/>
-          <w:color w:val="1a1a1a"/>
-          <w:sz w:val="21"/>
-          <w:szCs w:val="21"/>
-        </w:rPr>
-        <w:t xml:space="preserve"> · D</w:t>
-      </w:r>
-      <w:r>
-        <w:rPr>
-          <w:color w:val="1a1a1a"/>
-          <w:sz w:val="21"/>
-          <w:szCs w:val="21"/>
-          <w:vertAlign w:val="superscript"/>
-        </w:rPr>
         <w:t xml:space="preserve">c</w:t>
       </w:r>
       <w:r>
@@ -4758,7 +4698,7 @@
           <w:sz w:val="21"/>
           <w:szCs w:val="21"/>
         </w:rPr>
-        <w:t xml:space="preserve">, fitted on a grid where both axes move independently.</w:t>
+        <w:t xml:space="preserve">, fitted where both axes move independently.</w:t>
       </w:r>
     </w:p>
     <w:p>
@@ -4778,15 +4718,15 @@
           <w:sz w:val="21"/>
           <w:szCs w:val="21"/>
         </w:rPr>
-        <w:t xml:space="preserve">Minimal version, 3 LR sweeps (~37 GPU-hours). </w:t>
-      </w:r>
-      <w:r>
-        <w:rPr>
-          <w:color w:val="1a1a1a"/>
-          <w:sz w:val="21"/>
-          <w:szCs w:val="21"/>
-        </w:rPr>
-        <w:t xml:space="preserve">Hold N at one mid-ladder size (d128/se2, N = 0.77M, which we have already measured) and run </w:t>
+        <w:t xml:space="preserve">Minimal, 3 sweeps, ~37 GPU-hours. </w:t>
+      </w:r>
+      <w:r>
+        <w:rPr>
+          <w:color w:val="1a1a1a"/>
+          <w:sz w:val="21"/>
+          <w:szCs w:val="21"/>
+        </w:rPr>
+        <w:t xml:space="preserve">Hold N at d128/se2 (0.77M, already measured) and run </w:t>
       </w:r>
       <w:r>
         <w:rPr>
@@ -4803,7 +4743,7 @@
           <w:sz w:val="21"/>
           <w:szCs w:val="21"/>
         </w:rPr>
-        <w:t xml:space="preserve"> at D ∈ {0.6M, 4M, 24M}, which brackets the sweep's real D range. This measures c directly at the one N where we have a point. If |c| is inside noise of zero, the current law is fine and we stop and say so.</w:t>
+        <w:t xml:space="preserve"> at D ∈ {0.6M, 4M, 24M}, bracketing the sweep's real D range. Measures c directly. If |c| is inside noise of zero, the current law is fine and we say so.</w:t>
       </w:r>
     </w:p>
     <w:p>
@@ -4823,15 +4763,15 @@
           <w:sz w:val="21"/>
           <w:szCs w:val="21"/>
         </w:rPr>
-        <w:t xml:space="preserve">Full version, 3×3 grid, 9 sweeps (~110 GPU-hours). </w:t>
-      </w:r>
-      <w:r>
-        <w:rPr>
-          <w:color w:val="1a1a1a"/>
-          <w:sz w:val="21"/>
-          <w:szCs w:val="21"/>
-        </w:rPr>
-        <w:t xml:space="preserve">Only if c comes back clearly nonzero. Gives b and c jointly and replaces </w:t>
+        <w:t xml:space="preserve">Full, 3×3 grid, 9 sweeps, ~110 GPU-hours. </w:t>
+      </w:r>
+      <w:r>
+        <w:rPr>
+          <w:color w:val="1a1a1a"/>
+          <w:sz w:val="21"/>
+          <w:szCs w:val="21"/>
+        </w:rPr>
+        <w:t xml:space="preserve">Only if c is clearly nonzero. Gives b and c jointly and replaces </w:t>
       </w:r>
       <w:r>
         <w:rPr>
@@ -4848,7 +4788,7 @@
           <w:sz w:val="21"/>
           <w:szCs w:val="21"/>
         </w:rPr>
-        <w:t xml:space="preserve"> outright.</w:t>
+        <w:t xml:space="preserve">.</w:t>
       </w:r>
     </w:p>
     <w:p>
@@ -4872,14 +4812,6 @@
       </w:r>
       <w:r>
         <w:rPr>
-          <w:color w:val="1a1a1a"/>
-          <w:sz w:val="21"/>
-          <w:szCs w:val="21"/>
-        </w:rPr>
-        <w:t xml:space="preserve">Use </w:t>
-      </w:r>
-      <w:r>
-        <w:rPr>
           <w:rFonts w:ascii="Consolas" w:cs="Consolas" w:eastAsia="Consolas" w:hAnsi="Consolas"/>
           <w:color w:val="1a1a1a"/>
           <w:sz w:val="19"/>
@@ -4893,12 +4825,12 @@
           <w:sz w:val="21"/>
           <w:szCs w:val="21"/>
         </w:rPr>
-        <w:t xml:space="preserve"> (the span the slurm header already suggests) and reject any result that lands on an endpoint. That alone fixes the d512 point.</w:t>
-      </w:r>
-    </w:p>
-    <w:p>
-      <w:pPr>
-        <w:spacing w:after="120" w:before="90" w:line="276"/>
+        <w:t xml:space="preserve">, and reject any result landing on an endpoint.</w:t>
+      </w:r>
+    </w:p>
+    <w:p>
+      <w:pPr>
+        <w:spacing w:after="120" w:before="80" w:line="276"/>
       </w:pPr>
       <w:r>
         <w:rPr>
@@ -4908,15 +4840,15 @@
           <w:sz w:val="21"/>
           <w:szCs w:val="21"/>
         </w:rPr>
-        <w:t xml:space="preserve">The question for you: </w:t>
-      </w:r>
-      <w:r>
-        <w:rPr>
-          <w:color w:val="1a1a1a"/>
-          <w:sz w:val="21"/>
-          <w:szCs w:val="21"/>
-        </w:rPr>
-        <w:t xml:space="preserve">is it worth ~1.5 GPU-days to close the LR confound before we commit to "the ceiling is problem-side"? My own read is yes for the 3-sweep version, because it is the last mechanism that could produce budget-dependent degradation, and a measured c ≈ 0 lets us state the conclusion cleanly instead of caveating it. I would run the 9-sweep version only if the cheap one comes back nonzero.</w:t>
+        <w:t xml:space="preserve">The question: </w:t>
+      </w:r>
+      <w:r>
+        <w:rPr>
+          <w:color w:val="1a1a1a"/>
+          <w:sz w:val="21"/>
+          <w:szCs w:val="21"/>
+        </w:rPr>
+        <w:t xml:space="preserve">is ~1.5 GPU-days worth spending to close this before we commit to "the ceiling is problem-side"? My read is yes for the 3-sweep version, since it is the last mechanism that could produce budget-dependent degradation, and a measured c ≈ 0 lets us state the conclusion cleanly. The 9-sweep version only if the cheap one comes back nonzero.</w:t>
       </w:r>
     </w:p>
     <w:p>
@@ -4924,7 +4856,7 @@
         <w:pStyle w:val="Heading1"/>
       </w:pPr>
       <w:r>
-        <w:t xml:space="preserve">7.  Caveats</w:t>
+        <w:t xml:space="preserve">8.  Caveats</w:t>
       </w:r>
     </w:p>
     <w:p>
@@ -4978,7 +4910,7 @@
           <w:sz w:val="21"/>
           <w:szCs w:val="21"/>
         </w:rPr>
-        <w:t xml:space="preserve">Largest model here is 17.8M parameters. The turn could be an artefact of the size window; the counter is that the same window gave a clean low-chroma law.</w:t>
+        <w:t xml:space="preserve">Largest model here is 17.8M. The turn could be an artefact of the size window; the counter is that the same window gave a clean low-chroma law.</w:t>
       </w:r>
     </w:p>
     <w:p>
@@ -5014,7 +4946,7 @@
           <w:sz w:val="21"/>
           <w:szCs w:val="21"/>
         </w:rPr>
-        <w:t xml:space="preserve">LR has no D term (section 6). Unablated.</w:t>
+        <w:t xml:space="preserve">LR has no D term. Unablated.</w:t>
       </w:r>
     </w:p>
     <w:p>
@@ -5022,7 +4954,7 @@
         <w:pStyle w:val="Heading1"/>
       </w:pPr>
       <w:r>
-        <w:t xml:space="preserve">8.  Takeaway</w:t>
+        <w:t xml:space="preserve">9.  Takeaway</w:t>
       </w:r>
     </w:p>
     <w:p>
@@ -5040,7 +4972,7 @@
           <w:sz w:val="21"/>
           <w:szCs w:val="21"/>
         </w:rPr>
-        <w:t xml:space="preserve">Real scaling study: 48 runs, Porian-corrected, aspect-controlled, 40M corpus.</w:t>
+        <w:t xml:space="preserve">48 runs, Porian-corrected, aspect-controlled, 40M corpus, analytic FLOP axis.</w:t>
       </w:r>
     </w:p>
     <w:p>
@@ -5130,7 +5062,7 @@
           <w:sz w:val="21"/>
           <w:szCs w:val="21"/>
         </w:rPr>
-        <w:t xml:space="preserve">If that reading holds, the payoff is inference-time search and RL against the simulator, not a bigger pretrain. Two cheap experiments decide it: the oracle-floor eval (section 5) and the D-term LR sweep (section 6).</w:t>
+        <w:t xml:space="preserve">If that holds, the payoff is inference-time search and RL against the simulator, not a bigger pretrain. Two cheap experiments decide it: the oracle-floor eval (section 6) and the D-term LR sweep (section 7).</w:t>
       </w:r>
     </w:p>
     <w:sectPr>

--- a/analyses/scaling/results/INDIGO_scaling_meeting.docx
+++ b/analyses/scaling/results/INDIGO_scaling_meeting.docx
@@ -273,7 +273,15 @@
           <w:sz w:val="21"/>
           <w:szCs w:val="21"/>
         </w:rPr>
-        <w:t xml:space="preserve">The compute axis is not 6ND. </w:t>
+        <w:t xml:space="preserve">Compute axis: C = 3 · F(N) · D</w:t>
+      </w:r>
+      <w:r>
+        <w:rPr>
+          <w:color w:val="1a1a1a"/>
+          <w:sz w:val="21"/>
+          <w:szCs w:val="21"/>
+        </w:rPr>
+        <w:t xml:space="preserve">, with the forward cost per example F computed analytically in </w:t>
       </w:r>
       <w:r>
         <w:rPr>
@@ -290,7 +298,7 @@
           <w:sz w:val="21"/>
           <w:szCs w:val="21"/>
         </w:rPr>
-        <w:t xml:space="preserve"> computes forward FLOPs per example analytically and sets C = 3 · F(N) · D. The pointer head runs per (position, slot), 352 times per example, and the slot encoder runs over 32 pool slots rather than the 11-position sequence. Over this ladder C/(N·D) runs from 306 down to 218, so 6ND would understate compute by 36× to 51× and the error itself drifts 1.4× across the grid. This is Porian correction #1, far larger here than in the paper.</w:t>
+        <w:t xml:space="preserve">. The per-token heuristic does not apply here: the pointer head runs per (position, slot), 352 times per example, and the slot encoder runs over 32 pool slots rather than the 11-position decoder sequence. Over this ladder C/(N·D) falls from 306 to 218, so a per-token count would be off by 36× to 51× and the error itself drifts 1.4× across the grid. This is Porian correction #1, far larger here than in the paper.</w:t>
       </w:r>
     </w:p>
     <w:p>

--- a/analyses/scaling/results/INDIGO_scaling_meeting.docx
+++ b/analyses/scaling/results/INDIGO_scaling_meeting.docx
@@ -92,7 +92,24 @@
           <w:sz w:val="21"/>
           <w:szCs w:val="21"/>
         </w:rPr>
-        <w:t xml:space="preserve"> on CE. Chinchilla is 0.50. D* is pinned at 4 to 8 Mex across 250× in C.</w:t>
+        <w:t xml:space="preserve"> on CE, 95% CI [+0.81, +1.00]. Chinchilla is 0.50. Examples per parameter falls as C</w:t>
+      </w:r>
+      <w:r>
+        <w:rPr>
+          <w:color w:val="1a1a1a"/>
+          <w:sz w:val="21"/>
+          <w:szCs w:val="21"/>
+          <w:vertAlign w:val="superscript"/>
+        </w:rPr>
+        <w:t xml:space="preserve">−0.78</w:t>
+      </w:r>
+      <w:r>
+        <w:rPr>
+          <w:color w:val="1a1a1a"/>
+          <w:sz w:val="21"/>
+          <w:szCs w:val="21"/>
+        </w:rPr>
+        <w:t xml:space="preserve">; Chinchilla's is flat.</w:t>
       </w:r>
     </w:p>
     <w:p>
@@ -204,7 +221,7 @@
           <w:sz w:val="21"/>
           <w:szCs w:val="21"/>
         </w:rPr>
-        <w:t xml:space="preserve"> (α = 0.65, β = 0.40, α + β ≈ 1).</w:t>
+        <w:t xml:space="preserve"> (α = 0.65, β = 0.40, α + β ≈ 1). Every bucket now fits five of six rungs.</w:t>
       </w:r>
     </w:p>
     <w:p>
@@ -227,7 +244,7 @@
           <w:sz w:val="21"/>
           <w:szCs w:val="21"/>
         </w:rPr>
-        <w:t xml:space="preserve">Section 7 is the one confound I cannot rule out, and what I would run to close it. That is the section I want your read on.</w:t>
+        <w:t xml:space="preserve">Section 8 is the one confound I cannot rule out, and what I would run to close it. That is the section I want your read on.</w:t>
       </w:r>
     </w:p>
     <w:p>
@@ -316,7 +333,24 @@
           <w:sz w:val="21"/>
           <w:szCs w:val="21"/>
         </w:rPr>
-        <w:t xml:space="preserve">Porian #2: warmup as a fraction of the budget. Porian #3: LR re-tuned per scale, which is section 7.</w:t>
+        <w:t xml:space="preserve">Porian #2: warmup as a fraction of the budget. Porian #3: LR re-tuned per scale, which is section 8. The rung and power-law estimators are ported from the authors' released code rather than reimplemented from the paper; section 4 and </w:t>
+      </w:r>
+      <w:r>
+        <w:rPr>
+          <w:rFonts w:ascii="Consolas" w:cs="Consolas" w:eastAsia="Consolas" w:hAnsi="Consolas"/>
+          <w:color w:val="1a1a1a"/>
+          <w:sz w:val="19"/>
+          <w:szCs w:val="19"/>
+        </w:rPr>
+        <w:t xml:space="preserve">analyses/scaling/METHOD_DIFFS.md</w:t>
+      </w:r>
+      <w:r>
+        <w:rPr>
+          <w:color w:val="1a1a1a"/>
+          <w:sz w:val="21"/>
+          <w:szCs w:val="21"/>
+        </w:rPr>
+        <w:t xml:space="preserve"> give the audit.</w:t>
       </w:r>
     </w:p>
     <w:p>
@@ -734,7 +768,7 @@
                 <w:sz w:val="18"/>
                 <w:szCs w:val="18"/>
               </w:rPr>
-              <w:t xml:space="preserve">refused</w:t>
+              <w:t xml:space="preserve">0.11M</w:t>
             </w:r>
           </w:p>
         </w:tc>
@@ -759,7 +793,7 @@
                 <w:sz w:val="18"/>
                 <w:szCs w:val="18"/>
               </w:rPr>
-              <w:t xml:space="preserve">–</w:t>
+              <w:t xml:space="preserve">3.14</w:t>
             </w:r>
           </w:p>
         </w:tc>
@@ -914,7 +948,7 @@
                 <w:sz w:val="18"/>
                 <w:szCs w:val="18"/>
               </w:rPr>
-              <w:t xml:space="preserve">0.26M</w:t>
+              <w:t xml:space="preserve">0.34M</w:t>
             </w:r>
           </w:p>
         </w:tc>
@@ -940,7 +974,7 @@
                 <w:sz w:val="18"/>
                 <w:szCs w:val="18"/>
               </w:rPr>
-              <w:t xml:space="preserve">4.05</w:t>
+              <w:t xml:space="preserve">3.22</w:t>
             </w:r>
           </w:p>
         </w:tc>
@@ -1095,7 +1129,7 @@
                 <w:sz w:val="18"/>
                 <w:szCs w:val="18"/>
               </w:rPr>
-              <w:t xml:space="preserve">0.80M</w:t>
+              <w:t xml:space="preserve">1.08M</w:t>
             </w:r>
           </w:p>
         </w:tc>
@@ -1120,7 +1154,7 @@
                 <w:sz w:val="18"/>
                 <w:szCs w:val="18"/>
               </w:rPr>
-              <w:t xml:space="preserve">4.25</w:t>
+              <w:t xml:space="preserve">3.24</w:t>
             </w:r>
           </w:p>
         </w:tc>
@@ -1275,7 +1309,7 @@
                 <w:sz w:val="18"/>
                 <w:szCs w:val="18"/>
               </w:rPr>
-              <w:t xml:space="preserve">1.43M</w:t>
+              <w:t xml:space="preserve">2.56M</w:t>
             </w:r>
           </w:p>
         </w:tc>
@@ -1301,7 +1335,7 @@
                 <w:sz w:val="18"/>
                 <w:szCs w:val="18"/>
               </w:rPr>
-              <w:t xml:space="preserve">7.66</w:t>
+              <w:t xml:space="preserve">4.51</w:t>
             </w:r>
           </w:p>
         </w:tc>
@@ -1456,7 +1490,7 @@
                 <w:sz w:val="18"/>
                 <w:szCs w:val="18"/>
               </w:rPr>
-              <w:t xml:space="preserve">6.85M</w:t>
+              <w:t xml:space="preserve">6.51M</w:t>
             </w:r>
           </w:p>
         </w:tc>
@@ -1481,7 +1515,7 @@
                 <w:sz w:val="18"/>
                 <w:szCs w:val="18"/>
               </w:rPr>
-              <w:t xml:space="preserve">5.31</w:t>
+              <w:t xml:space="preserve">5.58</w:t>
             </w:r>
           </w:p>
         </w:tc>
@@ -1636,7 +1670,7 @@
                 <w:sz w:val="18"/>
                 <w:szCs w:val="18"/>
               </w:rPr>
-              <w:t xml:space="preserve">refused</w:t>
+              <w:t xml:space="preserve">on edge</w:t>
             </w:r>
           </w:p>
         </w:tc>
@@ -1759,7 +1793,7 @@
           <w:sz w:val="17"/>
           <w:szCs w:val="17"/>
         </w:rPr>
-        <w:t xml:space="preserve">Seed-averaged, not min-over-runs. N* moves 26×; D* does not move.</w:t>
+        <w:t xml:space="preserve">N* is the median of a 1000-draw seed-noise bootstrap; best values are seed-averaged. N* moves 61× across the span, D* only 1.8×. The top rung's argmin sits on the boundary and is rejected.</w:t>
       </w:r>
     </w:p>
     <w:p>
@@ -1772,7 +1806,104 @@
         <w:pStyle w:val="Heading1"/>
       </w:pPr>
       <w:r>
-        <w:t xml:space="preserve">4.  Cross-entropy, same procedure</w:t>
+        <w:t xml:space="preserve">4.  The estimator, taken from their released code</w:t>
+      </w:r>
+    </w:p>
+    <w:p>
+      <w:pPr>
+        <w:spacing w:after="120" w:before="0" w:line="276"/>
+      </w:pPr>
+      <w:r>
+        <w:rPr>
+          <w:color w:val="1a1a1a"/>
+          <w:sz w:val="21"/>
+          <w:szCs w:val="21"/>
+        </w:rPr>
+        <w:t xml:space="preserve">Porian et al. publish the analysis code behind the paper, so the estimator here is a port of it rather than a reading of the method section. Three of their choices differ from ours, and the difference is not cosmetic.</w:t>
+      </w:r>
+    </w:p>
+    <w:p>
+      <w:pPr>
+        <w:pStyle w:val="ListParagraph"/>
+        <w:numPr>
+          <w:ilvl w:val="0"/>
+          <w:numId w:val="3"/>
+        </w:numPr>
+        <w:spacing w:after="80" w:line="272"/>
+      </w:pPr>
+      <w:r>
+        <w:rPr>
+          <w:b/>
+          <w:bCs/>
+          <w:color w:val="1a1a1a"/>
+          <w:sz w:val="21"/>
+          <w:szCs w:val="21"/>
+        </w:rPr>
+        <w:t xml:space="preserve">Akima spline, not a parabola. </w:t>
+      </w:r>
+      <w:r>
+        <w:rPr>
+          <w:color w:val="1a1a1a"/>
+          <w:sz w:val="21"/>
+          <w:szCs w:val="21"/>
+        </w:rPr>
+        <w:t xml:space="preserve">They interpolate the rung in log-log space and take N* as the argmin, rejecting it when it lands on the boundary. A parabola cannot decline: fed a flat series it still returns a confident interior minimum.</w:t>
+      </w:r>
+    </w:p>
+    <w:p>
+      <w:pPr>
+        <w:pStyle w:val="ListParagraph"/>
+        <w:numPr>
+          <w:ilvl w:val="0"/>
+          <w:numId w:val="3"/>
+        </w:numPr>
+        <w:spacing w:after="80" w:line="272"/>
+      </w:pPr>
+      <w:r>
+        <w:rPr>
+          <w:b/>
+          <w:bCs/>
+          <w:color w:val="1a1a1a"/>
+          <w:sz w:val="21"/>
+          <w:szCs w:val="21"/>
+        </w:rPr>
+        <w:t xml:space="preserve">A seed-noise bootstrap whose median is the observation. </w:t>
+      </w:r>
+      <w:r>
+        <w:rPr>
+          <w:color w:val="1a1a1a"/>
+          <w:sz w:val="21"/>
+          <w:szCs w:val="21"/>
+        </w:rPr>
+        <w:t xml:space="preserve">A thousand redraws per rung; sigma is their log-space spread, inflated when draws fall off the edge; a rung is dropped only when fewer than half survive. Ours refused the whole fit when the Monte Carlo was unstable, which discarded usable rungs.</w:t>
+      </w:r>
+    </w:p>
+    <w:p>
+      <w:pPr>
+        <w:pStyle w:val="ListParagraph"/>
+        <w:numPr>
+          <w:ilvl w:val="0"/>
+          <w:numId w:val="3"/>
+        </w:numPr>
+        <w:spacing w:after="80" w:line="272"/>
+      </w:pPr>
+      <w:r>
+        <w:rPr>
+          <w:b/>
+          <w:bCs/>
+          <w:color w:val="1a1a1a"/>
+          <w:sz w:val="21"/>
+          <w:szCs w:val="21"/>
+        </w:rPr>
+        <w:t xml:space="preserve">A 1/σ²-weighted step-2 fit. </w:t>
+      </w:r>
+      <w:r>
+        <w:rPr>
+          <w:color w:val="1a1a1a"/>
+          <w:sz w:val="21"/>
+          <w:szCs w:val="21"/>
+        </w:rPr>
+        <w:t xml:space="preserve">Ours was unweighted, so the least identified rungs pulled as hard as the best.</w:t>
       </w:r>
     </w:p>
     <w:p>
@@ -1783,7 +1914,7 @@
       <w:r>
         <w:drawing>
           <wp:inline distT="0" distB="0" distL="0" distR="0">
-            <wp:extent cx="5943600" cy="1866900"/>
+            <wp:extent cx="5943600" cy="1943100"/>
             <wp:effectExtent t="0" r="0" b="0" l="0"/>
             <wp:docPr id="2" name="" descr="" title=""/>
             <wp:cNvGraphicFramePr>
@@ -1808,7 +1939,7 @@
                   <pic:spPr bwMode="auto">
                     <a:xfrm>
                       <a:off x="0" y="0"/>
-                      <a:ext cx="5943600" cy="1866900"/>
+                      <a:ext cx="5943600" cy="1943100"/>
                     </a:xfrm>
                     <a:prstGeom prst="rect">
                       <a:avLst/>
@@ -1834,43 +1965,517 @@
           <w:sz w:val="17"/>
           <w:szCs w:val="17"/>
         </w:rPr>
-        <w:t xml:space="preserve">Figure 2.  The identical IsoFLOP procedure run on val_loss. Panel A carries a Chinchilla α = 0.5 slope for reference.</w:t>
-      </w:r>
-    </w:p>
-    <w:p>
-      <w:pPr>
-        <w:pStyle w:val="ListParagraph"/>
-        <w:numPr>
-          <w:ilvl w:val="0"/>
-          <w:numId w:val="3"/>
-        </w:numPr>
-        <w:spacing w:after="80" w:line="272"/>
-      </w:pPr>
-      <w:r>
-        <w:rPr>
-          <w:color w:val="1a1a1a"/>
-          <w:sz w:val="21"/>
-          <w:szCs w:val="21"/>
-        </w:rPr>
-        <w:t xml:space="preserve">Both exponents near 0.9. Both metrics turn at 2.75e15.</w:t>
-      </w:r>
-    </w:p>
-    <w:p>
-      <w:pPr>
-        <w:pStyle w:val="ListParagraph"/>
-        <w:numPr>
-          <w:ilvl w:val="0"/>
-          <w:numId w:val="3"/>
-        </w:numPr>
-        <w:spacing w:after="80" w:line="272"/>
-      </w:pPr>
-      <w:r>
-        <w:rPr>
-          <w:color w:val="1a1a1a"/>
-          <w:sz w:val="21"/>
-          <w:szCs w:val="21"/>
-        </w:rPr>
-        <w:t xml:space="preserve">This kills anything that blames the ΔE evaluator, CIEDE2000, or the greedy decode: token-level CE turns in lockstep.</w:t>
+        <w:t xml:space="preserve">Figure 2.  The same 48 runs under their estimator. A: rungs with the interpolated curve and its argmin; the rejected top rung is marked with a cross. B: N*(C) with bootstrap error bars and confidence region. C: the multiplier law, which they report and we had not.</w:t>
+      </w:r>
+    </w:p>
+    <w:p>
+      <w:pPr>
+        <w:spacing w:after="60" w:before="0" w:line="276"/>
+      </w:pPr>
+      <w:r>
+        <w:rPr>
+          <w:b/>
+          <w:bCs/>
+          <w:color w:val="1a1a1a"/>
+          <w:sz w:val="21"/>
+          <w:szCs w:val="21"/>
+        </w:rPr>
+        <w:t xml:space="preserve">The number barely moves. Its credibility moves a lot.</w:t>
+      </w:r>
+    </w:p>
+    <w:tbl>
+      <w:tblPr>
+        <w:tblW w:type="dxa" w:w="9360"/>
+        <w:tblBorders>
+          <w:top w:val="single" w:color="c9c9c9" w:sz="4"/>
+          <w:left w:val="none"/>
+          <w:bottom w:val="single" w:color="c9c9c9" w:sz="4"/>
+          <w:right w:val="none"/>
+          <w:insideH w:val="single" w:color="e3e3e3" w:sz="2"/>
+          <w:insideV w:val="none"/>
+        </w:tblBorders>
+      </w:tblPr>
+      <w:tblGrid>
+        <w:gridCol w:w="3400"/>
+        <w:gridCol w:w="3000"/>
+        <w:gridCol w:w="2960"/>
+      </w:tblGrid>
+      <w:tr>
+        <w:trPr>
+          <w:tblHeader/>
+        </w:trPr>
+        <w:tc>
+          <w:tcPr>
+            <w:tcW w:type="dxa" w:w="3400"/>
+            <w:shd w:fill="eef2f7" w:color="auto" w:val="clear"/>
+            <w:tcMar>
+              <w:top w:type="dxa" w:w="55"/>
+              <w:left w:type="dxa" w:w="90"/>
+              <w:bottom w:type="dxa" w:w="55"/>
+              <w:right w:type="dxa" w:w="90"/>
+            </w:tcMar>
+          </w:tcPr>
+          <w:p>
+            <w:pPr>
+              <w:spacing w:after="0"/>
+              <w:jc w:val="left"/>
+            </w:pPr>
+            <w:r>
+              <w:rPr>
+                <w:b/>
+                <w:bCs/>
+                <w:color w:val="1a1a1a"/>
+                <w:sz w:val="18"/>
+                <w:szCs w:val="18"/>
+              </w:rPr>
+              <w:t xml:space="preserve">Pooled ΔE₀₀</w:t>
+            </w:r>
+          </w:p>
+        </w:tc>
+        <w:tc>
+          <w:tcPr>
+            <w:tcW w:type="dxa" w:w="3000"/>
+            <w:shd w:fill="eef2f7" w:color="auto" w:val="clear"/>
+            <w:tcMar>
+              <w:top w:type="dxa" w:w="55"/>
+              <w:left w:type="dxa" w:w="90"/>
+              <w:bottom w:type="dxa" w:w="55"/>
+              <w:right w:type="dxa" w:w="90"/>
+            </w:tcMar>
+          </w:tcPr>
+          <w:p>
+            <w:pPr>
+              <w:spacing w:after="0"/>
+              <w:jc w:val="right"/>
+            </w:pPr>
+            <w:r>
+              <w:rPr>
+                <w:b/>
+                <w:bCs/>
+                <w:color w:val="1a1a1a"/>
+                <w:sz w:val="18"/>
+                <w:szCs w:val="18"/>
+              </w:rPr>
+              <w:t xml:space="preserve">parabola (ours)</w:t>
+            </w:r>
+          </w:p>
+        </w:tc>
+        <w:tc>
+          <w:tcPr>
+            <w:tcW w:type="dxa" w:w="2960"/>
+            <w:shd w:fill="eef2f7" w:color="auto" w:val="clear"/>
+            <w:tcMar>
+              <w:top w:type="dxa" w:w="55"/>
+              <w:left w:type="dxa" w:w="90"/>
+              <w:bottom w:type="dxa" w:w="55"/>
+              <w:right w:type="dxa" w:w="90"/>
+            </w:tcMar>
+          </w:tcPr>
+          <w:p>
+            <w:pPr>
+              <w:spacing w:after="0"/>
+              <w:jc w:val="right"/>
+            </w:pPr>
+            <w:r>
+              <w:rPr>
+                <w:b/>
+                <w:bCs/>
+                <w:color w:val="1a1a1a"/>
+                <w:sz w:val="18"/>
+                <w:szCs w:val="18"/>
+              </w:rPr>
+              <w:t xml:space="preserve">Akima (theirs)</w:t>
+            </w:r>
+          </w:p>
+        </w:tc>
+      </w:tr>
+      <w:tr>
+        <w:tc>
+          <w:tcPr>
+            <w:tcW w:type="dxa" w:w="3400"/>
+            <w:tcMar>
+              <w:top w:type="dxa" w:w="55"/>
+              <w:left w:type="dxa" w:w="90"/>
+              <w:bottom w:type="dxa" w:w="55"/>
+              <w:right w:type="dxa" w:w="90"/>
+            </w:tcMar>
+          </w:tcPr>
+          <w:p>
+            <w:pPr>
+              <w:spacing w:after="0"/>
+              <w:jc w:val="left"/>
+            </w:pPr>
+            <w:r>
+              <w:rPr>
+                <w:color w:val="1a1a1a"/>
+                <w:sz w:val="18"/>
+                <w:szCs w:val="18"/>
+              </w:rPr>
+              <w:t xml:space="preserve">usable rungs</w:t>
+            </w:r>
+          </w:p>
+        </w:tc>
+        <w:tc>
+          <w:tcPr>
+            <w:tcW w:type="dxa" w:w="3000"/>
+            <w:tcMar>
+              <w:top w:type="dxa" w:w="55"/>
+              <w:left w:type="dxa" w:w="90"/>
+              <w:bottom w:type="dxa" w:w="55"/>
+              <w:right w:type="dxa" w:w="90"/>
+            </w:tcMar>
+          </w:tcPr>
+          <w:p>
+            <w:pPr>
+              <w:spacing w:after="0"/>
+              <w:jc w:val="right"/>
+            </w:pPr>
+            <w:r>
+              <w:rPr>
+                <w:color w:val="1a1a1a"/>
+                <w:sz w:val="18"/>
+                <w:szCs w:val="18"/>
+              </w:rPr>
+              <w:t xml:space="preserve">4 of 6</w:t>
+            </w:r>
+          </w:p>
+        </w:tc>
+        <w:tc>
+          <w:tcPr>
+            <w:tcW w:type="dxa" w:w="2960"/>
+            <w:tcMar>
+              <w:top w:type="dxa" w:w="55"/>
+              <w:left w:type="dxa" w:w="90"/>
+              <w:bottom w:type="dxa" w:w="55"/>
+              <w:right w:type="dxa" w:w="90"/>
+            </w:tcMar>
+          </w:tcPr>
+          <w:p>
+            <w:pPr>
+              <w:spacing w:after="0"/>
+              <w:jc w:val="right"/>
+            </w:pPr>
+            <w:r>
+              <w:rPr>
+                <w:color w:val="1a1a1a"/>
+                <w:sz w:val="18"/>
+                <w:szCs w:val="18"/>
+              </w:rPr>
+              <w:t xml:space="preserve">5 of 6</w:t>
+            </w:r>
+          </w:p>
+        </w:tc>
+      </w:tr>
+      <w:tr>
+        <w:tc>
+          <w:tcPr>
+            <w:tcW w:type="dxa" w:w="3400"/>
+            <w:shd w:fill="f7f8fa" w:color="auto" w:val="clear"/>
+            <w:tcMar>
+              <w:top w:type="dxa" w:w="55"/>
+              <w:left w:type="dxa" w:w="90"/>
+              <w:bottom w:type="dxa" w:w="55"/>
+              <w:right w:type="dxa" w:w="90"/>
+            </w:tcMar>
+          </w:tcPr>
+          <w:p>
+            <w:pPr>
+              <w:spacing w:after="0"/>
+              <w:jc w:val="left"/>
+            </w:pPr>
+            <w:r>
+              <w:rPr>
+                <w:color w:val="1a1a1a"/>
+                <w:sz w:val="18"/>
+                <w:szCs w:val="18"/>
+              </w:rPr>
+              <w:t xml:space="preserve">α</w:t>
+            </w:r>
+          </w:p>
+        </w:tc>
+        <w:tc>
+          <w:tcPr>
+            <w:tcW w:type="dxa" w:w="3000"/>
+            <w:shd w:fill="f7f8fa" w:color="auto" w:val="clear"/>
+            <w:tcMar>
+              <w:top w:type="dxa" w:w="55"/>
+              <w:left w:type="dxa" w:w="90"/>
+              <w:bottom w:type="dxa" w:w="55"/>
+              <w:right w:type="dxa" w:w="90"/>
+            </w:tcMar>
+          </w:tcPr>
+          <w:p>
+            <w:pPr>
+              <w:spacing w:after="0"/>
+              <w:jc w:val="right"/>
+            </w:pPr>
+            <w:r>
+              <w:rPr>
+                <w:color w:val="1a1a1a"/>
+                <w:sz w:val="18"/>
+                <w:szCs w:val="18"/>
+              </w:rPr>
+              <w:t xml:space="preserve">+0.937</w:t>
+            </w:r>
+          </w:p>
+        </w:tc>
+        <w:tc>
+          <w:tcPr>
+            <w:tcW w:type="dxa" w:w="2960"/>
+            <w:shd w:fill="f7f8fa" w:color="auto" w:val="clear"/>
+            <w:tcMar>
+              <w:top w:type="dxa" w:w="55"/>
+              <w:left w:type="dxa" w:w="90"/>
+              <w:bottom w:type="dxa" w:w="55"/>
+              <w:right w:type="dxa" w:w="90"/>
+            </w:tcMar>
+          </w:tcPr>
+          <w:p>
+            <w:pPr>
+              <w:spacing w:after="0"/>
+              <w:jc w:val="right"/>
+            </w:pPr>
+            <w:r>
+              <w:rPr>
+                <w:color w:val="1a1a1a"/>
+                <w:sz w:val="18"/>
+                <w:szCs w:val="18"/>
+              </w:rPr>
+              <w:t xml:space="preserve">+0.923</w:t>
+            </w:r>
+          </w:p>
+        </w:tc>
+      </w:tr>
+      <w:tr>
+        <w:tc>
+          <w:tcPr>
+            <w:tcW w:type="dxa" w:w="3400"/>
+            <w:tcMar>
+              <w:top w:type="dxa" w:w="55"/>
+              <w:left w:type="dxa" w:w="90"/>
+              <w:bottom w:type="dxa" w:w="55"/>
+              <w:right w:type="dxa" w:w="90"/>
+            </w:tcMar>
+          </w:tcPr>
+          <w:p>
+            <w:pPr>
+              <w:spacing w:after="0"/>
+              <w:jc w:val="left"/>
+            </w:pPr>
+            <w:r>
+              <w:rPr>
+                <w:color w:val="1a1a1a"/>
+                <w:sz w:val="18"/>
+                <w:szCs w:val="18"/>
+              </w:rPr>
+              <w:t xml:space="preserve">95% CI</w:t>
+            </w:r>
+          </w:p>
+        </w:tc>
+        <w:tc>
+          <w:tcPr>
+            <w:tcW w:type="dxa" w:w="3000"/>
+            <w:tcMar>
+              <w:top w:type="dxa" w:w="55"/>
+              <w:left w:type="dxa" w:w="90"/>
+              <w:bottom w:type="dxa" w:w="55"/>
+              <w:right w:type="dxa" w:w="90"/>
+            </w:tcMar>
+          </w:tcPr>
+          <w:p>
+            <w:pPr>
+              <w:spacing w:after="0"/>
+              <w:jc w:val="right"/>
+            </w:pPr>
+            <w:r>
+              <w:rPr>
+                <w:color w:val="1a1a1a"/>
+                <w:sz w:val="18"/>
+                <w:szCs w:val="18"/>
+              </w:rPr>
+              <w:t xml:space="preserve">0.53 to 1.42</w:t>
+            </w:r>
+          </w:p>
+        </w:tc>
+        <w:tc>
+          <w:tcPr>
+            <w:tcW w:type="dxa" w:w="2960"/>
+            <w:tcMar>
+              <w:top w:type="dxa" w:w="55"/>
+              <w:left w:type="dxa" w:w="90"/>
+              <w:bottom w:type="dxa" w:w="55"/>
+              <w:right w:type="dxa" w:w="90"/>
+            </w:tcMar>
+          </w:tcPr>
+          <w:p>
+            <w:pPr>
+              <w:spacing w:after="0"/>
+              <w:jc w:val="right"/>
+            </w:pPr>
+            <w:r>
+              <w:rPr>
+                <w:color w:val="1a1a1a"/>
+                <w:sz w:val="18"/>
+                <w:szCs w:val="18"/>
+              </w:rPr>
+              <w:t xml:space="preserve">0.81 to 1.00</w:t>
+            </w:r>
+          </w:p>
+        </w:tc>
+      </w:tr>
+      <w:tr>
+        <w:tc>
+          <w:tcPr>
+            <w:tcW w:type="dxa" w:w="3400"/>
+            <w:shd w:fill="f7f8fa" w:color="auto" w:val="clear"/>
+            <w:tcMar>
+              <w:top w:type="dxa" w:w="55"/>
+              <w:left w:type="dxa" w:w="90"/>
+              <w:bottom w:type="dxa" w:w="55"/>
+              <w:right w:type="dxa" w:w="90"/>
+            </w:tcMar>
+          </w:tcPr>
+          <w:p>
+            <w:pPr>
+              <w:spacing w:after="0"/>
+              <w:jc w:val="left"/>
+            </w:pPr>
+            <w:r>
+              <w:rPr>
+                <w:color w:val="1a1a1a"/>
+                <w:sz w:val="18"/>
+                <w:szCs w:val="18"/>
+              </w:rPr>
+              <w:t xml:space="preserve">noise-propagated fit</w:t>
+            </w:r>
+          </w:p>
+        </w:tc>
+        <w:tc>
+          <w:tcPr>
+            <w:tcW w:type="dxa" w:w="3000"/>
+            <w:shd w:fill="f7f8fa" w:color="auto" w:val="clear"/>
+            <w:tcMar>
+              <w:top w:type="dxa" w:w="55"/>
+              <w:left w:type="dxa" w:w="90"/>
+              <w:bottom w:type="dxa" w:w="55"/>
+              <w:right w:type="dxa" w:w="90"/>
+            </w:tcMar>
+          </w:tcPr>
+          <w:p>
+            <w:pPr>
+              <w:spacing w:after="0"/>
+              <w:jc w:val="right"/>
+            </w:pPr>
+            <w:r>
+              <w:rPr>
+                <w:color w:val="1a1a1a"/>
+                <w:sz w:val="18"/>
+                <w:szCs w:val="18"/>
+              </w:rPr>
+              <w:t xml:space="preserve">all 4000 draws refused</w:t>
+            </w:r>
+          </w:p>
+        </w:tc>
+        <w:tc>
+          <w:tcPr>
+            <w:tcW w:type="dxa" w:w="2960"/>
+            <w:shd w:fill="f7f8fa" w:color="auto" w:val="clear"/>
+            <w:tcMar>
+              <w:top w:type="dxa" w:w="55"/>
+              <w:left w:type="dxa" w:w="90"/>
+              <w:bottom w:type="dxa" w:w="55"/>
+              <w:right w:type="dxa" w:w="90"/>
+            </w:tcMar>
+          </w:tcPr>
+          <w:p>
+            <w:pPr>
+              <w:spacing w:after="0"/>
+              <w:jc w:val="right"/>
+            </w:pPr>
+            <w:r>
+              <w:rPr>
+                <w:color w:val="1a1a1a"/>
+                <w:sz w:val="18"/>
+                <w:szCs w:val="18"/>
+              </w:rPr>
+              <w:t xml:space="preserve">survives</w:t>
+            </w:r>
+          </w:p>
+        </w:tc>
+      </w:tr>
+    </w:tbl>
+    <w:p>
+      <w:pPr>
+        <w:spacing w:after="170"/>
+        <w:jc w:val="center"/>
+      </w:pPr>
+      <w:r>
+        <w:rPr>
+          <w:i/>
+          <w:iCs/>
+          <w:color w:val="5a5a5a"/>
+          <w:sz w:val="17"/>
+          <w:szCs w:val="17"/>
+        </w:rPr>
+        <w:t xml:space="preserve">The rescued rung is the bottom one, whose parabola vertex fell below the smallest model sampled. The top rung stays rejected, now for a reason that holds up.</w:t>
+      </w:r>
+    </w:p>
+    <w:p>
+      <w:pPr>
+        <w:spacing w:after="120" w:before="0" w:line="276"/>
+      </w:pPr>
+      <w:r>
+        <w:rPr>
+          <w:b/>
+          <w:bCs/>
+          <w:color w:val="1a1a1a"/>
+          <w:sz w:val="21"/>
+          <w:szCs w:val="21"/>
+        </w:rPr>
+        <w:t xml:space="preserve">Two things their method adds that we had no equivalent of. </w:t>
+      </w:r>
+      <w:r>
+        <w:rPr>
+          <w:color w:val="1a1a1a"/>
+          <w:sz w:val="21"/>
+          <w:szCs w:val="21"/>
+        </w:rPr>
+        <w:t xml:space="preserve">The multiplier law, D*/N* against compute, is the Chinchilla headline quantity and ours goes as C</w:t>
+      </w:r>
+      <w:r>
+        <w:rPr>
+          <w:color w:val="1a1a1a"/>
+          <w:sz w:val="21"/>
+          <w:szCs w:val="21"/>
+          <w:vertAlign w:val="superscript"/>
+        </w:rPr>
+        <w:t xml:space="preserve">−0.78</w:t>
+      </w:r>
+      <w:r>
+        <w:rPr>
+          <w:color w:val="1a1a1a"/>
+          <w:sz w:val="21"/>
+          <w:szCs w:val="21"/>
+        </w:rPr>
+        <w:t xml:space="preserve"> where theirs is flat. And a saturating fit, value(C) = power law plus an irreducible floor, which would be the direct measurement of the ΔE floor section 7 argues for. It comes back </w:t>
+      </w:r>
+      <w:r>
+        <w:rPr>
+          <w:b/>
+          <w:bCs/>
+          <w:color w:val="1a1a1a"/>
+          <w:sz w:val="21"/>
+          <w:szCs w:val="21"/>
+        </w:rPr>
+        <w:t xml:space="preserve">unidentified</w:t>
+      </w:r>
+      <w:r>
+        <w:rPr>
+          <w:color w:val="1a1a1a"/>
+          <w:sz w:val="21"/>
+          <w:szCs w:val="21"/>
+        </w:rPr>
+        <w:t xml:space="preserve">: the model only decreases, our curve turns upward at 2.75e15, and four descending budgets cannot pin a three-parameter asymptote. Adding rungs below 1e14, the cheapest runs in the study, would fix that.</w:t>
       </w:r>
     </w:p>
     <w:p>
@@ -1878,7 +2483,7 @@
         <w:pStyle w:val="Heading1"/>
       </w:pPr>
       <w:r>
-        <w:t xml:space="preserve">5.  Epoch-ceiling theory, refuted</w:t>
+        <w:t xml:space="preserve">5.  Cross-entropy, same procedure</w:t>
       </w:r>
     </w:p>
     <w:p>
@@ -1889,7 +2494,7 @@
       <w:r>
         <w:drawing>
           <wp:inline distT="0" distB="0" distL="0" distR="0">
-            <wp:extent cx="5943600" cy="2457450"/>
+            <wp:extent cx="5943600" cy="1866900"/>
             <wp:effectExtent t="0" r="0" b="0" l="0"/>
             <wp:docPr id="3" name="" descr="" title=""/>
             <wp:cNvGraphicFramePr>
@@ -1914,6 +2519,112 @@
                   <pic:spPr bwMode="auto">
                     <a:xfrm>
                       <a:off x="0" y="0"/>
+                      <a:ext cx="5943600" cy="1866900"/>
+                    </a:xfrm>
+                    <a:prstGeom prst="rect">
+                      <a:avLst/>
+                    </a:prstGeom>
+                  </pic:spPr>
+                </pic:pic>
+              </a:graphicData>
+            </a:graphic>
+          </wp:inline>
+        </w:drawing>
+      </w:r>
+    </w:p>
+    <w:p>
+      <w:pPr>
+        <w:spacing w:after="170"/>
+        <w:jc w:val="center"/>
+      </w:pPr>
+      <w:r>
+        <w:rPr>
+          <w:i/>
+          <w:iCs/>
+          <w:color w:val="5a5a5a"/>
+          <w:sz w:val="17"/>
+          <w:szCs w:val="17"/>
+        </w:rPr>
+        <w:t xml:space="preserve">Figure 3.  The identical IsoFLOP procedure run on val_loss. Panel A carries a Chinchilla α = 0.5 slope for reference.</w:t>
+      </w:r>
+    </w:p>
+    <w:p>
+      <w:pPr>
+        <w:pStyle w:val="ListParagraph"/>
+        <w:numPr>
+          <w:ilvl w:val="0"/>
+          <w:numId w:val="3"/>
+        </w:numPr>
+        <w:spacing w:after="80" w:line="272"/>
+      </w:pPr>
+      <w:r>
+        <w:rPr>
+          <w:color w:val="1a1a1a"/>
+          <w:sz w:val="21"/>
+          <w:szCs w:val="21"/>
+        </w:rPr>
+        <w:t xml:space="preserve">Both exponents near 0.9. Both metrics turn at 2.75e15.</w:t>
+      </w:r>
+    </w:p>
+    <w:p>
+      <w:pPr>
+        <w:pStyle w:val="ListParagraph"/>
+        <w:numPr>
+          <w:ilvl w:val="0"/>
+          <w:numId w:val="3"/>
+        </w:numPr>
+        <w:spacing w:after="80" w:line="272"/>
+      </w:pPr>
+      <w:r>
+        <w:rPr>
+          <w:color w:val="1a1a1a"/>
+          <w:sz w:val="21"/>
+          <w:szCs w:val="21"/>
+        </w:rPr>
+        <w:t xml:space="preserve">This kills anything that blames the ΔE evaluator, CIEDE2000, or the greedy decode: token-level CE turns in lockstep.</w:t>
+      </w:r>
+    </w:p>
+    <w:p>
+      <w:pPr>
+        <w:pStyle w:val="Heading1"/>
+      </w:pPr>
+      <w:r>
+        <w:t xml:space="preserve">6.  Epoch-ceiling theory, refuted</w:t>
+      </w:r>
+    </w:p>
+    <w:p>
+      <w:pPr>
+        <w:spacing w:after="50" w:before="90"/>
+        <w:jc w:val="center"/>
+      </w:pPr>
+      <w:r>
+        <w:drawing>
+          <wp:inline distT="0" distB="0" distL="0" distR="0">
+            <wp:extent cx="5943600" cy="2457450"/>
+            <wp:effectExtent t="0" r="0" b="0" l="0"/>
+            <wp:docPr id="4" name="" descr="" title=""/>
+            <wp:cNvGraphicFramePr>
+              <a:graphicFrameLocks xmlns:a="http://schemas.openxmlformats.org/drawingml/2006/main" noChangeAspect="1"/>
+            </wp:cNvGraphicFramePr>
+            <a:graphic xmlns:a="http://schemas.openxmlformats.org/drawingml/2006/main">
+              <a:graphicData uri="http://schemas.openxmlformats.org/drawingml/2006/picture">
+                <pic:pic xmlns:pic="http://schemas.openxmlformats.org/drawingml/2006/picture">
+                  <pic:nvPicPr>
+                    <pic:cNvPr id="0" name="" descr=""/>
+                    <pic:cNvPicPr>
+                      <a:picLocks noChangeAspect="1" noChangeArrowheads="1"/>
+                    </pic:cNvPicPr>
+                  </pic:nvPicPr>
+                  <pic:blipFill>
+                    <a:blip r:embed="rId10" cstate="none"/>
+                    <a:srcRect/>
+                    <a:stretch>
+                      <a:fillRect/>
+                    </a:stretch>
+                  </pic:blipFill>
+                  <pic:spPr bwMode="auto">
+                    <a:xfrm>
+                      <a:off x="0" y="0"/>
                       <a:ext cx="5943600" cy="2457450"/>
                     </a:xfrm>
                     <a:prstGeom prst="rect">
@@ -1940,7 +2651,7 @@
           <w:sz w:val="17"/>
           <w:szCs w:val="17"/>
         </w:rPr>
-        <w:t xml:space="preserve">Figure 3.  Left: epochs over the 40M corpus, all 48 runs. Right: every model size trained at two or more budgets, N held exactly fixed inside each panel.</w:t>
+        <w:t xml:space="preserve">Figure 4.  Left: epochs over the 40M corpus, all 48 runs. Right: every model size trained at two or more budgets, N held exactly fixed inside each panel.</w:t>
       </w:r>
     </w:p>
     <w:p>
@@ -2025,7 +2736,7 @@
         <w:pStyle w:val="Heading1"/>
       </w:pPr>
       <w:r>
-        <w:t xml:space="preserve">6.  Where the ceiling comes from</w:t>
+        <w:t xml:space="preserve">7.  Where the ceiling comes from</w:t>
       </w:r>
     </w:p>
     <w:p>
@@ -2260,7 +2971,7 @@
                 <w:sz w:val="18"/>
                 <w:szCs w:val="18"/>
               </w:rPr>
-              <w:t xml:space="preserve">survives noise?</w:t>
+              <w:t xml:space="preserve">D*/N* exp.</w:t>
             </w:r>
           </w:p>
         </w:tc>
@@ -2312,7 +3023,7 @@
                 <w:sz w:val="18"/>
                 <w:szCs w:val="18"/>
               </w:rPr>
-              <w:t xml:space="preserve">+0.648</w:t>
+              <w:t xml:space="preserve">+0.646</w:t>
             </w:r>
           </w:p>
         </w:tc>
@@ -2337,7 +3048,7 @@
                 <w:sz w:val="18"/>
                 <w:szCs w:val="18"/>
               </w:rPr>
-              <w:t xml:space="preserve">0.595 to 0.713</w:t>
+              <w:t xml:space="preserve">0.336 to 0.818</w:t>
             </w:r>
           </w:p>
         </w:tc>
@@ -2362,7 +3073,7 @@
                 <w:sz w:val="18"/>
                 <w:szCs w:val="18"/>
               </w:rPr>
-              <w:t xml:space="preserve">+0.403</w:t>
+              <w:t xml:space="preserve">+0.405</w:t>
             </w:r>
           </w:p>
         </w:tc>
@@ -2412,7 +3123,7 @@
                 <w:sz w:val="18"/>
                 <w:szCs w:val="18"/>
               </w:rPr>
-              <w:t xml:space="preserve">6 of 6</w:t>
+              <w:t xml:space="preserve">5 of 6</w:t>
             </w:r>
           </w:p>
         </w:tc>
@@ -2437,7 +3148,7 @@
                 <w:sz w:val="18"/>
                 <w:szCs w:val="18"/>
               </w:rPr>
-              <w:t xml:space="preserve">yes (0.652)</w:t>
+              <w:t xml:space="preserve">−0.241</w:t>
             </w:r>
           </w:p>
         </w:tc>
@@ -2491,7 +3202,7 @@
                 <w:sz w:val="18"/>
                 <w:szCs w:val="18"/>
               </w:rPr>
-              <w:t xml:space="preserve">+0.850</w:t>
+              <w:t xml:space="preserve">+0.936</w:t>
             </w:r>
           </w:p>
         </w:tc>
@@ -2517,7 +3228,7 @@
                 <w:sz w:val="18"/>
                 <w:szCs w:val="18"/>
               </w:rPr>
-              <w:t xml:space="preserve">0.595 to 1.105</w:t>
+              <w:t xml:space="preserve">0.817 to 1.014</w:t>
             </w:r>
           </w:p>
         </w:tc>
@@ -2543,7 +3254,7 @@
                 <w:sz w:val="18"/>
                 <w:szCs w:val="18"/>
               </w:rPr>
-              <w:t xml:space="preserve">+0.206</w:t>
+              <w:t xml:space="preserve">+0.129</w:t>
             </w:r>
           </w:p>
         </w:tc>
@@ -2569,7 +3280,7 @@
                 <w:sz w:val="18"/>
                 <w:szCs w:val="18"/>
               </w:rPr>
-              <w:t xml:space="preserve">1.06</w:t>
+              <w:t xml:space="preserve">1.07</w:t>
             </w:r>
           </w:p>
         </w:tc>
@@ -2595,7 +3306,7 @@
                 <w:sz w:val="18"/>
                 <w:szCs w:val="18"/>
               </w:rPr>
-              <w:t xml:space="preserve">3 of 6</w:t>
+              <w:t xml:space="preserve">5 of 6</w:t>
             </w:r>
           </w:p>
         </w:tc>
@@ -2621,7 +3332,7 @@
                 <w:sz w:val="18"/>
                 <w:szCs w:val="18"/>
               </w:rPr>
-              <w:t xml:space="preserve">no</w:t>
+              <w:t xml:space="preserve">−0.807</w:t>
             </w:r>
           </w:p>
         </w:tc>
@@ -2673,7 +3384,7 @@
                 <w:sz w:val="18"/>
                 <w:szCs w:val="18"/>
               </w:rPr>
-              <w:t xml:space="preserve">+0.652</w:t>
+              <w:t xml:space="preserve">+0.822</w:t>
             </w:r>
           </w:p>
         </w:tc>
@@ -2698,7 +3409,7 @@
                 <w:sz w:val="18"/>
                 <w:szCs w:val="18"/>
               </w:rPr>
-              <w:t xml:space="preserve">0.570 to 0.735</w:t>
+              <w:t xml:space="preserve">0.573 to 0.955</w:t>
             </w:r>
           </w:p>
         </w:tc>
@@ -2723,7 +3434,7 @@
                 <w:sz w:val="18"/>
                 <w:szCs w:val="18"/>
               </w:rPr>
-              <w:t xml:space="preserve">+0.403</w:t>
+              <w:t xml:space="preserve">+0.236</w:t>
             </w:r>
           </w:p>
         </w:tc>
@@ -2773,7 +3484,7 @@
                 <w:sz w:val="18"/>
                 <w:szCs w:val="18"/>
               </w:rPr>
-              <w:t xml:space="preserve">3 of 6</w:t>
+              <w:t xml:space="preserve">5 of 6</w:t>
             </w:r>
           </w:p>
         </w:tc>
@@ -2798,7 +3509,7 @@
                 <w:sz w:val="18"/>
                 <w:szCs w:val="18"/>
               </w:rPr>
-              <w:t xml:space="preserve">no</w:t>
+              <w:t xml:space="preserve">−0.586</w:t>
             </w:r>
           </w:p>
         </w:tc>
@@ -2852,7 +3563,7 @@
                 <w:sz w:val="18"/>
                 <w:szCs w:val="18"/>
               </w:rPr>
-              <w:t xml:space="preserve">+0.937</w:t>
+              <w:t xml:space="preserve">+0.923</w:t>
             </w:r>
           </w:p>
         </w:tc>
@@ -2878,7 +3589,7 @@
                 <w:sz w:val="18"/>
                 <w:szCs w:val="18"/>
               </w:rPr>
-              <w:t xml:space="preserve">0.529 to 1.420</w:t>
+              <w:t xml:space="preserve">0.814 to 0.999</w:t>
             </w:r>
           </w:p>
         </w:tc>
@@ -2904,7 +3615,7 @@
                 <w:sz w:val="18"/>
                 <w:szCs w:val="18"/>
               </w:rPr>
-              <w:t xml:space="preserve">+0.129</w:t>
+              <w:t xml:space="preserve">+0.140</w:t>
             </w:r>
           </w:p>
         </w:tc>
@@ -2930,7 +3641,7 @@
                 <w:sz w:val="18"/>
                 <w:szCs w:val="18"/>
               </w:rPr>
-              <w:t xml:space="preserve">1.07</w:t>
+              <w:t xml:space="preserve">1.06</w:t>
             </w:r>
           </w:p>
         </w:tc>
@@ -2956,7 +3667,7 @@
                 <w:sz w:val="18"/>
                 <w:szCs w:val="18"/>
               </w:rPr>
-              <w:t xml:space="preserve">4 of 6</w:t>
+              <w:t xml:space="preserve">5 of 6</w:t>
             </w:r>
           </w:p>
         </w:tc>
@@ -2982,7 +3693,184 @@
                 <w:sz w:val="18"/>
                 <w:szCs w:val="18"/>
               </w:rPr>
-              <w:t xml:space="preserve">no</w:t>
+              <w:t xml:space="preserve">−0.783</w:t>
+            </w:r>
+          </w:p>
+        </w:tc>
+      </w:tr>
+      <w:tr>
+        <w:tc>
+          <w:tcPr>
+            <w:tcW w:type="dxa" w:w="1200"/>
+            <w:tcMar>
+              <w:top w:type="dxa" w:w="55"/>
+              <w:left w:type="dxa" w:w="90"/>
+              <w:bottom w:type="dxa" w:w="55"/>
+              <w:right w:type="dxa" w:w="90"/>
+            </w:tcMar>
+          </w:tcPr>
+          <w:p>
+            <w:pPr>
+              <w:spacing w:after="0"/>
+              <w:jc w:val="left"/>
+            </w:pPr>
+            <w:r>
+              <w:rPr>
+                <w:color w:val="1a1a1a"/>
+                <w:sz w:val="18"/>
+                <w:szCs w:val="18"/>
+              </w:rPr>
+              <w:t xml:space="preserve">cross-entropy</w:t>
+            </w:r>
+          </w:p>
+        </w:tc>
+        <w:tc>
+          <w:tcPr>
+            <w:tcW w:type="dxa" w:w="1180"/>
+            <w:tcMar>
+              <w:top w:type="dxa" w:w="55"/>
+              <w:left w:type="dxa" w:w="90"/>
+              <w:bottom w:type="dxa" w:w="55"/>
+              <w:right w:type="dxa" w:w="90"/>
+            </w:tcMar>
+          </w:tcPr>
+          <w:p>
+            <w:pPr>
+              <w:spacing w:after="0"/>
+              <w:jc w:val="right"/>
+            </w:pPr>
+            <w:r>
+              <w:rPr>
+                <w:color w:val="1a1a1a"/>
+                <w:sz w:val="18"/>
+                <w:szCs w:val="18"/>
+              </w:rPr>
+              <w:t xml:space="preserve">+0.813</w:t>
+            </w:r>
+          </w:p>
+        </w:tc>
+        <w:tc>
+          <w:tcPr>
+            <w:tcW w:type="dxa" w:w="1900"/>
+            <w:tcMar>
+              <w:top w:type="dxa" w:w="55"/>
+              <w:left w:type="dxa" w:w="90"/>
+              <w:bottom w:type="dxa" w:w="55"/>
+              <w:right w:type="dxa" w:w="90"/>
+            </w:tcMar>
+          </w:tcPr>
+          <w:p>
+            <w:pPr>
+              <w:spacing w:after="0"/>
+              <w:jc w:val="right"/>
+            </w:pPr>
+            <w:r>
+              <w:rPr>
+                <w:color w:val="1a1a1a"/>
+                <w:sz w:val="18"/>
+                <w:szCs w:val="18"/>
+              </w:rPr>
+              <w:t xml:space="preserve">0.730 to 0.878</w:t>
+            </w:r>
+          </w:p>
+        </w:tc>
+        <w:tc>
+          <w:tcPr>
+            <w:tcW w:type="dxa" w:w="1180"/>
+            <w:tcMar>
+              <w:top w:type="dxa" w:w="55"/>
+              <w:left w:type="dxa" w:w="90"/>
+              <w:bottom w:type="dxa" w:w="55"/>
+              <w:right w:type="dxa" w:w="90"/>
+            </w:tcMar>
+          </w:tcPr>
+          <w:p>
+            <w:pPr>
+              <w:spacing w:after="0"/>
+              <w:jc w:val="right"/>
+            </w:pPr>
+            <w:r>
+              <w:rPr>
+                <w:color w:val="1a1a1a"/>
+                <w:sz w:val="18"/>
+                <w:szCs w:val="18"/>
+              </w:rPr>
+              <w:t xml:space="preserve">+0.241</w:t>
+            </w:r>
+          </w:p>
+        </w:tc>
+        <w:tc>
+          <w:tcPr>
+            <w:tcW w:type="dxa" w:w="1000"/>
+            <w:tcMar>
+              <w:top w:type="dxa" w:w="55"/>
+              <w:left w:type="dxa" w:w="90"/>
+              <w:bottom w:type="dxa" w:w="55"/>
+              <w:right w:type="dxa" w:w="90"/>
+            </w:tcMar>
+          </w:tcPr>
+          <w:p>
+            <w:pPr>
+              <w:spacing w:after="0"/>
+              <w:jc w:val="right"/>
+            </w:pPr>
+            <w:r>
+              <w:rPr>
+                <w:color w:val="1a1a1a"/>
+                <w:sz w:val="18"/>
+                <w:szCs w:val="18"/>
+              </w:rPr>
+              <w:t xml:space="preserve">1.05</w:t>
+            </w:r>
+          </w:p>
+        </w:tc>
+        <w:tc>
+          <w:tcPr>
+            <w:tcW w:type="dxa" w:w="1200"/>
+            <w:tcMar>
+              <w:top w:type="dxa" w:w="55"/>
+              <w:left w:type="dxa" w:w="90"/>
+              <w:bottom w:type="dxa" w:w="55"/>
+              <w:right w:type="dxa" w:w="90"/>
+            </w:tcMar>
+          </w:tcPr>
+          <w:p>
+            <w:pPr>
+              <w:spacing w:after="0"/>
+              <w:jc w:val="right"/>
+            </w:pPr>
+            <w:r>
+              <w:rPr>
+                <w:color w:val="1a1a1a"/>
+                <w:sz w:val="18"/>
+                <w:szCs w:val="18"/>
+              </w:rPr>
+              <w:t xml:space="preserve">4 of 6</w:t>
+            </w:r>
+          </w:p>
+        </w:tc>
+        <w:tc>
+          <w:tcPr>
+            <w:tcW w:type="dxa" w:w="1700"/>
+            <w:tcMar>
+              <w:top w:type="dxa" w:w="55"/>
+              <w:left w:type="dxa" w:w="90"/>
+              <w:bottom w:type="dxa" w:w="55"/>
+              <w:right w:type="dxa" w:w="90"/>
+            </w:tcMar>
+          </w:tcPr>
+          <w:p>
+            <w:pPr>
+              <w:spacing w:after="0"/>
+              <w:jc w:val="right"/>
+            </w:pPr>
+            <w:r>
+              <w:rPr>
+                <w:color w:val="1a1a1a"/>
+                <w:sz w:val="18"/>
+                <w:szCs w:val="18"/>
+              </w:rPr>
+              <w:t xml:space="preserve">−0.572</w:t>
             </w:r>
           </w:p>
         </w:tc>
@@ -3001,7 +3889,7 @@
           <w:sz w:val="17"/>
           <w:szCs w:val="17"/>
         </w:rPr>
-        <w:t xml:space="preserve">"Survives noise" is the Monte-Carlo re-fit propagating measured seed noise. Low: 43% of draws refused, median α = 0.652. Mid and pooled: 4000/4000 refused. High: 3998/4000.</w:t>
+        <w:t xml:space="preserve">Intervals come from refitting the 1/σ²-weighted law on each bootstrap draw. The last column is the multiplier law, examples per parameter against compute, which Chinchilla puts near zero.</w:t>
       </w:r>
     </w:p>
     <w:p>
@@ -4115,7 +5003,7 @@
         <w:pStyle w:val="Heading1"/>
       </w:pPr>
       <w:r>
-        <w:t xml:space="preserve">7.  Learning rate: what we fit, and what I propose fitting instead</w:t>
+        <w:t xml:space="preserve">8.  Learning rate: what we fit, and what I propose fitting instead</w:t>
       </w:r>
     </w:p>
     <w:p>
@@ -4123,7 +5011,7 @@
         <w:pStyle w:val="Heading2"/>
       </w:pPr>
       <w:r>
-        <w:t xml:space="preserve">7.1  What the sweep does now</w:t>
+        <w:t xml:space="preserve">8.1  What the sweep does now</w:t>
       </w:r>
     </w:p>
     <w:p>
@@ -4223,7 +5111,7 @@
         <w:pStyle w:val="Heading2"/>
       </w:pPr>
       <w:r>
-        <w:t xml:space="preserve">7.2  What the law rests on</w:t>
+        <w:t xml:space="preserve">8.2  What the law rests on</w:t>
       </w:r>
     </w:p>
     <w:p>
@@ -4236,7 +5124,7 @@
           <wp:inline distT="0" distB="0" distL="0" distR="0">
             <wp:extent cx="5943600" cy="2276475"/>
             <wp:effectExtent t="0" r="0" b="0" l="0"/>
-            <wp:docPr id="4" name="" descr="" title=""/>
+            <wp:docPr id="5" name="" descr="" title=""/>
             <wp:cNvGraphicFramePr>
               <a:graphicFrameLocks xmlns:a="http://schemas.openxmlformats.org/drawingml/2006/main" noChangeAspect="1"/>
             </wp:cNvGraphicFramePr>
@@ -4250,7 +5138,7 @@
                     </pic:cNvPicPr>
                   </pic:nvPicPr>
                   <pic:blipFill>
-                    <a:blip r:embed="rId10" cstate="none"/>
+                    <a:blip r:embed="rId11" cstate="none"/>
                     <a:srcRect/>
                     <a:stretch>
                       <a:fillRect/>
@@ -4285,7 +5173,7 @@
           <w:sz w:val="17"/>
           <w:szCs w:val="17"/>
         </w:rPr>
-        <w:t xml:space="preserve">Figure 4.  A: the three measured optima, with every LR each grid tried shown hollow. B: the 48 sweep runs in (D, N); a horizontal line joins runs that share an N and therefore share an LR.</w:t>
+        <w:t xml:space="preserve">Figure 5.  A: the three measured optima, with every LR each grid tried shown hollow. B: the 48 sweep runs in (D, N); a horizontal line joins runs that share an N and therefore share an LR.</w:t>
       </w:r>
     </w:p>
     <w:p>
@@ -4419,7 +5307,7 @@
         <w:pStyle w:val="Heading2"/>
       </w:pPr>
       <w:r>
-        <w:t xml:space="preserve">7.3  The larger gap: there is no D term</w:t>
+        <w:t xml:space="preserve">8.3  The larger gap: there is no D term</w:t>
       </w:r>
     </w:p>
     <w:p>
@@ -4467,7 +5355,7 @@
           <w:sz w:val="21"/>
           <w:szCs w:val="21"/>
         </w:rPr>
-        <w:t xml:space="preserve"> takes only N, so LR is constant along lines of constant N (Figure 4B). Runs at a fixed N span up to </w:t>
+        <w:t xml:space="preserve"> takes only N, so LR is constant along lines of constant N (Figure 5B). Runs at a fixed N span up to </w:t>
       </w:r>
       <w:r>
         <w:rPr>
@@ -4639,7 +5527,7 @@
           <w:sz w:val="21"/>
           <w:szCs w:val="21"/>
         </w:rPr>
-        <w:t xml:space="preserve">Probably not the whole story, since section 6's clean low-chroma law is hard to get out of it. But it is the only remaining explanation I cannot rule out, and it is cheap to rule out.</w:t>
+        <w:t xml:space="preserve">Probably not the whole story, since section 7's clean low-chroma law is hard to get out of it. But it is the only remaining explanation I cannot rule out, and it is cheap to rule out.</w:t>
       </w:r>
     </w:p>
     <w:p>
@@ -4647,7 +5535,7 @@
         <w:pStyle w:val="Heading2"/>
       </w:pPr>
       <w:r>
-        <w:t xml:space="preserve">7.4  Proposed experiment</w:t>
+        <w:t xml:space="preserve">8.4  Proposed experiment</w:t>
       </w:r>
     </w:p>
     <w:p>
@@ -4864,7 +5752,7 @@
         <w:pStyle w:val="Heading1"/>
       </w:pPr>
       <w:r>
-        <w:t xml:space="preserve">8.  Caveats</w:t>
+        <w:t xml:space="preserve">9.  Caveats</w:t>
       </w:r>
     </w:p>
     <w:p>
@@ -4882,7 +5770,7 @@
           <w:sz w:val="21"/>
           <w:szCs w:val="21"/>
         </w:rPr>
-        <w:t xml:space="preserve">Pooled α is a point estimate. Bootstrap CI 0.53 to 1.42; the noise-propagated fit refuses all 4000 draws. Only the low bucket is robustly identified.</w:t>
+        <w:t xml:space="preserve">Five of six rungs are usable and the pooled interval is [+0.81, +1.00]. Under the parabola only four were usable and the interval was [+0.53, +1.42], so treat any earlier quote of that spread as superseded.</w:t>
       </w:r>
     </w:p>
     <w:p>
@@ -4900,7 +5788,7 @@
           <w:sz w:val="21"/>
           <w:szCs w:val="21"/>
         </w:rPr>
-        <w:t xml:space="preserve">Two of six rungs contribute nothing, so the pooled law rests on four points.</w:t>
+        <w:t xml:space="preserve">The pooled law rests on five points. The top rung is genuinely unusable: its interpolated argmin sits on the boundary of the sampled range.</w:t>
       </w:r>
     </w:p>
     <w:p>
@@ -4954,7 +5842,7 @@
           <w:sz w:val="21"/>
           <w:szCs w:val="21"/>
         </w:rPr>
-        <w:t xml:space="preserve">LR has no D term. Unablated.</w:t>
+        <w:t xml:space="preserve">LR has no D term (section 8). Unablated.</w:t>
       </w:r>
     </w:p>
     <w:p>
@@ -4962,7 +5850,7 @@
         <w:pStyle w:val="Heading1"/>
       </w:pPr>
       <w:r>
-        <w:t xml:space="preserve">9.  Takeaway</w:t>
+        <w:t xml:space="preserve">10.  Takeaway</w:t>
       </w:r>
     </w:p>
     <w:p>
@@ -5070,7 +5958,7 @@
           <w:sz w:val="21"/>
           <w:szCs w:val="21"/>
         </w:rPr>
-        <w:t xml:space="preserve">If that holds, the payoff is inference-time search and RL against the simulator, not a bigger pretrain. Two cheap experiments decide it: the oracle-floor eval (section 6) and the D-term LR sweep (section 7).</w:t>
+        <w:t xml:space="preserve">If that holds, the payoff is inference-time search and RL against the simulator, not a bigger pretrain. Two cheap experiments decide it: the oracle-floor eval (section 7) and the D-term LR sweep (section 8).</w:t>
       </w:r>
     </w:p>
     <w:sectPr>
